--- a/Отчет_МОБД_1_Ирошников.docx
+++ b/Отчет_МОБД_1_Ирошников.docx
@@ -478,21 +478,11 @@
       <w:r>
         <w:t xml:space="preserve">Цель работы - спроектировать реляционную схему маркетплейса и реализовать её в PostgreSQL. Создана локальная база </w:t>
       </w:r>
-      <w:proofErr w:type="spellStart"/>
       <w:r>
         <w:t>labs_db</w:t>
       </w:r>
-      <w:proofErr w:type="spellEnd"/>
-      <w:r>
-        <w:t xml:space="preserve"> со схемой </w:t>
-      </w:r>
-      <w:proofErr w:type="spellStart"/>
-      <w:r>
-        <w:t>marketplace</w:t>
-      </w:r>
-      <w:proofErr w:type="spellEnd"/>
-      <w:r>
-        <w:t xml:space="preserve"> и 13 таблицами. Среда выполнения: Windows, PostgreSQL 17.11.</w:t>
+      <w:r>
+        <w:t xml:space="preserve"> со схемой marketplace и 13 таблицами. Среда выполнения: Windows, PostgreSQL 17.11.</w:t>
       </w:r>
     </w:p>
     <w:p>
@@ -528,39 +518,7 @@
     </w:p>
     <w:p>
       <w:r>
-        <w:t>4. У категории не более одного родителя. Корни</w:t>
-      </w:r>
-      <w:r>
-        <w:rPr>
-          <w:lang w:val="en-US"/>
-        </w:rPr>
-        <w:t xml:space="preserve"> </w:t>
-      </w:r>
-      <w:r>
-        <w:t>имеют</w:t>
-      </w:r>
-      <w:r>
-        <w:rPr>
-          <w:lang w:val="en-US"/>
-        </w:rPr>
-        <w:t xml:space="preserve"> </w:t>
-      </w:r>
-      <w:proofErr w:type="spellStart"/>
-      <w:r>
-        <w:rPr>
-          <w:lang w:val="en-US"/>
-        </w:rPr>
-        <w:t>parent_id</w:t>
-      </w:r>
-      <w:proofErr w:type="spellEnd"/>
-      <w:r>
-        <w:rPr>
-          <w:lang w:val="en-US"/>
-        </w:rPr>
-        <w:t xml:space="preserve"> IS NULL. </w:t>
-      </w:r>
-      <w:r>
-        <w:t>Названия категорий уникальны среди соседей, включая корневые категории.</w:t>
+        <w:t>4. У категории не более одного родителя. Корни имеют parent_id IS NULL. Названия категорий уникальны среди соседей, включая корневые категории.</w:t>
       </w:r>
     </w:p>
     <w:p>
@@ -647,9 +605,6 @@
         <w:keepNext/>
         <w:ind w:firstLine="0"/>
         <w:jc w:val="left"/>
-        <w:rPr>
-          <w:lang w:val="en-US"/>
-        </w:rPr>
       </w:pPr>
       <w:r>
         <w:t>Таблица 1 - Сущности базы данных</w:t>
@@ -660,14 +615,8 @@
         <w:keepNext/>
         <w:ind w:firstLine="0"/>
         <w:jc w:val="center"/>
-        <w:rPr>
-          <w:lang w:val="en-US"/>
-        </w:rPr>
-      </w:pPr>
-      <w:r>
-        <w:rPr>
-          <w:lang w:val="en-US"/>
-        </w:rPr>
+      </w:pPr>
+      <w:r>
         <w:drawing>
           <wp:inline distT="0" distB="0" distL="0" distR="0" wp14:anchorId="7653E099" wp14:editId="0ADC537C">
             <wp:extent cx="1952898" cy="2362530"/>
@@ -1525,57 +1474,16 @@
     </w:p>
     <w:p>
       <w:r>
-        <w:t>Связи</w:t>
-      </w:r>
-      <w:r>
-        <w:rPr>
-          <w:lang w:val="en-US"/>
-        </w:rPr>
+        <w:t>Связи 1:N: users</w:t>
+      </w:r>
+      <w:r>
+        <w:t xml:space="preserve"> →</w:t>
+      </w:r>
+      <w:r>
         <w:t xml:space="preserve"> </w:t>
       </w:r>
-      <w:proofErr w:type="gramStart"/>
-      <w:r>
-        <w:rPr>
-          <w:lang w:val="en-US"/>
-        </w:rPr>
-        <w:t>1:N</w:t>
-      </w:r>
-      <w:proofErr w:type="gramEnd"/>
-      <w:r>
-        <w:rPr>
-          <w:lang w:val="en-US"/>
-        </w:rPr>
-        <w:t>: users</w:t>
-      </w:r>
-      <w:r>
-        <w:rPr>
-          <w:lang w:val="en-US"/>
-        </w:rPr>
-        <w:t xml:space="preserve"> →</w:t>
-      </w:r>
-      <w:r>
-        <w:rPr>
-          <w:lang w:val="en-US"/>
-        </w:rPr>
-        <w:t xml:space="preserve"> </w:t>
-      </w:r>
-      <w:r>
-        <w:rPr>
-          <w:lang w:val="en-US"/>
-        </w:rPr>
-        <w:t xml:space="preserve">sellers, users → orders, sellers → products, categories → products, orders → payments, orders → deliveries, users → addresses </w:t>
-      </w:r>
-      <w:r>
-        <w:t>и</w:t>
-      </w:r>
-      <w:r>
-        <w:rPr>
-          <w:lang w:val="en-US"/>
-        </w:rPr>
-        <w:t xml:space="preserve"> users → reviews. </w:t>
-      </w:r>
-      <w:r>
-        <w:t>Товар связан с записью остатков как 1:0..1; пользователь - с корзиной как 1:0..1.</w:t>
+      <w:r>
+        <w:t>sellers, users → orders, sellers → products, categories → products, orders → payments, orders → deliveries, users → addresses и users → reviews. Товар связан с записью остатков как 1:0..1; пользователь - с корзиной как 1:0..1.</w:t>
       </w:r>
     </w:p>
     <w:p>
@@ -2114,115 +2022,16 @@
     </w:p>
     <w:p>
       <w:r>
-        <w:t>Функциональные</w:t>
-      </w:r>
-      <w:r>
-        <w:rPr>
-          <w:lang w:val="en-US"/>
-        </w:rPr>
+        <w:t>Функциональные зависимости: product_id → seller_id; seller_id → store_name; (order_id, product_id) → quantity. Название магазина повторяется в строках разных товаров и зависит от seller_id, а не от полного ключа позиции.</w:t>
+      </w:r>
+    </w:p>
+    <w:p>
+      <w:r>
+        <w:t>Аномалия обновления: переименование магазина требует исправить несколько строк. Аномалия вставки: сведения о новом магазине нельзя сохранить без позиции заказа. Аномалия удаления: удаление последней позиции магазина приводит к потере сведений о нём.</w:t>
+      </w:r>
+      <w:r>
         <w:t xml:space="preserve"> </w:t>
       </w:r>
-      <w:r>
-        <w:t>зависимости</w:t>
-      </w:r>
-      <w:r>
-        <w:rPr>
-          <w:lang w:val="en-US"/>
-        </w:rPr>
-        <w:t xml:space="preserve">: </w:t>
-      </w:r>
-      <w:proofErr w:type="spellStart"/>
-      <w:r>
-        <w:rPr>
-          <w:lang w:val="en-US"/>
-        </w:rPr>
-        <w:t>product_id</w:t>
-      </w:r>
-      <w:proofErr w:type="spellEnd"/>
-      <w:r>
-        <w:rPr>
-          <w:lang w:val="en-US"/>
-        </w:rPr>
-        <w:t xml:space="preserve"> → </w:t>
-      </w:r>
-      <w:proofErr w:type="spellStart"/>
-      <w:r>
-        <w:rPr>
-          <w:lang w:val="en-US"/>
-        </w:rPr>
-        <w:t>seller_id</w:t>
-      </w:r>
-      <w:proofErr w:type="spellEnd"/>
-      <w:r>
-        <w:rPr>
-          <w:lang w:val="en-US"/>
-        </w:rPr>
-        <w:t xml:space="preserve">; </w:t>
-      </w:r>
-      <w:proofErr w:type="spellStart"/>
-      <w:r>
-        <w:rPr>
-          <w:lang w:val="en-US"/>
-        </w:rPr>
-        <w:t>seller_id</w:t>
-      </w:r>
-      <w:proofErr w:type="spellEnd"/>
-      <w:r>
-        <w:rPr>
-          <w:lang w:val="en-US"/>
-        </w:rPr>
-        <w:t xml:space="preserve"> → </w:t>
-      </w:r>
-      <w:proofErr w:type="spellStart"/>
-      <w:r>
-        <w:rPr>
-          <w:lang w:val="en-US"/>
-        </w:rPr>
-        <w:t>store_name</w:t>
-      </w:r>
-      <w:proofErr w:type="spellEnd"/>
-      <w:r>
-        <w:rPr>
-          <w:lang w:val="en-US"/>
-        </w:rPr>
-        <w:t>; (</w:t>
-      </w:r>
-      <w:proofErr w:type="spellStart"/>
-      <w:r>
-        <w:rPr>
-          <w:lang w:val="en-US"/>
-        </w:rPr>
-        <w:t>order_id</w:t>
-      </w:r>
-      <w:proofErr w:type="spellEnd"/>
-      <w:r>
-        <w:rPr>
-          <w:lang w:val="en-US"/>
-        </w:rPr>
-        <w:t xml:space="preserve">, </w:t>
-      </w:r>
-      <w:proofErr w:type="spellStart"/>
-      <w:r>
-        <w:rPr>
-          <w:lang w:val="en-US"/>
-        </w:rPr>
-        <w:t>product_id</w:t>
-      </w:r>
-      <w:proofErr w:type="spellEnd"/>
-      <w:r>
-        <w:rPr>
-          <w:lang w:val="en-US"/>
-        </w:rPr>
-        <w:t xml:space="preserve">) → quantity. </w:t>
-      </w:r>
-      <w:r>
-        <w:t>Название магазина повторяется в строках разных товаров и зависит от seller_id, а не от полного ключа позиции.</w:t>
-      </w:r>
-    </w:p>
-    <w:p>
-      <w:r>
-        <w:t>Аномалия обновления: переименование магазина требует исправить несколько строк. Аномалия вставки: сведения о новом магазине нельзя сохранить без позиции заказа. Аномалия удаления: удаление последней позиции магазина приводит к потере сведений о нём.</w:t>
-      </w:r>
     </w:p>
     <w:p>
       <w:r>
@@ -2236,80 +2045,7 @@
     </w:p>
     <w:p>
       <w:r>
-        <w:t>3НФ: название магазина хранится в sellers, email покупателя - в users. В</w:t>
-      </w:r>
-      <w:r>
-        <w:rPr>
-          <w:lang w:val="en-US"/>
-        </w:rPr>
-        <w:t xml:space="preserve"> products </w:t>
-      </w:r>
-      <w:r>
-        <w:t>есть</w:t>
-      </w:r>
-      <w:r>
-        <w:rPr>
-          <w:lang w:val="en-US"/>
-        </w:rPr>
-        <w:t xml:space="preserve"> </w:t>
-      </w:r>
-      <w:r>
-        <w:t>только</w:t>
-      </w:r>
-      <w:r>
-        <w:rPr>
-          <w:lang w:val="en-US"/>
-        </w:rPr>
-        <w:t xml:space="preserve"> </w:t>
-      </w:r>
-      <w:proofErr w:type="spellStart"/>
-      <w:r>
-        <w:rPr>
-          <w:lang w:val="en-US"/>
-        </w:rPr>
-        <w:t>seller_id</w:t>
-      </w:r>
-      <w:proofErr w:type="spellEnd"/>
-      <w:r>
-        <w:rPr>
-          <w:lang w:val="en-US"/>
-        </w:rPr>
-        <w:t xml:space="preserve">, </w:t>
-      </w:r>
-      <w:r>
-        <w:t>а</w:t>
-      </w:r>
-      <w:r>
-        <w:rPr>
-          <w:lang w:val="en-US"/>
-        </w:rPr>
-        <w:t xml:space="preserve"> </w:t>
-      </w:r>
-      <w:r>
-        <w:t>в</w:t>
-      </w:r>
-      <w:r>
-        <w:rPr>
-          <w:lang w:val="en-US"/>
-        </w:rPr>
-        <w:t xml:space="preserve"> orders - </w:t>
-      </w:r>
-      <w:proofErr w:type="spellStart"/>
-      <w:r>
-        <w:rPr>
-          <w:lang w:val="en-US"/>
-        </w:rPr>
-        <w:t>user_id</w:t>
-      </w:r>
-      <w:proofErr w:type="spellEnd"/>
-      <w:r>
-        <w:rPr>
-          <w:lang w:val="en-US"/>
-        </w:rPr>
-        <w:t xml:space="preserve">. </w:t>
-      </w:r>
-      <w:r>
-        <w:t>Транзитивные зависимости не приводят к повторению реквизитов в таблицах товаров и заказов.</w:t>
+        <w:t>3НФ: название магазина хранится в sellers, email покупателя - в users. В products есть только seller_id, а в orders - user_id. Транзитивные зависимости не приводят к повторению реквизитов в таблицах товаров и заказов.</w:t>
       </w:r>
     </w:p>
     <w:p>
@@ -3522,203 +3258,12 @@
     </w:p>
     <w:p>
       <w:r>
-        <w:t>Суррогатные</w:t>
-      </w:r>
-      <w:r>
-        <w:rPr>
-          <w:lang w:val="en-US"/>
-        </w:rPr>
-        <w:t xml:space="preserve"> </w:t>
-      </w:r>
-      <w:r>
-        <w:t>ключи</w:t>
-      </w:r>
-      <w:r>
-        <w:rPr>
-          <w:lang w:val="en-US"/>
-        </w:rPr>
-        <w:t xml:space="preserve"> </w:t>
-      </w:r>
-      <w:r>
-        <w:t>объявлены</w:t>
-      </w:r>
-      <w:r>
-        <w:rPr>
-          <w:lang w:val="en-US"/>
-        </w:rPr>
-        <w:t xml:space="preserve"> BIGINT GENERATED ALWAYS AS IDENTITY. </w:t>
-      </w:r>
-      <w:r>
-        <w:t>Они стабильны, компактны и не зависят от изменения email, названия магазина или внешнего номера операции. У stock товар определяет единственную запись остатков, поэтому дополнительный id не нужен. У позиций корзины и заказа пара FK однозначно определяет позицию, а количество объединяет повторения товара.</w:t>
-      </w:r>
-    </w:p>
-    <w:p>
-      <w:r>
-        <w:t>Альтернативные</w:t>
-      </w:r>
-      <w:r>
-        <w:rPr>
-          <w:lang w:val="en-US"/>
-        </w:rPr>
-        <w:t xml:space="preserve"> </w:t>
-      </w:r>
-      <w:r>
-        <w:t>ключи</w:t>
-      </w:r>
-      <w:r>
-        <w:rPr>
-          <w:lang w:val="en-US"/>
-        </w:rPr>
-        <w:t xml:space="preserve">: </w:t>
-      </w:r>
-      <w:proofErr w:type="spellStart"/>
-      <w:proofErr w:type="gramStart"/>
-      <w:r>
-        <w:rPr>
-          <w:lang w:val="en-US"/>
-        </w:rPr>
-        <w:t>users.email</w:t>
-      </w:r>
-      <w:proofErr w:type="spellEnd"/>
-      <w:proofErr w:type="gramEnd"/>
-      <w:r>
-        <w:rPr>
-          <w:lang w:val="en-US"/>
-        </w:rPr>
-        <w:t xml:space="preserve">; </w:t>
-      </w:r>
-      <w:proofErr w:type="spellStart"/>
-      <w:proofErr w:type="gramStart"/>
-      <w:r>
-        <w:rPr>
-          <w:lang w:val="en-US"/>
-        </w:rPr>
-        <w:t>sellers.store</w:t>
-      </w:r>
-      <w:proofErr w:type="gramEnd"/>
-      <w:r>
-        <w:rPr>
-          <w:lang w:val="en-US"/>
-        </w:rPr>
-        <w:t>_name</w:t>
-      </w:r>
-      <w:proofErr w:type="spellEnd"/>
-      <w:r>
-        <w:rPr>
-          <w:lang w:val="en-US"/>
-        </w:rPr>
-        <w:t xml:space="preserve">; </w:t>
-      </w:r>
-      <w:proofErr w:type="gramStart"/>
-      <w:r>
-        <w:rPr>
-          <w:lang w:val="en-US"/>
-        </w:rPr>
-        <w:t>products(</w:t>
-      </w:r>
-      <w:proofErr w:type="spellStart"/>
-      <w:proofErr w:type="gramEnd"/>
-      <w:r>
-        <w:rPr>
-          <w:lang w:val="en-US"/>
-        </w:rPr>
-        <w:t>seller_id</w:t>
-      </w:r>
-      <w:proofErr w:type="spellEnd"/>
-      <w:r>
-        <w:rPr>
-          <w:lang w:val="en-US"/>
-        </w:rPr>
-        <w:t xml:space="preserve">, </w:t>
-      </w:r>
-      <w:proofErr w:type="spellStart"/>
-      <w:r>
-        <w:rPr>
-          <w:lang w:val="en-US"/>
-        </w:rPr>
-        <w:t>sku</w:t>
-      </w:r>
-      <w:proofErr w:type="spellEnd"/>
-      <w:r>
-        <w:rPr>
-          <w:lang w:val="en-US"/>
-        </w:rPr>
-        <w:t xml:space="preserve">); </w:t>
-      </w:r>
-      <w:proofErr w:type="spellStart"/>
-      <w:r>
-        <w:rPr>
-          <w:lang w:val="en-US"/>
-        </w:rPr>
-        <w:t>carts.user_id</w:t>
-      </w:r>
-      <w:proofErr w:type="spellEnd"/>
-      <w:r>
-        <w:rPr>
-          <w:lang w:val="en-US"/>
-        </w:rPr>
-        <w:t xml:space="preserve">; </w:t>
-      </w:r>
-      <w:proofErr w:type="gramStart"/>
-      <w:r>
-        <w:rPr>
-          <w:lang w:val="en-US"/>
-        </w:rPr>
-        <w:t>reviews(</w:t>
-      </w:r>
-      <w:proofErr w:type="spellStart"/>
-      <w:proofErr w:type="gramEnd"/>
-      <w:r>
-        <w:rPr>
-          <w:lang w:val="en-US"/>
-        </w:rPr>
-        <w:t>user_id</w:t>
-      </w:r>
-      <w:proofErr w:type="spellEnd"/>
-      <w:r>
-        <w:rPr>
-          <w:lang w:val="en-US"/>
-        </w:rPr>
-        <w:t xml:space="preserve">, </w:t>
-      </w:r>
-      <w:proofErr w:type="spellStart"/>
-      <w:r>
-        <w:rPr>
-          <w:lang w:val="en-US"/>
-        </w:rPr>
-        <w:t>product_id</w:t>
-      </w:r>
-      <w:proofErr w:type="spellEnd"/>
-      <w:r>
-        <w:rPr>
-          <w:lang w:val="en-US"/>
-        </w:rPr>
-        <w:t xml:space="preserve">); </w:t>
-      </w:r>
-      <w:proofErr w:type="gramStart"/>
-      <w:r>
-        <w:rPr>
-          <w:lang w:val="en-US"/>
-        </w:rPr>
-        <w:t>categories(</w:t>
-      </w:r>
-      <w:proofErr w:type="spellStart"/>
-      <w:proofErr w:type="gramEnd"/>
-      <w:r>
-        <w:rPr>
-          <w:lang w:val="en-US"/>
-        </w:rPr>
-        <w:t>parent_id</w:t>
-      </w:r>
-      <w:proofErr w:type="spellEnd"/>
-      <w:r>
-        <w:rPr>
-          <w:lang w:val="en-US"/>
-        </w:rPr>
-        <w:t xml:space="preserve">, name). </w:t>
-      </w:r>
-      <w:r>
-        <w:t xml:space="preserve">Для категорий UNIQUE NULLS NOT DISTINCT исключает повторные названия и </w:t>
+        <w:t>Суррогатные ключи объявлены BIGINT GENERATED ALWAYS AS IDENTITY. Они стабильны, компактны и не зависят от изменения email, названия магазина или внешнего номера операции. У stock товар определяет единственную запись остатков, поэтому дополнительный id не нужен. У позиций корзины и заказа пара FK однозначно определяет позицию, а количество объединяет повторения товара.</w:t>
+      </w:r>
+    </w:p>
+    <w:p>
+      <w:r>
+        <w:t xml:space="preserve">Альтернативные ключи: users.email; sellers.store_name; products(seller_id, sku); carts.user_id; reviews(user_id, product_id); categories(parent_id, name). Для категорий UNIQUE NULLS NOT DISTINCT исключает повторные названия и </w:t>
       </w:r>
       <w:r>
         <w:lastRenderedPageBreak/>
@@ -3745,18 +3290,11 @@
       <w:r>
         <w:t xml:space="preserve">В PostgreSQL 17.11 создана база </w:t>
       </w:r>
-      <w:proofErr w:type="spellStart"/>
       <w:r>
         <w:t>labs_db</w:t>
       </w:r>
-      <w:proofErr w:type="spellEnd"/>
-      <w:r>
-        <w:t>. В учебной схеме marketplace реализованы все 13 таблиц. Денежные значения хранятся в NUMERIC(12,2), идентификаторы - BIGINT, количество - INTEGER, оценка - SMALLINT, активность - BOOLEAN, моменты времени - TIMESTAMPTZ.</w:t>
-      </w:r>
-    </w:p>
-    <w:p>
-      <w:r>
-        <w:t>Ниже приведены ключевые DDL-команды из единого файла 01_schema.sql. Они показывают иерархическую связь и ассоциативную таблицу заказа.</w:t>
+      <w:r>
+        <w:t>. В схеме marketplace реализованы все 13 таблиц. Денежные значения хранятся в NUMERIC(12,2), идентификаторы - BIGINT, количество - INTEGER, оценка - SMALLINT, активность - BOOLEAN, моменты времени - TIMESTAMPTZ.</w:t>
       </w:r>
     </w:p>
     <w:p>
@@ -3765,15 +3303,11 @@
         <w:spacing w:line="240" w:lineRule="auto"/>
         <w:ind w:firstLine="0"/>
         <w:jc w:val="left"/>
-        <w:rPr>
-          <w:lang w:val="en-US"/>
-        </w:rPr>
-      </w:pPr>
-      <w:r>
-        <w:rPr>
-          <w:rFonts w:ascii="Consolas" w:hAnsi="Consolas"/>
-          <w:sz w:val="20"/>
-          <w:lang w:val="en-US"/>
+      </w:pPr>
+      <w:r>
+        <w:rPr>
+          <w:rFonts w:ascii="Consolas" w:hAnsi="Consolas"/>
+          <w:sz w:val="20"/>
         </w:rPr>
         <w:t>CREATE TABLE categories (</w:t>
       </w:r>
@@ -3784,15 +3318,11 @@
         <w:spacing w:line="240" w:lineRule="auto"/>
         <w:ind w:firstLine="0"/>
         <w:jc w:val="left"/>
-        <w:rPr>
-          <w:lang w:val="en-US"/>
-        </w:rPr>
-      </w:pPr>
-      <w:r>
-        <w:rPr>
-          <w:rFonts w:ascii="Consolas" w:hAnsi="Consolas"/>
-          <w:sz w:val="20"/>
-          <w:lang w:val="en-US"/>
+      </w:pPr>
+      <w:r>
+        <w:rPr>
+          <w:rFonts w:ascii="Consolas" w:hAnsi="Consolas"/>
+          <w:sz w:val="20"/>
         </w:rPr>
         <w:t xml:space="preserve">    id BIGINT GENERATED ALWAYS AS IDENTITY PRIMARY KEY,</w:t>
       </w:r>
@@ -3803,35 +3333,13 @@
         <w:spacing w:line="240" w:lineRule="auto"/>
         <w:ind w:firstLine="0"/>
         <w:jc w:val="left"/>
-        <w:rPr>
-          <w:lang w:val="en-US"/>
-        </w:rPr>
-      </w:pPr>
-      <w:r>
-        <w:rPr>
-          <w:rFonts w:ascii="Consolas" w:hAnsi="Consolas"/>
-          <w:sz w:val="20"/>
-          <w:lang w:val="en-US"/>
-        </w:rPr>
-        <w:t xml:space="preserve">    </w:t>
-      </w:r>
-      <w:proofErr w:type="spellStart"/>
-      <w:r>
-        <w:rPr>
-          <w:rFonts w:ascii="Consolas" w:hAnsi="Consolas"/>
-          <w:sz w:val="20"/>
-          <w:lang w:val="en-US"/>
-        </w:rPr>
-        <w:t>parent_id</w:t>
-      </w:r>
-      <w:proofErr w:type="spellEnd"/>
-      <w:r>
-        <w:rPr>
-          <w:rFonts w:ascii="Consolas" w:hAnsi="Consolas"/>
-          <w:sz w:val="20"/>
-          <w:lang w:val="en-US"/>
-        </w:rPr>
-        <w:t xml:space="preserve"> BIGINT REFERENCES categories(id) ON DELETE RESTRICT ON UPDATE</w:t>
+      </w:pPr>
+      <w:r>
+        <w:rPr>
+          <w:rFonts w:ascii="Consolas" w:hAnsi="Consolas"/>
+          <w:sz w:val="20"/>
+        </w:rPr>
+        <w:t xml:space="preserve">    parent_id BIGINT REFERENCES categories(id) ON DELETE RESTRICT ON UPDATE</w:t>
       </w:r>
     </w:p>
     <w:p>
@@ -3840,15 +3348,11 @@
         <w:spacing w:line="240" w:lineRule="auto"/>
         <w:ind w:firstLine="0"/>
         <w:jc w:val="left"/>
-        <w:rPr>
-          <w:lang w:val="en-US"/>
-        </w:rPr>
-      </w:pPr>
-      <w:r>
-        <w:rPr>
-          <w:rFonts w:ascii="Consolas" w:hAnsi="Consolas"/>
-          <w:sz w:val="20"/>
-          <w:lang w:val="en-US"/>
+      </w:pPr>
+      <w:r>
+        <w:rPr>
+          <w:rFonts w:ascii="Consolas" w:hAnsi="Consolas"/>
+          <w:sz w:val="20"/>
         </w:rPr>
         <w:t xml:space="preserve">    RESTRICT,</w:t>
       </w:r>
@@ -3859,35 +3363,13 @@
         <w:spacing w:line="240" w:lineRule="auto"/>
         <w:ind w:firstLine="0"/>
         <w:jc w:val="left"/>
-        <w:rPr>
-          <w:lang w:val="en-US"/>
-        </w:rPr>
-      </w:pPr>
-      <w:r>
-        <w:rPr>
-          <w:rFonts w:ascii="Consolas" w:hAnsi="Consolas"/>
-          <w:sz w:val="20"/>
-          <w:lang w:val="en-US"/>
-        </w:rPr>
-        <w:t xml:space="preserve">    name TEXT NOT NULL CHECK (</w:t>
-      </w:r>
-      <w:proofErr w:type="spellStart"/>
-      <w:r>
-        <w:rPr>
-          <w:rFonts w:ascii="Consolas" w:hAnsi="Consolas"/>
-          <w:sz w:val="20"/>
-          <w:lang w:val="en-US"/>
-        </w:rPr>
-        <w:t>btrim</w:t>
-      </w:r>
-      <w:proofErr w:type="spellEnd"/>
-      <w:r>
-        <w:rPr>
-          <w:rFonts w:ascii="Consolas" w:hAnsi="Consolas"/>
-          <w:sz w:val="20"/>
-          <w:lang w:val="en-US"/>
-        </w:rPr>
-        <w:t>(name) &lt;&gt; ''),</w:t>
+      </w:pPr>
+      <w:r>
+        <w:rPr>
+          <w:rFonts w:ascii="Consolas" w:hAnsi="Consolas"/>
+          <w:sz w:val="20"/>
+        </w:rPr>
+        <w:t xml:space="preserve">    name TEXT NOT NULL CHECK (btrim(name) &lt;&gt; ''),</w:t>
       </w:r>
     </w:p>
     <w:p>
@@ -3896,35 +3378,13 @@
         <w:spacing w:line="240" w:lineRule="auto"/>
         <w:ind w:firstLine="0"/>
         <w:jc w:val="left"/>
-        <w:rPr>
-          <w:lang w:val="en-US"/>
-        </w:rPr>
-      </w:pPr>
-      <w:r>
-        <w:rPr>
-          <w:rFonts w:ascii="Consolas" w:hAnsi="Consolas"/>
-          <w:sz w:val="20"/>
-          <w:lang w:val="en-US"/>
-        </w:rPr>
-        <w:t xml:space="preserve">    CONSTRAINT </w:t>
-      </w:r>
-      <w:proofErr w:type="spellStart"/>
-      <w:r>
-        <w:rPr>
-          <w:rFonts w:ascii="Consolas" w:hAnsi="Consolas"/>
-          <w:sz w:val="20"/>
-          <w:lang w:val="en-US"/>
-        </w:rPr>
-        <w:t>categories_sibling_name_key</w:t>
-      </w:r>
-      <w:proofErr w:type="spellEnd"/>
-      <w:r>
-        <w:rPr>
-          <w:rFonts w:ascii="Consolas" w:hAnsi="Consolas"/>
-          <w:sz w:val="20"/>
-          <w:lang w:val="en-US"/>
-        </w:rPr>
-        <w:t xml:space="preserve"> UNIQUE NULLS NOT DISTINCT</w:t>
+      </w:pPr>
+      <w:r>
+        <w:rPr>
+          <w:rFonts w:ascii="Consolas" w:hAnsi="Consolas"/>
+          <w:sz w:val="20"/>
+        </w:rPr>
+        <w:t xml:space="preserve">    CONSTRAINT categories_sibling_name_key UNIQUE NULLS NOT DISTINCT</w:t>
       </w:r>
     </w:p>
     <w:p>
@@ -3933,35 +3393,13 @@
         <w:spacing w:line="240" w:lineRule="auto"/>
         <w:ind w:firstLine="0"/>
         <w:jc w:val="left"/>
-        <w:rPr>
-          <w:lang w:val="en-US"/>
-        </w:rPr>
-      </w:pPr>
-      <w:r>
-        <w:rPr>
-          <w:rFonts w:ascii="Consolas" w:hAnsi="Consolas"/>
-          <w:sz w:val="20"/>
-          <w:lang w:val="en-US"/>
-        </w:rPr>
-        <w:t xml:space="preserve">    (</w:t>
-      </w:r>
-      <w:proofErr w:type="spellStart"/>
-      <w:r>
-        <w:rPr>
-          <w:rFonts w:ascii="Consolas" w:hAnsi="Consolas"/>
-          <w:sz w:val="20"/>
-          <w:lang w:val="en-US"/>
-        </w:rPr>
-        <w:t>parent_id</w:t>
-      </w:r>
-      <w:proofErr w:type="spellEnd"/>
-      <w:r>
-        <w:rPr>
-          <w:rFonts w:ascii="Consolas" w:hAnsi="Consolas"/>
-          <w:sz w:val="20"/>
-          <w:lang w:val="en-US"/>
-        </w:rPr>
-        <w:t>, name),</w:t>
+      </w:pPr>
+      <w:r>
+        <w:rPr>
+          <w:rFonts w:ascii="Consolas" w:hAnsi="Consolas"/>
+          <w:sz w:val="20"/>
+        </w:rPr>
+        <w:t xml:space="preserve">    (parent_id, name),</w:t>
       </w:r>
     </w:p>
     <w:p>
@@ -3970,53 +3408,13 @@
         <w:spacing w:line="240" w:lineRule="auto"/>
         <w:ind w:firstLine="0"/>
         <w:jc w:val="left"/>
-        <w:rPr>
-          <w:lang w:val="en-US"/>
-        </w:rPr>
-      </w:pPr>
-      <w:r>
-        <w:rPr>
-          <w:rFonts w:ascii="Consolas" w:hAnsi="Consolas"/>
-          <w:sz w:val="20"/>
-          <w:lang w:val="en-US"/>
-        </w:rPr>
-        <w:t xml:space="preserve">    CONSTRAINT </w:t>
-      </w:r>
-      <w:proofErr w:type="spellStart"/>
-      <w:r>
-        <w:rPr>
-          <w:rFonts w:ascii="Consolas" w:hAnsi="Consolas"/>
-          <w:sz w:val="20"/>
-          <w:lang w:val="en-US"/>
-        </w:rPr>
-        <w:t>categories_not_own_parent</w:t>
-      </w:r>
-      <w:proofErr w:type="spellEnd"/>
-      <w:r>
-        <w:rPr>
-          <w:rFonts w:ascii="Consolas" w:hAnsi="Consolas"/>
-          <w:sz w:val="20"/>
-          <w:lang w:val="en-US"/>
-        </w:rPr>
-        <w:t xml:space="preserve"> CHECK (</w:t>
-      </w:r>
-      <w:proofErr w:type="spellStart"/>
-      <w:r>
-        <w:rPr>
-          <w:rFonts w:ascii="Consolas" w:hAnsi="Consolas"/>
-          <w:sz w:val="20"/>
-          <w:lang w:val="en-US"/>
-        </w:rPr>
-        <w:t>parent_id</w:t>
-      </w:r>
-      <w:proofErr w:type="spellEnd"/>
-      <w:r>
-        <w:rPr>
-          <w:rFonts w:ascii="Consolas" w:hAnsi="Consolas"/>
-          <w:sz w:val="20"/>
-          <w:lang w:val="en-US"/>
-        </w:rPr>
-        <w:t xml:space="preserve"> IS NULL OR</w:t>
+      </w:pPr>
+      <w:r>
+        <w:rPr>
+          <w:rFonts w:ascii="Consolas" w:hAnsi="Consolas"/>
+          <w:sz w:val="20"/>
+        </w:rPr>
+        <w:t xml:space="preserve">    CONSTRAINT categories_not_own_parent CHECK (parent_id IS NULL OR</w:t>
       </w:r>
     </w:p>
     <w:p>
@@ -4025,35 +3423,13 @@
         <w:spacing w:line="240" w:lineRule="auto"/>
         <w:ind w:firstLine="0"/>
         <w:jc w:val="left"/>
-        <w:rPr>
-          <w:lang w:val="en-US"/>
-        </w:rPr>
-      </w:pPr>
-      <w:r>
-        <w:rPr>
-          <w:rFonts w:ascii="Consolas" w:hAnsi="Consolas"/>
-          <w:sz w:val="20"/>
-          <w:lang w:val="en-US"/>
-        </w:rPr>
-        <w:t xml:space="preserve">    </w:t>
-      </w:r>
-      <w:proofErr w:type="spellStart"/>
-      <w:r>
-        <w:rPr>
-          <w:rFonts w:ascii="Consolas" w:hAnsi="Consolas"/>
-          <w:sz w:val="20"/>
-          <w:lang w:val="en-US"/>
-        </w:rPr>
-        <w:t>parent_id</w:t>
-      </w:r>
-      <w:proofErr w:type="spellEnd"/>
-      <w:r>
-        <w:rPr>
-          <w:rFonts w:ascii="Consolas" w:hAnsi="Consolas"/>
-          <w:sz w:val="20"/>
-          <w:lang w:val="en-US"/>
-        </w:rPr>
-        <w:t xml:space="preserve"> &lt;&gt; id)</w:t>
+      </w:pPr>
+      <w:r>
+        <w:rPr>
+          <w:rFonts w:ascii="Consolas" w:hAnsi="Consolas"/>
+          <w:sz w:val="20"/>
+        </w:rPr>
+        <w:t xml:space="preserve">    parent_id &lt;&gt; id)</w:t>
       </w:r>
     </w:p>
     <w:p>
@@ -4061,15 +3437,11 @@
         <w:spacing w:line="240" w:lineRule="auto"/>
         <w:ind w:firstLine="0"/>
         <w:jc w:val="left"/>
-        <w:rPr>
-          <w:lang w:val="en-US"/>
-        </w:rPr>
-      </w:pPr>
-      <w:r>
-        <w:rPr>
-          <w:rFonts w:ascii="Consolas" w:hAnsi="Consolas"/>
-          <w:sz w:val="20"/>
-          <w:lang w:val="en-US"/>
+      </w:pPr>
+      <w:r>
+        <w:rPr>
+          <w:rFonts w:ascii="Consolas" w:hAnsi="Consolas"/>
+          <w:sz w:val="20"/>
         </w:rPr>
         <w:t>);</w:t>
       </w:r>
@@ -4077,9 +3449,6 @@
     <w:p>
       <w:pPr>
         <w:spacing w:after="20"/>
-        <w:rPr>
-          <w:lang w:val="en-US"/>
-        </w:rPr>
       </w:pPr>
     </w:p>
     <w:p>
@@ -4088,35 +3457,13 @@
         <w:spacing w:line="240" w:lineRule="auto"/>
         <w:ind w:firstLine="0"/>
         <w:jc w:val="left"/>
-        <w:rPr>
-          <w:lang w:val="en-US"/>
-        </w:rPr>
-      </w:pPr>
-      <w:r>
-        <w:rPr>
-          <w:rFonts w:ascii="Consolas" w:hAnsi="Consolas"/>
-          <w:sz w:val="20"/>
-          <w:lang w:val="en-US"/>
-        </w:rPr>
-        <w:t xml:space="preserve">CREATE TABLE </w:t>
-      </w:r>
-      <w:proofErr w:type="spellStart"/>
-      <w:r>
-        <w:rPr>
-          <w:rFonts w:ascii="Consolas" w:hAnsi="Consolas"/>
-          <w:sz w:val="20"/>
-          <w:lang w:val="en-US"/>
-        </w:rPr>
-        <w:t>order_items</w:t>
-      </w:r>
-      <w:proofErr w:type="spellEnd"/>
-      <w:r>
-        <w:rPr>
-          <w:rFonts w:ascii="Consolas" w:hAnsi="Consolas"/>
-          <w:sz w:val="20"/>
-          <w:lang w:val="en-US"/>
-        </w:rPr>
-        <w:t xml:space="preserve"> (</w:t>
+      </w:pPr>
+      <w:r>
+        <w:rPr>
+          <w:rFonts w:ascii="Consolas" w:hAnsi="Consolas"/>
+          <w:sz w:val="20"/>
+        </w:rPr>
+        <w:t>CREATE TABLE order_items (</w:t>
       </w:r>
     </w:p>
     <w:p>
@@ -4125,35 +3472,13 @@
         <w:spacing w:line="240" w:lineRule="auto"/>
         <w:ind w:firstLine="0"/>
         <w:jc w:val="left"/>
-        <w:rPr>
-          <w:lang w:val="en-US"/>
-        </w:rPr>
-      </w:pPr>
-      <w:r>
-        <w:rPr>
-          <w:rFonts w:ascii="Consolas" w:hAnsi="Consolas"/>
-          <w:sz w:val="20"/>
-          <w:lang w:val="en-US"/>
-        </w:rPr>
-        <w:t xml:space="preserve">    </w:t>
-      </w:r>
-      <w:proofErr w:type="spellStart"/>
-      <w:r>
-        <w:rPr>
-          <w:rFonts w:ascii="Consolas" w:hAnsi="Consolas"/>
-          <w:sz w:val="20"/>
-          <w:lang w:val="en-US"/>
-        </w:rPr>
-        <w:t>order_id</w:t>
-      </w:r>
-      <w:proofErr w:type="spellEnd"/>
-      <w:r>
-        <w:rPr>
-          <w:rFonts w:ascii="Consolas" w:hAnsi="Consolas"/>
-          <w:sz w:val="20"/>
-          <w:lang w:val="en-US"/>
-        </w:rPr>
-        <w:t xml:space="preserve"> BIGINT NOT NULL REFERENCES orders(id) ON DELETE CASCADE ON</w:t>
+      </w:pPr>
+      <w:r>
+        <w:rPr>
+          <w:rFonts w:ascii="Consolas" w:hAnsi="Consolas"/>
+          <w:sz w:val="20"/>
+        </w:rPr>
+        <w:t xml:space="preserve">    order_id BIGINT NOT NULL REFERENCES orders(id) ON DELETE CASCADE ON</w:t>
       </w:r>
     </w:p>
     <w:p>
@@ -4162,15 +3487,11 @@
         <w:spacing w:line="240" w:lineRule="auto"/>
         <w:ind w:firstLine="0"/>
         <w:jc w:val="left"/>
-        <w:rPr>
-          <w:lang w:val="en-US"/>
-        </w:rPr>
-      </w:pPr>
-      <w:r>
-        <w:rPr>
-          <w:rFonts w:ascii="Consolas" w:hAnsi="Consolas"/>
-          <w:sz w:val="20"/>
-          <w:lang w:val="en-US"/>
+      </w:pPr>
+      <w:r>
+        <w:rPr>
+          <w:rFonts w:ascii="Consolas" w:hAnsi="Consolas"/>
+          <w:sz w:val="20"/>
         </w:rPr>
         <w:t xml:space="preserve">    UPDATE RESTRICT,</w:t>
       </w:r>
@@ -4181,35 +3502,13 @@
         <w:spacing w:line="240" w:lineRule="auto"/>
         <w:ind w:firstLine="0"/>
         <w:jc w:val="left"/>
-        <w:rPr>
-          <w:lang w:val="en-US"/>
-        </w:rPr>
-      </w:pPr>
-      <w:r>
-        <w:rPr>
-          <w:rFonts w:ascii="Consolas" w:hAnsi="Consolas"/>
-          <w:sz w:val="20"/>
-          <w:lang w:val="en-US"/>
-        </w:rPr>
-        <w:t xml:space="preserve">    </w:t>
-      </w:r>
-      <w:proofErr w:type="spellStart"/>
-      <w:r>
-        <w:rPr>
-          <w:rFonts w:ascii="Consolas" w:hAnsi="Consolas"/>
-          <w:sz w:val="20"/>
-          <w:lang w:val="en-US"/>
-        </w:rPr>
-        <w:t>product_id</w:t>
-      </w:r>
-      <w:proofErr w:type="spellEnd"/>
-      <w:r>
-        <w:rPr>
-          <w:rFonts w:ascii="Consolas" w:hAnsi="Consolas"/>
-          <w:sz w:val="20"/>
-          <w:lang w:val="en-US"/>
-        </w:rPr>
-        <w:t xml:space="preserve"> BIGINT NOT NULL REFERENCES products(id) ON DELETE RESTRICT ON</w:t>
+      </w:pPr>
+      <w:r>
+        <w:rPr>
+          <w:rFonts w:ascii="Consolas" w:hAnsi="Consolas"/>
+          <w:sz w:val="20"/>
+        </w:rPr>
+        <w:t xml:space="preserve">    product_id BIGINT NOT NULL REFERENCES products(id) ON DELETE RESTRICT ON</w:t>
       </w:r>
     </w:p>
     <w:p>
@@ -4218,15 +3517,11 @@
         <w:spacing w:line="240" w:lineRule="auto"/>
         <w:ind w:firstLine="0"/>
         <w:jc w:val="left"/>
-        <w:rPr>
-          <w:lang w:val="en-US"/>
-        </w:rPr>
-      </w:pPr>
-      <w:r>
-        <w:rPr>
-          <w:rFonts w:ascii="Consolas" w:hAnsi="Consolas"/>
-          <w:sz w:val="20"/>
-          <w:lang w:val="en-US"/>
+      </w:pPr>
+      <w:r>
+        <w:rPr>
+          <w:rFonts w:ascii="Consolas" w:hAnsi="Consolas"/>
+          <w:sz w:val="20"/>
         </w:rPr>
         <w:t xml:space="preserve">    UPDATE RESTRICT,</w:t>
       </w:r>
@@ -4237,15 +3532,11 @@
         <w:spacing w:line="240" w:lineRule="auto"/>
         <w:ind w:firstLine="0"/>
         <w:jc w:val="left"/>
-        <w:rPr>
-          <w:lang w:val="en-US"/>
-        </w:rPr>
-      </w:pPr>
-      <w:r>
-        <w:rPr>
-          <w:rFonts w:ascii="Consolas" w:hAnsi="Consolas"/>
-          <w:sz w:val="20"/>
-          <w:lang w:val="en-US"/>
+      </w:pPr>
+      <w:r>
+        <w:rPr>
+          <w:rFonts w:ascii="Consolas" w:hAnsi="Consolas"/>
+          <w:sz w:val="20"/>
         </w:rPr>
         <w:t xml:space="preserve">    quantity INTEGER NOT NULL CHECK (quantity &gt; 0),</w:t>
       </w:r>
@@ -4256,82 +3547,14 @@
         <w:spacing w:line="240" w:lineRule="auto"/>
         <w:ind w:firstLine="0"/>
         <w:jc w:val="left"/>
-        <w:rPr>
-          <w:lang w:val="en-US"/>
-        </w:rPr>
-      </w:pPr>
-      <w:r>
-        <w:rPr>
-          <w:rFonts w:ascii="Consolas" w:hAnsi="Consolas"/>
-          <w:sz w:val="20"/>
-          <w:lang w:val="en-US"/>
-        </w:rPr>
-        <w:t xml:space="preserve">    </w:t>
-      </w:r>
-      <w:proofErr w:type="spellStart"/>
-      <w:r>
-        <w:rPr>
-          <w:rFonts w:ascii="Consolas" w:hAnsi="Consolas"/>
-          <w:sz w:val="20"/>
-          <w:lang w:val="en-US"/>
-        </w:rPr>
-        <w:t>unit_price</w:t>
-      </w:r>
-      <w:proofErr w:type="spellEnd"/>
-      <w:r>
-        <w:rPr>
-          <w:rFonts w:ascii="Consolas" w:hAnsi="Consolas"/>
-          <w:sz w:val="20"/>
-          <w:lang w:val="en-US"/>
-        </w:rPr>
-        <w:t xml:space="preserve"> </w:t>
-      </w:r>
-      <w:proofErr w:type="gramStart"/>
-      <w:r>
-        <w:rPr>
-          <w:rFonts w:ascii="Consolas" w:hAnsi="Consolas"/>
-          <w:sz w:val="20"/>
-          <w:lang w:val="en-US"/>
-        </w:rPr>
-        <w:t>NUMERIC(</w:t>
-      </w:r>
-      <w:proofErr w:type="gramEnd"/>
-      <w:r>
-        <w:rPr>
-          <w:rFonts w:ascii="Consolas" w:hAnsi="Consolas"/>
-          <w:sz w:val="20"/>
-          <w:lang w:val="en-US"/>
-        </w:rPr>
-        <w:t>12,2) NOT NULL CHECK (</w:t>
-      </w:r>
-      <w:proofErr w:type="spellStart"/>
-      <w:r>
-        <w:rPr>
-          <w:rFonts w:ascii="Consolas" w:hAnsi="Consolas"/>
-          <w:sz w:val="20"/>
-          <w:lang w:val="en-US"/>
-        </w:rPr>
-        <w:t>unit_price</w:t>
-      </w:r>
-      <w:proofErr w:type="spellEnd"/>
-      <w:r>
-        <w:rPr>
-          <w:rFonts w:ascii="Consolas" w:hAnsi="Consolas"/>
-          <w:sz w:val="20"/>
-          <w:lang w:val="en-US"/>
-        </w:rPr>
-        <w:t xml:space="preserve"> &gt; 0 AND </w:t>
-      </w:r>
-      <w:proofErr w:type="spellStart"/>
-      <w:r>
-        <w:rPr>
-          <w:rFonts w:ascii="Consolas" w:hAnsi="Consolas"/>
-          <w:sz w:val="20"/>
-          <w:lang w:val="en-US"/>
-        </w:rPr>
-        <w:t>unit_price</w:t>
-      </w:r>
-      <w:proofErr w:type="spellEnd"/>
+      </w:pPr>
+      <w:r>
+        <w:rPr>
+          <w:rFonts w:ascii="Consolas" w:hAnsi="Consolas"/>
+          <w:sz w:val="20"/>
+        </w:rPr>
+        <w:t xml:space="preserve">    unit_price NUMERIC(12,2) NOT NULL CHECK (unit_price &gt; 0 AND unit_price</w:t>
+      </w:r>
     </w:p>
     <w:p>
       <w:pPr>
@@ -4339,45 +3562,13 @@
         <w:spacing w:line="240" w:lineRule="auto"/>
         <w:ind w:firstLine="0"/>
         <w:jc w:val="left"/>
-        <w:rPr>
-          <w:lang w:val="en-US"/>
-        </w:rPr>
-      </w:pPr>
-      <w:r>
-        <w:rPr>
-          <w:rFonts w:ascii="Consolas" w:hAnsi="Consolas"/>
-          <w:sz w:val="20"/>
-          <w:lang w:val="en-US"/>
-        </w:rPr>
-        <w:t xml:space="preserve">    &lt;&gt; '</w:t>
-      </w:r>
-      <w:proofErr w:type="spellStart"/>
-      <w:r>
-        <w:rPr>
-          <w:rFonts w:ascii="Consolas" w:hAnsi="Consolas"/>
-          <w:sz w:val="20"/>
-          <w:lang w:val="en-US"/>
-        </w:rPr>
-        <w:t>NaN</w:t>
-      </w:r>
-      <w:proofErr w:type="spellEnd"/>
-      <w:proofErr w:type="gramStart"/>
-      <w:r>
-        <w:rPr>
-          <w:rFonts w:ascii="Consolas" w:hAnsi="Consolas"/>
-          <w:sz w:val="20"/>
-          <w:lang w:val="en-US"/>
-        </w:rPr>
-        <w:t>'::</w:t>
-      </w:r>
-      <w:proofErr w:type="gramEnd"/>
-      <w:r>
-        <w:rPr>
-          <w:rFonts w:ascii="Consolas" w:hAnsi="Consolas"/>
-          <w:sz w:val="20"/>
-          <w:lang w:val="en-US"/>
-        </w:rPr>
-        <w:t>numeric),</w:t>
+      </w:pPr>
+      <w:r>
+        <w:rPr>
+          <w:rFonts w:ascii="Consolas" w:hAnsi="Consolas"/>
+          <w:sz w:val="20"/>
+        </w:rPr>
+        <w:t xml:space="preserve">    &lt;&gt; 'NaN'::numeric),</w:t>
       </w:r>
     </w:p>
     <w:p>
@@ -4386,53 +3577,13 @@
         <w:spacing w:line="240" w:lineRule="auto"/>
         <w:ind w:firstLine="0"/>
         <w:jc w:val="left"/>
-        <w:rPr>
-          <w:lang w:val="en-US"/>
-        </w:rPr>
-      </w:pPr>
-      <w:r>
-        <w:rPr>
-          <w:rFonts w:ascii="Consolas" w:hAnsi="Consolas"/>
-          <w:sz w:val="20"/>
-          <w:lang w:val="en-US"/>
-        </w:rPr>
-        <w:t xml:space="preserve">    PRIMARY KEY (</w:t>
-      </w:r>
-      <w:proofErr w:type="spellStart"/>
-      <w:r>
-        <w:rPr>
-          <w:rFonts w:ascii="Consolas" w:hAnsi="Consolas"/>
-          <w:sz w:val="20"/>
-          <w:lang w:val="en-US"/>
-        </w:rPr>
-        <w:t>order_id</w:t>
-      </w:r>
-      <w:proofErr w:type="spellEnd"/>
-      <w:r>
-        <w:rPr>
-          <w:rFonts w:ascii="Consolas" w:hAnsi="Consolas"/>
-          <w:sz w:val="20"/>
-          <w:lang w:val="en-US"/>
-        </w:rPr>
-        <w:t xml:space="preserve">, </w:t>
-      </w:r>
-      <w:proofErr w:type="spellStart"/>
-      <w:r>
-        <w:rPr>
-          <w:rFonts w:ascii="Consolas" w:hAnsi="Consolas"/>
-          <w:sz w:val="20"/>
-          <w:lang w:val="en-US"/>
-        </w:rPr>
-        <w:t>product_id</w:t>
-      </w:r>
-      <w:proofErr w:type="spellEnd"/>
-      <w:r>
-        <w:rPr>
-          <w:rFonts w:ascii="Consolas" w:hAnsi="Consolas"/>
-          <w:sz w:val="20"/>
-          <w:lang w:val="en-US"/>
-        </w:rPr>
-        <w:t>)</w:t>
+      </w:pPr>
+      <w:r>
+        <w:rPr>
+          <w:rFonts w:ascii="Consolas" w:hAnsi="Consolas"/>
+          <w:sz w:val="20"/>
+        </w:rPr>
+        <w:t xml:space="preserve">    PRIMARY KEY (order_id, product_id)</w:t>
       </w:r>
     </w:p>
     <w:p>
@@ -4456,15 +3607,12 @@
     </w:p>
     <w:p>
       <w:r>
-        <w:t xml:space="preserve">NOT NULL запрещает отсутствующие обязательные значения. UNIQUE обеспечивает уникальность email, артикулов внутри магазина и других альтернативных ключей. CHECK ограничивает цену, количество, оценку и </w:t>
-      </w:r>
+        <w:t>NOT NULL запрещает отсутствующие обязательные значения. UNIQUE обеспечивает уникальность email, артикулов внутри магазина и других альтернативных ключей. CHECK ограничивает цену, количество, оценку и статусы; DEFAULT задаёт текущий момент времени, начальные статусы и активность. PK идентифицируют строки, FK связывают таблицы.</w:t>
+      </w:r>
+    </w:p>
+    <w:p>
       <w:r>
         <w:lastRenderedPageBreak/>
-        <w:t>статусы; DEFAULT задаёт текущий момент времени, начальные статусы и активность. PK идентифицируют строки, FK связывают таблицы.</w:t>
-      </w:r>
-    </w:p>
-    <w:p>
-      <w:r>
         <w:t>У всех внешних ключей явно задано ON UPDATE RESTRICT. ON DELETE RESTRICT защищает товары в истории заказов, продавцов, адреса и связанные финансовые записи. CASCADE применяется к позициям корзины, позициям удаляемого заказа и остаткам удаляемого товара. Внешние ключи, не покрытые левым префиксом существующего индекса, дополнительно индексированы.</w:t>
       </w:r>
     </w:p>
@@ -4474,46 +3622,14 @@
         <w:spacing w:line="240" w:lineRule="auto"/>
         <w:ind w:firstLine="0"/>
         <w:jc w:val="left"/>
-        <w:rPr>
-          <w:lang w:val="en-US"/>
-        </w:rPr>
-      </w:pPr>
-      <w:r>
-        <w:rPr>
-          <w:rFonts w:ascii="Consolas" w:hAnsi="Consolas"/>
-          <w:sz w:val="20"/>
-          <w:lang w:val="en-US"/>
-        </w:rPr>
-        <w:t xml:space="preserve">SELECT </w:t>
-      </w:r>
-      <w:proofErr w:type="spellStart"/>
-      <w:r>
-        <w:rPr>
-          <w:rFonts w:ascii="Consolas" w:hAnsi="Consolas"/>
-          <w:sz w:val="20"/>
-          <w:lang w:val="en-US"/>
-        </w:rPr>
-        <w:t>order_id</w:t>
-      </w:r>
-      <w:proofErr w:type="spellEnd"/>
-      <w:r>
-        <w:rPr>
-          <w:rFonts w:ascii="Consolas" w:hAnsi="Consolas"/>
-          <w:sz w:val="20"/>
-          <w:lang w:val="en-US"/>
-        </w:rPr>
-        <w:t xml:space="preserve">, status, </w:t>
-      </w:r>
-      <w:proofErr w:type="spellStart"/>
-      <w:r>
-        <w:rPr>
-          <w:rFonts w:ascii="Consolas" w:hAnsi="Consolas"/>
-          <w:sz w:val="20"/>
-          <w:lang w:val="en-US"/>
-        </w:rPr>
-        <w:t>total_amount</w:t>
-      </w:r>
-      <w:proofErr w:type="spellEnd"/>
+      </w:pPr>
+      <w:r>
+        <w:rPr>
+          <w:rFonts w:ascii="Consolas" w:hAnsi="Consolas"/>
+          <w:sz w:val="20"/>
+        </w:rPr>
+        <w:t>SELECT order_id, status, total_amount</w:t>
+      </w:r>
     </w:p>
     <w:p>
       <w:pPr>
@@ -4526,32 +3642,7 @@
           <w:rFonts w:ascii="Consolas" w:hAnsi="Consolas"/>
           <w:sz w:val="20"/>
         </w:rPr>
-        <w:t xml:space="preserve">FROM </w:t>
-      </w:r>
-      <w:proofErr w:type="spellStart"/>
-      <w:proofErr w:type="gramStart"/>
-      <w:r>
-        <w:rPr>
-          <w:rFonts w:ascii="Consolas" w:hAnsi="Consolas"/>
-          <w:sz w:val="20"/>
-        </w:rPr>
-        <w:t>marketplace.order</w:t>
-      </w:r>
-      <w:proofErr w:type="gramEnd"/>
-      <w:r>
-        <w:rPr>
-          <w:rFonts w:ascii="Consolas" w:hAnsi="Consolas"/>
-          <w:sz w:val="20"/>
-        </w:rPr>
-        <w:t>_totals</w:t>
-      </w:r>
-      <w:proofErr w:type="spellEnd"/>
-      <w:r>
-        <w:rPr>
-          <w:rFonts w:ascii="Consolas" w:hAnsi="Consolas"/>
-          <w:sz w:val="20"/>
-        </w:rPr>
-        <w:t>;</w:t>
+        <w:t>FROM marketplace.order_totals;</w:t>
       </w:r>
     </w:p>
     <w:p>
@@ -4798,56 +3889,11 @@
     </w:p>
     <w:p>
       <w:r>
-        <w:t xml:space="preserve">Словарь данных составлен по системным каталогам созданной базы. </w:t>
-      </w:r>
-      <w:r>
-        <w:rPr>
-          <w:lang w:val="en-US"/>
-        </w:rPr>
-        <w:t xml:space="preserve">PK - </w:t>
-      </w:r>
-      <w:r>
-        <w:t>первичный</w:t>
-      </w:r>
-      <w:r>
-        <w:rPr>
-          <w:lang w:val="en-US"/>
-        </w:rPr>
-        <w:t xml:space="preserve"> </w:t>
-      </w:r>
-      <w:r>
-        <w:t>ключ</w:t>
-      </w:r>
-      <w:r>
-        <w:rPr>
-          <w:lang w:val="en-US"/>
-        </w:rPr>
-        <w:t xml:space="preserve">; FK - </w:t>
-      </w:r>
-      <w:r>
-        <w:t>внешний</w:t>
-      </w:r>
-      <w:r>
-        <w:rPr>
-          <w:lang w:val="en-US"/>
-        </w:rPr>
-        <w:t xml:space="preserve"> </w:t>
-      </w:r>
-      <w:r>
-        <w:t>ключ</w:t>
-      </w:r>
-      <w:r>
-        <w:rPr>
-          <w:lang w:val="en-US"/>
-        </w:rPr>
-        <w:t xml:space="preserve">; NN - NOT NULL; UQ - UNIQUE; IDENTITY - GENERATED ALWAYS AS IDENTITY. </w:t>
-      </w:r>
-      <w:r>
-        <w:t xml:space="preserve">Если NN не указан, </w:t>
+        <w:t xml:space="preserve">Словарь данных составлен по системным каталогам созданной базы. PK - первичный ключ; FK - внешний ключ; NN - NOT NULL; UQ - UNIQUE; IDENTITY - GENERATED ALWAYS AS IDENTITY. Если NN не указан, значение NULL допустимо. Для всех FK действует ON UPDATE RESTRICT. </w:t>
       </w:r>
       <w:r>
         <w:lastRenderedPageBreak/>
-        <w:t>значение NULL допустимо. Для всех FK действует ON UPDATE RESTRICT. Правила удаления указаны рядом со ссылкой. У ограничений на несколько столбцов область действия указана под соответствующей таблицей.</w:t>
+        <w:t>Правила удаления указаны рядом со ссылкой. У ограничений на несколько столбцов область действия указана под соответствующей таблицей.</w:t>
       </w:r>
     </w:p>
     <w:p>
@@ -5189,57 +4235,12 @@
               <w:spacing w:line="240" w:lineRule="auto"/>
               <w:ind w:firstLine="0"/>
               <w:jc w:val="left"/>
-              <w:rPr>
-                <w:lang w:val="en-US"/>
-              </w:rPr>
-            </w:pPr>
-            <w:r>
-              <w:rPr>
-                <w:sz w:val="24"/>
-                <w:lang w:val="en-US"/>
-              </w:rPr>
-              <w:t xml:space="preserve">NN; </w:t>
-            </w:r>
-            <w:proofErr w:type="gramStart"/>
-            <w:r>
-              <w:rPr>
-                <w:sz w:val="24"/>
-                <w:lang w:val="en-US"/>
-              </w:rPr>
-              <w:t>CHECK ((</w:t>
-            </w:r>
-            <w:proofErr w:type="spellStart"/>
-            <w:proofErr w:type="gramEnd"/>
-            <w:r>
-              <w:rPr>
-                <w:sz w:val="24"/>
-                <w:lang w:val="en-US"/>
-              </w:rPr>
-              <w:t>btrim</w:t>
-            </w:r>
-            <w:proofErr w:type="spellEnd"/>
-            <w:r>
-              <w:rPr>
-                <w:sz w:val="24"/>
-                <w:lang w:val="en-US"/>
-              </w:rPr>
-              <w:t>(</w:t>
-            </w:r>
-            <w:proofErr w:type="spellStart"/>
-            <w:r>
-              <w:rPr>
-                <w:sz w:val="24"/>
-                <w:lang w:val="en-US"/>
-              </w:rPr>
-              <w:t>full_name</w:t>
-            </w:r>
-            <w:proofErr w:type="spellEnd"/>
-            <w:r>
-              <w:rPr>
-                <w:sz w:val="24"/>
-                <w:lang w:val="en-US"/>
-              </w:rPr>
-              <w:t>) &lt;&gt; ''))</w:t>
+            </w:pPr>
+            <w:r>
+              <w:rPr>
+                <w:sz w:val="24"/>
+              </w:rPr>
+              <w:t>NN; CHECK ((btrim(full_name) &lt;&gt; ''))</w:t>
             </w:r>
           </w:p>
         </w:tc>
@@ -5932,14 +4933,10 @@
               <w:spacing w:line="240" w:lineRule="auto"/>
               <w:ind w:firstLine="0"/>
               <w:jc w:val="left"/>
-              <w:rPr>
-                <w:lang w:val="en-US"/>
-              </w:rPr>
-            </w:pPr>
-            <w:r>
-              <w:rPr>
-                <w:sz w:val="24"/>
-                <w:lang w:val="en-US"/>
+            </w:pPr>
+            <w:r>
+              <w:rPr>
+                <w:sz w:val="24"/>
               </w:rPr>
               <w:t>NN; FK → users(id); DELETE RESTRICT</w:t>
             </w:r>
@@ -6042,57 +5039,12 @@
               <w:spacing w:line="240" w:lineRule="auto"/>
               <w:ind w:firstLine="0"/>
               <w:jc w:val="left"/>
-              <w:rPr>
-                <w:lang w:val="en-US"/>
-              </w:rPr>
-            </w:pPr>
-            <w:r>
-              <w:rPr>
-                <w:sz w:val="24"/>
-                <w:lang w:val="en-US"/>
-              </w:rPr>
-              <w:t xml:space="preserve">NN; </w:t>
-            </w:r>
-            <w:proofErr w:type="gramStart"/>
-            <w:r>
-              <w:rPr>
-                <w:sz w:val="24"/>
-                <w:lang w:val="en-US"/>
-              </w:rPr>
-              <w:t>CHECK ((</w:t>
-            </w:r>
-            <w:proofErr w:type="spellStart"/>
-            <w:proofErr w:type="gramEnd"/>
-            <w:r>
-              <w:rPr>
-                <w:sz w:val="24"/>
-                <w:lang w:val="en-US"/>
-              </w:rPr>
-              <w:t>btrim</w:t>
-            </w:r>
-            <w:proofErr w:type="spellEnd"/>
-            <w:r>
-              <w:rPr>
-                <w:sz w:val="24"/>
-                <w:lang w:val="en-US"/>
-              </w:rPr>
-              <w:t>(</w:t>
-            </w:r>
-            <w:proofErr w:type="spellStart"/>
-            <w:r>
-              <w:rPr>
-                <w:sz w:val="24"/>
-                <w:lang w:val="en-US"/>
-              </w:rPr>
-              <w:t>store_name</w:t>
-            </w:r>
-            <w:proofErr w:type="spellEnd"/>
-            <w:r>
-              <w:rPr>
-                <w:sz w:val="24"/>
-                <w:lang w:val="en-US"/>
-              </w:rPr>
-              <w:t>) &lt;&gt; '')); UQ</w:t>
+            </w:pPr>
+            <w:r>
+              <w:rPr>
+                <w:sz w:val="24"/>
+              </w:rPr>
+              <w:t>NN; CHECK ((btrim(store_name) &lt;&gt; '')); UQ</w:t>
             </w:r>
           </w:p>
         </w:tc>
@@ -6573,64 +5525,12 @@
               <w:spacing w:line="240" w:lineRule="auto"/>
               <w:ind w:firstLine="0"/>
               <w:jc w:val="left"/>
-              <w:rPr>
-                <w:lang w:val="en-US"/>
-              </w:rPr>
-            </w:pPr>
-            <w:r>
-              <w:rPr>
-                <w:sz w:val="24"/>
-                <w:lang w:val="en-US"/>
-              </w:rPr>
-              <w:t xml:space="preserve">NN; IDENTITY; </w:t>
-            </w:r>
-            <w:proofErr w:type="gramStart"/>
-            <w:r>
-              <w:rPr>
-                <w:sz w:val="24"/>
-                <w:lang w:val="en-US"/>
-              </w:rPr>
-              <w:t>CHECK ((</w:t>
-            </w:r>
-            <w:proofErr w:type="gramEnd"/>
-            <w:r>
-              <w:rPr>
-                <w:sz w:val="24"/>
-                <w:lang w:val="en-US"/>
-              </w:rPr>
-              <w:t>(</w:t>
-            </w:r>
-            <w:proofErr w:type="spellStart"/>
-            <w:r>
-              <w:rPr>
-                <w:sz w:val="24"/>
-                <w:lang w:val="en-US"/>
-              </w:rPr>
-              <w:t>parent_id</w:t>
-            </w:r>
-            <w:proofErr w:type="spellEnd"/>
-            <w:r>
-              <w:rPr>
-                <w:sz w:val="24"/>
-                <w:lang w:val="en-US"/>
-              </w:rPr>
-              <w:t xml:space="preserve"> IS NULL) OR (</w:t>
-            </w:r>
-            <w:proofErr w:type="spellStart"/>
-            <w:r>
-              <w:rPr>
-                <w:sz w:val="24"/>
-                <w:lang w:val="en-US"/>
-              </w:rPr>
-              <w:t>parent_id</w:t>
-            </w:r>
-            <w:proofErr w:type="spellEnd"/>
-            <w:r>
-              <w:rPr>
-                <w:sz w:val="24"/>
-                <w:lang w:val="en-US"/>
-              </w:rPr>
-              <w:t xml:space="preserve"> &lt;&gt; id))); PK</w:t>
+            </w:pPr>
+            <w:r>
+              <w:rPr>
+                <w:sz w:val="24"/>
+              </w:rPr>
+              <w:t>NN; IDENTITY; CHECK (((parent_id IS NULL) OR (parent_id &lt;&gt; id))); PK</w:t>
             </w:r>
           </w:p>
         </w:tc>
@@ -6732,54 +5632,12 @@
               <w:spacing w:line="240" w:lineRule="auto"/>
               <w:ind w:firstLine="0"/>
               <w:jc w:val="left"/>
-              <w:rPr>
-                <w:lang w:val="en-US"/>
-              </w:rPr>
-            </w:pPr>
-            <w:r>
-              <w:rPr>
-                <w:sz w:val="24"/>
-                <w:lang w:val="en-US"/>
-              </w:rPr>
-              <w:t>CHECK (((</w:t>
-            </w:r>
-            <w:proofErr w:type="spellStart"/>
-            <w:r>
-              <w:rPr>
-                <w:sz w:val="24"/>
-                <w:lang w:val="en-US"/>
-              </w:rPr>
-              <w:t>parent_id</w:t>
-            </w:r>
-            <w:proofErr w:type="spellEnd"/>
-            <w:r>
-              <w:rPr>
-                <w:sz w:val="24"/>
-                <w:lang w:val="en-US"/>
-              </w:rPr>
-              <w:t xml:space="preserve"> IS NULL) OR (</w:t>
-            </w:r>
-            <w:proofErr w:type="spellStart"/>
-            <w:r>
-              <w:rPr>
-                <w:sz w:val="24"/>
-                <w:lang w:val="en-US"/>
-              </w:rPr>
-              <w:t>parent_id</w:t>
-            </w:r>
-            <w:proofErr w:type="spellEnd"/>
-            <w:r>
-              <w:rPr>
-                <w:sz w:val="24"/>
-                <w:lang w:val="en-US"/>
-              </w:rPr>
-              <w:t xml:space="preserve"> &lt;&gt; id))); FK → categories(id); DELETE RESTRICT; UQ </w:t>
-            </w:r>
-            <w:r>
-              <w:rPr>
-                <w:sz w:val="24"/>
-              </w:rPr>
-              <w:t>составной</w:t>
+            </w:pPr>
+            <w:r>
+              <w:rPr>
+                <w:sz w:val="24"/>
+              </w:rPr>
+              <w:t>CHECK (((parent_id IS NULL) OR (parent_id &lt;&gt; id))); FK → categories(id); DELETE RESTRICT; UQ составной</w:t>
             </w:r>
           </w:p>
         </w:tc>
@@ -6880,47 +5738,12 @@
               <w:spacing w:line="240" w:lineRule="auto"/>
               <w:ind w:firstLine="0"/>
               <w:jc w:val="left"/>
-              <w:rPr>
-                <w:lang w:val="en-US"/>
-              </w:rPr>
-            </w:pPr>
-            <w:r>
-              <w:rPr>
-                <w:sz w:val="24"/>
-                <w:lang w:val="en-US"/>
-              </w:rPr>
-              <w:t xml:space="preserve">NN; </w:t>
-            </w:r>
-            <w:proofErr w:type="gramStart"/>
-            <w:r>
-              <w:rPr>
-                <w:sz w:val="24"/>
-                <w:lang w:val="en-US"/>
-              </w:rPr>
-              <w:t>CHECK ((</w:t>
-            </w:r>
-            <w:proofErr w:type="spellStart"/>
-            <w:proofErr w:type="gramEnd"/>
-            <w:r>
-              <w:rPr>
-                <w:sz w:val="24"/>
-                <w:lang w:val="en-US"/>
-              </w:rPr>
-              <w:t>btrim</w:t>
-            </w:r>
-            <w:proofErr w:type="spellEnd"/>
-            <w:r>
-              <w:rPr>
-                <w:sz w:val="24"/>
-                <w:lang w:val="en-US"/>
-              </w:rPr>
-              <w:t xml:space="preserve">(name) &lt;&gt; '')); UQ </w:t>
-            </w:r>
-            <w:r>
-              <w:rPr>
-                <w:sz w:val="24"/>
-              </w:rPr>
-              <w:t>составной</w:t>
+            </w:pPr>
+            <w:r>
+              <w:rPr>
+                <w:sz w:val="24"/>
+              </w:rPr>
+              <w:t>NN; CHECK ((btrim(name) &lt;&gt; '')); UQ составной</w:t>
             </w:r>
           </w:p>
         </w:tc>
@@ -6957,55 +5780,16 @@
       </w:pPr>
     </w:p>
     <w:p>
-      <w:pPr>
-        <w:rPr>
-          <w:lang w:val="en-US"/>
-        </w:rPr>
-      </w:pPr>
-      <w:r>
-        <w:t>Составное</w:t>
-      </w:r>
-      <w:r>
-        <w:rPr>
-          <w:lang w:val="en-US"/>
-        </w:rPr>
-        <w:t xml:space="preserve"> </w:t>
-      </w:r>
-      <w:r>
-        <w:t>ограничение</w:t>
-      </w:r>
-      <w:r>
-        <w:rPr>
-          <w:lang w:val="en-US"/>
-        </w:rPr>
-        <w:t>: UNIQUE NULLS NOT DISTINCT (</w:t>
-      </w:r>
-      <w:proofErr w:type="spellStart"/>
-      <w:r>
-        <w:rPr>
-          <w:lang w:val="en-US"/>
-        </w:rPr>
-        <w:t>parent_id</w:t>
-      </w:r>
-      <w:proofErr w:type="spellEnd"/>
-      <w:r>
-        <w:rPr>
-          <w:lang w:val="en-US"/>
-        </w:rPr>
-        <w:t>, name).</w:t>
+      <w:r>
+        <w:t>Составное ограничение: UNIQUE NULLS NOT DISTINCT (parent_id, name).</w:t>
       </w:r>
     </w:p>
     <w:p>
       <w:pPr>
         <w:pStyle w:val="3"/>
       </w:pPr>
-      <w:proofErr w:type="spellStart"/>
-      <w:r>
-        <w:t>products</w:t>
-      </w:r>
-      <w:proofErr w:type="spellEnd"/>
-      <w:r>
-        <w:t xml:space="preserve"> - карточки товаров</w:t>
+      <w:r>
+        <w:t>products - карточки товаров</w:t>
       </w:r>
     </w:p>
     <w:p>
@@ -7339,22 +6123,12 @@
               <w:spacing w:line="240" w:lineRule="auto"/>
               <w:ind w:firstLine="0"/>
               <w:jc w:val="left"/>
-              <w:rPr>
-                <w:lang w:val="en-US"/>
-              </w:rPr>
-            </w:pPr>
-            <w:r>
-              <w:rPr>
-                <w:sz w:val="24"/>
-                <w:lang w:val="en-US"/>
-              </w:rPr>
-              <w:t xml:space="preserve">NN; FK → sellers(id); DELETE RESTRICT; UQ </w:t>
-            </w:r>
-            <w:r>
-              <w:rPr>
-                <w:sz w:val="24"/>
-              </w:rPr>
-              <w:t>составной</w:t>
+            </w:pPr>
+            <w:r>
+              <w:rPr>
+                <w:sz w:val="24"/>
+              </w:rPr>
+              <w:t>NN; FK → sellers(id); DELETE RESTRICT; UQ составной</w:t>
             </w:r>
           </w:p>
         </w:tc>
@@ -7455,14 +6229,10 @@
               <w:spacing w:line="240" w:lineRule="auto"/>
               <w:ind w:firstLine="0"/>
               <w:jc w:val="left"/>
-              <w:rPr>
-                <w:lang w:val="en-US"/>
-              </w:rPr>
-            </w:pPr>
-            <w:r>
-              <w:rPr>
-                <w:sz w:val="24"/>
-                <w:lang w:val="en-US"/>
+            </w:pPr>
+            <w:r>
+              <w:rPr>
+                <w:sz w:val="24"/>
               </w:rPr>
               <w:t>NN; FK → categories(id); DELETE RESTRICT</w:t>
             </w:r>
@@ -7565,70 +6335,12 @@
               <w:spacing w:line="240" w:lineRule="auto"/>
               <w:ind w:firstLine="0"/>
               <w:jc w:val="left"/>
-              <w:rPr>
-                <w:lang w:val="en-US"/>
-              </w:rPr>
-            </w:pPr>
-            <w:r>
-              <w:rPr>
-                <w:sz w:val="24"/>
-                <w:lang w:val="en-US"/>
-              </w:rPr>
-              <w:t xml:space="preserve">NN; UQ </w:t>
-            </w:r>
-            <w:r>
-              <w:rPr>
-                <w:sz w:val="24"/>
-              </w:rPr>
-              <w:t>составной</w:t>
-            </w:r>
-            <w:r>
-              <w:rPr>
-                <w:sz w:val="24"/>
-                <w:lang w:val="en-US"/>
-              </w:rPr>
-              <w:t xml:space="preserve">; </w:t>
-            </w:r>
-            <w:proofErr w:type="gramStart"/>
-            <w:r>
-              <w:rPr>
-                <w:sz w:val="24"/>
-                <w:lang w:val="en-US"/>
-              </w:rPr>
-              <w:t>CHECK ((</w:t>
-            </w:r>
-            <w:proofErr w:type="spellStart"/>
-            <w:proofErr w:type="gramEnd"/>
-            <w:r>
-              <w:rPr>
-                <w:sz w:val="24"/>
-                <w:lang w:val="en-US"/>
-              </w:rPr>
-              <w:t>btrim</w:t>
-            </w:r>
-            <w:proofErr w:type="spellEnd"/>
-            <w:r>
-              <w:rPr>
-                <w:sz w:val="24"/>
-                <w:lang w:val="en-US"/>
-              </w:rPr>
-              <w:t>(</w:t>
-            </w:r>
-            <w:proofErr w:type="spellStart"/>
-            <w:r>
-              <w:rPr>
-                <w:sz w:val="24"/>
-                <w:lang w:val="en-US"/>
-              </w:rPr>
-              <w:t>sku</w:t>
-            </w:r>
-            <w:proofErr w:type="spellEnd"/>
-            <w:r>
-              <w:rPr>
-                <w:sz w:val="24"/>
-                <w:lang w:val="en-US"/>
-              </w:rPr>
-              <w:t>) &lt;&gt; ''))</w:t>
+            </w:pPr>
+            <w:r>
+              <w:rPr>
+                <w:sz w:val="24"/>
+              </w:rPr>
+              <w:t>NN; UQ составной; CHECK ((btrim(sku) &lt;&gt; ''))</w:t>
             </w:r>
           </w:p>
         </w:tc>
@@ -7729,57 +6441,12 @@
               <w:spacing w:line="240" w:lineRule="auto"/>
               <w:ind w:firstLine="0"/>
               <w:jc w:val="left"/>
-              <w:rPr>
-                <w:lang w:val="en-US"/>
-              </w:rPr>
-            </w:pPr>
-            <w:r>
-              <w:rPr>
-                <w:sz w:val="24"/>
-                <w:lang w:val="en-US"/>
-              </w:rPr>
-              <w:t xml:space="preserve">NN; </w:t>
-            </w:r>
-            <w:proofErr w:type="gramStart"/>
-            <w:r>
-              <w:rPr>
-                <w:sz w:val="24"/>
-                <w:lang w:val="en-US"/>
-              </w:rPr>
-              <w:t>CHECK ((</w:t>
-            </w:r>
-            <w:proofErr w:type="spellStart"/>
-            <w:proofErr w:type="gramEnd"/>
-            <w:r>
-              <w:rPr>
-                <w:sz w:val="24"/>
-                <w:lang w:val="en-US"/>
-              </w:rPr>
-              <w:t>btrim</w:t>
-            </w:r>
-            <w:proofErr w:type="spellEnd"/>
-            <w:r>
-              <w:rPr>
-                <w:sz w:val="24"/>
-                <w:lang w:val="en-US"/>
-              </w:rPr>
-              <w:t>(title) &lt;</w:t>
-            </w:r>
-            <w:proofErr w:type="gramStart"/>
-            <w:r>
-              <w:rPr>
-                <w:sz w:val="24"/>
-                <w:lang w:val="en-US"/>
-              </w:rPr>
-              <w:t>&gt; ''</w:t>
-            </w:r>
-            <w:proofErr w:type="gramEnd"/>
-            <w:r>
-              <w:rPr>
-                <w:sz w:val="24"/>
-                <w:lang w:val="en-US"/>
-              </w:rPr>
-              <w:t>))</w:t>
+            </w:pPr>
+            <w:r>
+              <w:rPr>
+                <w:sz w:val="24"/>
+              </w:rPr>
+              <w:t>NN; CHECK ((btrim(title) &lt;&gt; ''))</w:t>
             </w:r>
           </w:p>
         </w:tc>
@@ -7986,48 +6653,12 @@
               <w:spacing w:line="240" w:lineRule="auto"/>
               <w:ind w:firstLine="0"/>
               <w:jc w:val="left"/>
-              <w:rPr>
-                <w:lang w:val="en-US"/>
-              </w:rPr>
-            </w:pPr>
-            <w:r>
-              <w:rPr>
-                <w:sz w:val="24"/>
-                <w:lang w:val="en-US"/>
-              </w:rPr>
-              <w:t xml:space="preserve">NN; </w:t>
-            </w:r>
-            <w:proofErr w:type="gramStart"/>
-            <w:r>
-              <w:rPr>
-                <w:sz w:val="24"/>
-                <w:lang w:val="en-US"/>
-              </w:rPr>
-              <w:t>CHECK ((</w:t>
-            </w:r>
-            <w:proofErr w:type="gramEnd"/>
-            <w:r>
-              <w:rPr>
-                <w:sz w:val="24"/>
-                <w:lang w:val="en-US"/>
-              </w:rPr>
-              <w:t>(price &gt; (0)) AND (price &lt;&gt; '</w:t>
-            </w:r>
-            <w:proofErr w:type="spellStart"/>
-            <w:r>
-              <w:rPr>
-                <w:sz w:val="24"/>
-                <w:lang w:val="en-US"/>
-              </w:rPr>
-              <w:t>NaN</w:t>
-            </w:r>
-            <w:proofErr w:type="spellEnd"/>
-            <w:r>
-              <w:rPr>
-                <w:sz w:val="24"/>
-                <w:lang w:val="en-US"/>
-              </w:rPr>
-              <w:t>')))</w:t>
+            </w:pPr>
+            <w:r>
+              <w:rPr>
+                <w:sz w:val="24"/>
+              </w:rPr>
+              <w:t>NN; CHECK (((price &gt; (0)) AND (price &lt;&gt; 'NaN')))</w:t>
             </w:r>
           </w:p>
         </w:tc>
@@ -8512,14 +7143,10 @@
               <w:spacing w:line="240" w:lineRule="auto"/>
               <w:ind w:firstLine="0"/>
               <w:jc w:val="left"/>
-              <w:rPr>
-                <w:lang w:val="en-US"/>
-              </w:rPr>
-            </w:pPr>
-            <w:r>
-              <w:rPr>
-                <w:sz w:val="24"/>
-                <w:lang w:val="en-US"/>
+            </w:pPr>
+            <w:r>
+              <w:rPr>
+                <w:sz w:val="24"/>
               </w:rPr>
               <w:t>NN; PK; FK → products(id); DELETE CASCADE</w:t>
             </w:r>
@@ -9109,14 +7736,10 @@
               <w:spacing w:line="240" w:lineRule="auto"/>
               <w:ind w:firstLine="0"/>
               <w:jc w:val="left"/>
-              <w:rPr>
-                <w:lang w:val="en-US"/>
-              </w:rPr>
-            </w:pPr>
-            <w:r>
-              <w:rPr>
-                <w:sz w:val="24"/>
-                <w:lang w:val="en-US"/>
+            </w:pPr>
+            <w:r>
+              <w:rPr>
+                <w:sz w:val="24"/>
               </w:rPr>
               <w:t>NN; FK → users(id); DELETE CASCADE; UQ</w:t>
             </w:r>
@@ -9492,14 +8115,10 @@
               <w:spacing w:line="240" w:lineRule="auto"/>
               <w:ind w:firstLine="0"/>
               <w:jc w:val="left"/>
-              <w:rPr>
-                <w:lang w:val="en-US"/>
-              </w:rPr>
-            </w:pPr>
-            <w:r>
-              <w:rPr>
-                <w:sz w:val="24"/>
-                <w:lang w:val="en-US"/>
+            </w:pPr>
+            <w:r>
+              <w:rPr>
+                <w:sz w:val="24"/>
               </w:rPr>
               <w:t>NN; FK → carts(id); DELETE CASCADE; PK</w:t>
             </w:r>
@@ -9603,14 +8222,10 @@
               <w:spacing w:line="240" w:lineRule="auto"/>
               <w:ind w:firstLine="0"/>
               <w:jc w:val="left"/>
-              <w:rPr>
-                <w:lang w:val="en-US"/>
-              </w:rPr>
-            </w:pPr>
-            <w:r>
-              <w:rPr>
-                <w:sz w:val="24"/>
-                <w:lang w:val="en-US"/>
+            </w:pPr>
+            <w:r>
+              <w:rPr>
+                <w:sz w:val="24"/>
               </w:rPr>
               <w:t>NN; PK; FK → products(id); DELETE CASCADE</w:t>
             </w:r>
@@ -9755,70 +8370,17 @@
       </w:pPr>
     </w:p>
     <w:p>
-      <w:pPr>
-        <w:rPr>
-          <w:lang w:val="en-US"/>
-        </w:rPr>
-      </w:pPr>
-      <w:r>
-        <w:t>Составное</w:t>
-      </w:r>
-      <w:r>
-        <w:rPr>
-          <w:lang w:val="en-US"/>
-        </w:rPr>
-        <w:t xml:space="preserve"> </w:t>
-      </w:r>
-      <w:r>
-        <w:t>ограничение</w:t>
-      </w:r>
-      <w:r>
-        <w:rPr>
-          <w:lang w:val="en-US"/>
-        </w:rPr>
-        <w:t>: PRIMARY KEY (</w:t>
-      </w:r>
-      <w:proofErr w:type="spellStart"/>
-      <w:r>
-        <w:rPr>
-          <w:lang w:val="en-US"/>
-        </w:rPr>
-        <w:t>cart_id</w:t>
-      </w:r>
-      <w:proofErr w:type="spellEnd"/>
-      <w:r>
-        <w:rPr>
-          <w:lang w:val="en-US"/>
-        </w:rPr>
-        <w:t xml:space="preserve">, </w:t>
-      </w:r>
-      <w:proofErr w:type="spellStart"/>
-      <w:r>
-        <w:rPr>
-          <w:lang w:val="en-US"/>
-        </w:rPr>
-        <w:t>product_id</w:t>
-      </w:r>
-      <w:proofErr w:type="spellEnd"/>
-      <w:r>
-        <w:rPr>
-          <w:lang w:val="en-US"/>
-        </w:rPr>
-        <w:t>).</w:t>
+      <w:r>
+        <w:t>Составное ограничение: PRIMARY KEY (cart_id, product_id).</w:t>
       </w:r>
     </w:p>
     <w:p>
       <w:pPr>
         <w:pStyle w:val="3"/>
       </w:pPr>
-      <w:proofErr w:type="spellStart"/>
       <w:r>
         <w:lastRenderedPageBreak/>
-        <w:t>orders</w:t>
-      </w:r>
-      <w:proofErr w:type="spellEnd"/>
-      <w:r>
-        <w:t xml:space="preserve"> - заказы покупателей</w:t>
+        <w:t>orders - заказы покупателей</w:t>
       </w:r>
     </w:p>
     <w:p>
@@ -10152,14 +8714,10 @@
               <w:spacing w:line="240" w:lineRule="auto"/>
               <w:ind w:firstLine="0"/>
               <w:jc w:val="left"/>
-              <w:rPr>
-                <w:lang w:val="en-US"/>
-              </w:rPr>
-            </w:pPr>
-            <w:r>
-              <w:rPr>
-                <w:sz w:val="24"/>
-                <w:lang w:val="en-US"/>
+            </w:pPr>
+            <w:r>
+              <w:rPr>
+                <w:sz w:val="24"/>
               </w:rPr>
               <w:t>NN; FK → users(id); DELETE RESTRICT</w:t>
             </w:r>
@@ -10262,32 +8820,12 @@
               <w:spacing w:line="240" w:lineRule="auto"/>
               <w:ind w:firstLine="0"/>
               <w:jc w:val="left"/>
-              <w:rPr>
-                <w:lang w:val="en-US"/>
-              </w:rPr>
-            </w:pPr>
-            <w:r>
-              <w:rPr>
-                <w:sz w:val="24"/>
-                <w:lang w:val="en-US"/>
-              </w:rPr>
-              <w:t>NN; DEFAULT 'draft</w:t>
-            </w:r>
-            <w:proofErr w:type="gramStart"/>
-            <w:r>
-              <w:rPr>
-                <w:sz w:val="24"/>
-                <w:lang w:val="en-US"/>
-              </w:rPr>
-              <w:t>'::</w:t>
-            </w:r>
-            <w:proofErr w:type="gramEnd"/>
-            <w:r>
-              <w:rPr>
-                <w:sz w:val="24"/>
-                <w:lang w:val="en-US"/>
-              </w:rPr>
-              <w:t>text; CHECK IN ('draft', 'new', 'paid', 'shipped', 'completed', 'cancelled')</w:t>
+            </w:pPr>
+            <w:r>
+              <w:rPr>
+                <w:sz w:val="24"/>
+              </w:rPr>
+              <w:t>NN; DEFAULT 'draft'::text; CHECK IN ('draft', 'new', 'paid', 'shipped', 'completed', 'cancelled')</w:t>
             </w:r>
           </w:p>
         </w:tc>
@@ -10661,14 +9199,10 @@
               <w:spacing w:line="240" w:lineRule="auto"/>
               <w:ind w:firstLine="0"/>
               <w:jc w:val="left"/>
-              <w:rPr>
-                <w:lang w:val="en-US"/>
-              </w:rPr>
-            </w:pPr>
-            <w:r>
-              <w:rPr>
-                <w:sz w:val="24"/>
-                <w:lang w:val="en-US"/>
+            </w:pPr>
+            <w:r>
+              <w:rPr>
+                <w:sz w:val="24"/>
               </w:rPr>
               <w:t>NN; FK → orders(id); DELETE CASCADE; PK</w:t>
             </w:r>
@@ -10772,14 +9306,10 @@
               <w:spacing w:line="240" w:lineRule="auto"/>
               <w:ind w:firstLine="0"/>
               <w:jc w:val="left"/>
-              <w:rPr>
-                <w:lang w:val="en-US"/>
-              </w:rPr>
-            </w:pPr>
-            <w:r>
-              <w:rPr>
-                <w:sz w:val="24"/>
-                <w:lang w:val="en-US"/>
+            </w:pPr>
+            <w:r>
+              <w:rPr>
+                <w:sz w:val="24"/>
               </w:rPr>
               <w:t>NN; PK; FK → products(id); DELETE RESTRICT</w:t>
             </w:r>
@@ -10988,80 +9518,12 @@
               <w:spacing w:line="240" w:lineRule="auto"/>
               <w:ind w:firstLine="0"/>
               <w:jc w:val="left"/>
-              <w:rPr>
-                <w:lang w:val="en-US"/>
-              </w:rPr>
-            </w:pPr>
-            <w:r>
-              <w:rPr>
-                <w:sz w:val="24"/>
-                <w:lang w:val="en-US"/>
-              </w:rPr>
-              <w:t xml:space="preserve">NN; </w:t>
-            </w:r>
-            <w:proofErr w:type="gramStart"/>
-            <w:r>
-              <w:rPr>
-                <w:sz w:val="24"/>
-                <w:lang w:val="en-US"/>
-              </w:rPr>
-              <w:t>CHECK ((</w:t>
-            </w:r>
-            <w:proofErr w:type="gramEnd"/>
-            <w:r>
-              <w:rPr>
-                <w:sz w:val="24"/>
-                <w:lang w:val="en-US"/>
-              </w:rPr>
-              <w:t>(</w:t>
-            </w:r>
-            <w:proofErr w:type="spellStart"/>
-            <w:r>
-              <w:rPr>
-                <w:sz w:val="24"/>
-                <w:lang w:val="en-US"/>
-              </w:rPr>
-              <w:t>unit_price</w:t>
-            </w:r>
-            <w:proofErr w:type="spellEnd"/>
-            <w:r>
-              <w:rPr>
-                <w:sz w:val="24"/>
-                <w:lang w:val="en-US"/>
-              </w:rPr>
-              <w:t xml:space="preserve"> &gt; (0)) AND (</w:t>
-            </w:r>
-            <w:proofErr w:type="spellStart"/>
-            <w:r>
-              <w:rPr>
-                <w:sz w:val="24"/>
-                <w:lang w:val="en-US"/>
-              </w:rPr>
-              <w:t>unit_price</w:t>
-            </w:r>
-            <w:proofErr w:type="spellEnd"/>
-            <w:r>
-              <w:rPr>
-                <w:sz w:val="24"/>
-                <w:lang w:val="en-US"/>
-              </w:rPr>
-              <w:t xml:space="preserve"> &lt;&gt; '</w:t>
-            </w:r>
-            <w:proofErr w:type="spellStart"/>
-            <w:r>
-              <w:rPr>
-                <w:sz w:val="24"/>
-                <w:lang w:val="en-US"/>
-              </w:rPr>
-              <w:t>NaN</w:t>
-            </w:r>
-            <w:proofErr w:type="spellEnd"/>
-            <w:r>
-              <w:rPr>
-                <w:sz w:val="24"/>
-                <w:lang w:val="en-US"/>
-              </w:rPr>
-              <w:t>')))</w:t>
+            </w:pPr>
+            <w:r>
+              <w:rPr>
+                <w:sz w:val="24"/>
+              </w:rPr>
+              <w:t>NN; CHECK (((unit_price &gt; (0)) AND (unit_price &lt;&gt; 'NaN')))</w:t>
             </w:r>
           </w:p>
         </w:tc>
@@ -11098,69 +9560,16 @@
       </w:pPr>
     </w:p>
     <w:p>
-      <w:pPr>
-        <w:rPr>
-          <w:lang w:val="en-US"/>
-        </w:rPr>
-      </w:pPr>
-      <w:r>
-        <w:t>Составное</w:t>
-      </w:r>
-      <w:r>
-        <w:rPr>
-          <w:lang w:val="en-US"/>
-        </w:rPr>
-        <w:t xml:space="preserve"> </w:t>
-      </w:r>
-      <w:r>
-        <w:t>ограничение</w:t>
-      </w:r>
-      <w:r>
-        <w:rPr>
-          <w:lang w:val="en-US"/>
-        </w:rPr>
-        <w:t>: PRIMARY KEY (</w:t>
-      </w:r>
-      <w:proofErr w:type="spellStart"/>
-      <w:r>
-        <w:rPr>
-          <w:lang w:val="en-US"/>
-        </w:rPr>
-        <w:t>order_id</w:t>
-      </w:r>
-      <w:proofErr w:type="spellEnd"/>
-      <w:r>
-        <w:rPr>
-          <w:lang w:val="en-US"/>
-        </w:rPr>
-        <w:t xml:space="preserve">, </w:t>
-      </w:r>
-      <w:proofErr w:type="spellStart"/>
-      <w:r>
-        <w:rPr>
-          <w:lang w:val="en-US"/>
-        </w:rPr>
-        <w:t>product_id</w:t>
-      </w:r>
-      <w:proofErr w:type="spellEnd"/>
-      <w:r>
-        <w:rPr>
-          <w:lang w:val="en-US"/>
-        </w:rPr>
-        <w:t>).</w:t>
+      <w:r>
+        <w:t>Составное ограничение: PRIMARY KEY (order_id, product_id).</w:t>
       </w:r>
     </w:p>
     <w:p>
       <w:pPr>
         <w:pStyle w:val="3"/>
       </w:pPr>
-      <w:proofErr w:type="spellStart"/>
-      <w:r>
-        <w:t>payments</w:t>
-      </w:r>
-      <w:proofErr w:type="spellEnd"/>
-      <w:r>
-        <w:t xml:space="preserve"> - платежи и попытки оплаты</w:t>
+      <w:r>
+        <w:t>payments - платежи и попытки оплаты</w:t>
       </w:r>
     </w:p>
     <w:p>
@@ -11494,14 +9903,10 @@
               <w:spacing w:line="240" w:lineRule="auto"/>
               <w:ind w:firstLine="0"/>
               <w:jc w:val="left"/>
-              <w:rPr>
-                <w:lang w:val="en-US"/>
-              </w:rPr>
-            </w:pPr>
-            <w:r>
-              <w:rPr>
-                <w:sz w:val="24"/>
-                <w:lang w:val="en-US"/>
+            </w:pPr>
+            <w:r>
+              <w:rPr>
+                <w:sz w:val="24"/>
               </w:rPr>
               <w:t>NN; FK → orders(id); DELETE RESTRICT</w:t>
             </w:r>
@@ -11605,48 +10010,12 @@
               <w:spacing w:line="240" w:lineRule="auto"/>
               <w:ind w:firstLine="0"/>
               <w:jc w:val="left"/>
-              <w:rPr>
-                <w:lang w:val="en-US"/>
-              </w:rPr>
-            </w:pPr>
-            <w:r>
-              <w:rPr>
-                <w:sz w:val="24"/>
-                <w:lang w:val="en-US"/>
-              </w:rPr>
-              <w:t xml:space="preserve">NN; </w:t>
-            </w:r>
-            <w:proofErr w:type="gramStart"/>
-            <w:r>
-              <w:rPr>
-                <w:sz w:val="24"/>
-                <w:lang w:val="en-US"/>
-              </w:rPr>
-              <w:t>CHECK ((</w:t>
-            </w:r>
-            <w:proofErr w:type="gramEnd"/>
-            <w:r>
-              <w:rPr>
-                <w:sz w:val="24"/>
-                <w:lang w:val="en-US"/>
-              </w:rPr>
-              <w:t>(amount &gt; (0)) AND (amount &lt;&gt; '</w:t>
-            </w:r>
-            <w:proofErr w:type="spellStart"/>
-            <w:r>
-              <w:rPr>
-                <w:sz w:val="24"/>
-                <w:lang w:val="en-US"/>
-              </w:rPr>
-              <w:t>NaN</w:t>
-            </w:r>
-            <w:proofErr w:type="spellEnd"/>
-            <w:r>
-              <w:rPr>
-                <w:sz w:val="24"/>
-                <w:lang w:val="en-US"/>
-              </w:rPr>
-              <w:t>')))</w:t>
+            </w:pPr>
+            <w:r>
+              <w:rPr>
+                <w:sz w:val="24"/>
+              </w:rPr>
+              <w:t>NN; CHECK (((amount &gt; (0)) AND (amount &lt;&gt; 'NaN')))</w:t>
             </w:r>
           </w:p>
         </w:tc>
@@ -11747,61 +10116,12 @@
               <w:spacing w:line="240" w:lineRule="auto"/>
               <w:ind w:firstLine="0"/>
               <w:jc w:val="left"/>
-              <w:rPr>
-                <w:lang w:val="en-US"/>
-              </w:rPr>
-            </w:pPr>
-            <w:r>
-              <w:rPr>
-                <w:sz w:val="24"/>
-                <w:lang w:val="en-US"/>
-              </w:rPr>
-              <w:t>NN; DEFAULT 'pending</w:t>
-            </w:r>
-            <w:proofErr w:type="gramStart"/>
-            <w:r>
-              <w:rPr>
-                <w:sz w:val="24"/>
-                <w:lang w:val="en-US"/>
-              </w:rPr>
-              <w:t>'::</w:t>
-            </w:r>
-            <w:proofErr w:type="gramEnd"/>
-            <w:r>
-              <w:rPr>
-                <w:sz w:val="24"/>
-                <w:lang w:val="en-US"/>
-              </w:rPr>
-              <w:t xml:space="preserve">text; CHECK succeeded/refunded </w:t>
-            </w:r>
-            <w:r>
-              <w:rPr>
-                <w:sz w:val="24"/>
-              </w:rPr>
-              <w:t>требуют</w:t>
-            </w:r>
-            <w:r>
-              <w:rPr>
-                <w:sz w:val="24"/>
-                <w:lang w:val="en-US"/>
-              </w:rPr>
-              <w:t xml:space="preserve"> </w:t>
-            </w:r>
-            <w:proofErr w:type="spellStart"/>
-            <w:r>
-              <w:rPr>
-                <w:sz w:val="24"/>
-                <w:lang w:val="en-US"/>
-              </w:rPr>
-              <w:t>paid_at</w:t>
-            </w:r>
-            <w:proofErr w:type="spellEnd"/>
-            <w:r>
-              <w:rPr>
-                <w:sz w:val="24"/>
-                <w:lang w:val="en-US"/>
-              </w:rPr>
-              <w:t>; CHECK IN ('pending', 'succeeded', 'failed', 'refunded')</w:t>
+            </w:pPr>
+            <w:r>
+              <w:rPr>
+                <w:sz w:val="24"/>
+              </w:rPr>
+              <w:t>NN; DEFAULT 'pending'::text; CHECK succeeded/refunded требуют paid_at; CHECK IN ('pending', 'succeeded', 'failed', 'refunded')</w:t>
             </w:r>
           </w:p>
         </w:tc>
@@ -11902,64 +10222,12 @@
               <w:spacing w:line="240" w:lineRule="auto"/>
               <w:ind w:firstLine="0"/>
               <w:jc w:val="left"/>
-              <w:rPr>
-                <w:lang w:val="en-US"/>
-              </w:rPr>
-            </w:pPr>
-            <w:r>
-              <w:rPr>
-                <w:sz w:val="24"/>
-                <w:lang w:val="en-US"/>
-              </w:rPr>
-              <w:t xml:space="preserve">NN; </w:t>
-            </w:r>
-            <w:proofErr w:type="gramStart"/>
-            <w:r>
-              <w:rPr>
-                <w:sz w:val="24"/>
-                <w:lang w:val="en-US"/>
-              </w:rPr>
-              <w:t>CHECK ((</w:t>
-            </w:r>
-            <w:proofErr w:type="gramEnd"/>
-            <w:r>
-              <w:rPr>
-                <w:sz w:val="24"/>
-                <w:lang w:val="en-US"/>
-              </w:rPr>
-              <w:t>method = ANY (</w:t>
-            </w:r>
-            <w:proofErr w:type="gramStart"/>
-            <w:r>
-              <w:rPr>
-                <w:sz w:val="24"/>
-                <w:lang w:val="en-US"/>
-              </w:rPr>
-              <w:t>ARRAY[</w:t>
-            </w:r>
-            <w:proofErr w:type="gramEnd"/>
-            <w:r>
-              <w:rPr>
-                <w:sz w:val="24"/>
-                <w:lang w:val="en-US"/>
-              </w:rPr>
-              <w:t>'card', '</w:t>
-            </w:r>
-            <w:proofErr w:type="spellStart"/>
-            <w:r>
-              <w:rPr>
-                <w:sz w:val="24"/>
-                <w:lang w:val="en-US"/>
-              </w:rPr>
-              <w:t>sbp</w:t>
-            </w:r>
-            <w:proofErr w:type="spellEnd"/>
-            <w:r>
-              <w:rPr>
-                <w:sz w:val="24"/>
-                <w:lang w:val="en-US"/>
-              </w:rPr>
-              <w:t>', 'cash'])))</w:t>
+            </w:pPr>
+            <w:r>
+              <w:rPr>
+                <w:sz w:val="24"/>
+              </w:rPr>
+              <w:t>NN; CHECK ((method = ANY (ARRAY['card', 'sbp', 'cash'])))</w:t>
             </w:r>
           </w:p>
         </w:tc>
@@ -12166,71 +10434,13 @@
               <w:spacing w:line="240" w:lineRule="auto"/>
               <w:ind w:firstLine="0"/>
               <w:jc w:val="left"/>
-              <w:rPr>
-                <w:lang w:val="en-US"/>
-              </w:rPr>
-            </w:pPr>
-            <w:r>
-              <w:rPr>
-                <w:sz w:val="24"/>
-                <w:lang w:val="en-US"/>
-              </w:rPr>
-              <w:t xml:space="preserve">CHECK </w:t>
-            </w:r>
-            <w:proofErr w:type="spellStart"/>
-            <w:r>
-              <w:rPr>
-                <w:sz w:val="24"/>
-                <w:lang w:val="en-US"/>
-              </w:rPr>
-              <w:t>paid_at</w:t>
-            </w:r>
-            <w:proofErr w:type="spellEnd"/>
-            <w:r>
-              <w:rPr>
-                <w:sz w:val="24"/>
-                <w:lang w:val="en-US"/>
-              </w:rPr>
-              <w:t xml:space="preserve"> ≥ </w:t>
-            </w:r>
-            <w:proofErr w:type="spellStart"/>
-            <w:r>
-              <w:rPr>
-                <w:sz w:val="24"/>
-                <w:lang w:val="en-US"/>
-              </w:rPr>
-              <w:t>created_at</w:t>
-            </w:r>
-            <w:proofErr w:type="spellEnd"/>
-            <w:r>
-              <w:rPr>
-                <w:sz w:val="24"/>
-                <w:lang w:val="en-US"/>
-              </w:rPr>
-              <w:t xml:space="preserve">; CHECK succeeded/refunded </w:t>
-            </w:r>
-            <w:r>
-              <w:rPr>
-                <w:sz w:val="24"/>
-              </w:rPr>
-              <w:t>требуют</w:t>
-            </w:r>
-            <w:r>
-              <w:rPr>
-                <w:sz w:val="24"/>
-                <w:lang w:val="en-US"/>
-              </w:rPr>
-              <w:t xml:space="preserve"> </w:t>
-            </w:r>
-            <w:proofErr w:type="spellStart"/>
-            <w:r>
-              <w:rPr>
-                <w:sz w:val="24"/>
-                <w:lang w:val="en-US"/>
-              </w:rPr>
-              <w:t>paid_at</w:t>
-            </w:r>
-            <w:proofErr w:type="spellEnd"/>
+            </w:pPr>
+            <w:r>
+              <w:rPr>
+                <w:sz w:val="24"/>
+              </w:rPr>
+              <w:t>CHECK paid_at ≥ created_at; CHECK succeeded/refunded требуют paid_at</w:t>
+            </w:r>
           </w:p>
         </w:tc>
         <w:tc>
@@ -12330,74 +10540,13 @@
               <w:spacing w:line="240" w:lineRule="auto"/>
               <w:ind w:firstLine="0"/>
               <w:jc w:val="left"/>
-              <w:rPr>
-                <w:lang w:val="en-US"/>
-              </w:rPr>
-            </w:pPr>
-            <w:r>
-              <w:rPr>
-                <w:sz w:val="24"/>
-                <w:lang w:val="en-US"/>
-              </w:rPr>
-              <w:t xml:space="preserve">NN; DEFAULT </w:t>
-            </w:r>
-            <w:proofErr w:type="gramStart"/>
-            <w:r>
-              <w:rPr>
-                <w:sz w:val="24"/>
-                <w:lang w:val="en-US"/>
-              </w:rPr>
-              <w:t>now(</w:t>
-            </w:r>
-            <w:proofErr w:type="gramEnd"/>
-            <w:r>
-              <w:rPr>
-                <w:sz w:val="24"/>
-                <w:lang w:val="en-US"/>
-              </w:rPr>
-              <w:t xml:space="preserve">); CHECK </w:t>
-            </w:r>
-            <w:proofErr w:type="spellStart"/>
-            <w:r>
-              <w:rPr>
-                <w:sz w:val="24"/>
-                <w:lang w:val="en-US"/>
-              </w:rPr>
-              <w:t>paid_at</w:t>
-            </w:r>
-            <w:proofErr w:type="spellEnd"/>
-            <w:r>
-              <w:rPr>
-                <w:sz w:val="24"/>
-                <w:lang w:val="en-US"/>
-              </w:rPr>
-              <w:t xml:space="preserve"> IS NULL OR </w:t>
-            </w:r>
-            <w:proofErr w:type="spellStart"/>
-            <w:r>
-              <w:rPr>
-                <w:sz w:val="24"/>
-                <w:lang w:val="en-US"/>
-              </w:rPr>
-              <w:t>paid_at</w:t>
-            </w:r>
-            <w:proofErr w:type="spellEnd"/>
-            <w:r>
-              <w:rPr>
-                <w:sz w:val="24"/>
-                <w:lang w:val="en-US"/>
-              </w:rPr>
-              <w:t xml:space="preserve"> ≥ </w:t>
-            </w:r>
-            <w:proofErr w:type="spellStart"/>
-            <w:r>
-              <w:rPr>
-                <w:sz w:val="24"/>
-                <w:lang w:val="en-US"/>
-              </w:rPr>
-              <w:t>created_at</w:t>
-            </w:r>
-            <w:proofErr w:type="spellEnd"/>
+            </w:pPr>
+            <w:r>
+              <w:rPr>
+                <w:sz w:val="24"/>
+              </w:rPr>
+              <w:t>NN; DEFAULT now(); CHECK paid_at IS NULL OR paid_at ≥ created_at</w:t>
+            </w:r>
           </w:p>
         </w:tc>
         <w:tc>
@@ -12771,22 +10920,12 @@
               <w:spacing w:line="240" w:lineRule="auto"/>
               <w:ind w:firstLine="0"/>
               <w:jc w:val="left"/>
-              <w:rPr>
-                <w:lang w:val="en-US"/>
-              </w:rPr>
-            </w:pPr>
-            <w:r>
-              <w:rPr>
-                <w:sz w:val="24"/>
-                <w:lang w:val="en-US"/>
-              </w:rPr>
-              <w:t xml:space="preserve">NN; FK → users(id); DELETE RESTRICT; UQ </w:t>
-            </w:r>
-            <w:r>
-              <w:rPr>
-                <w:sz w:val="24"/>
-              </w:rPr>
-              <w:t>составной</w:t>
+            </w:pPr>
+            <w:r>
+              <w:rPr>
+                <w:sz w:val="24"/>
+              </w:rPr>
+              <w:t>NN; FK → users(id); DELETE RESTRICT; UQ составной</w:t>
             </w:r>
           </w:p>
         </w:tc>
@@ -12887,22 +11026,12 @@
               <w:spacing w:line="240" w:lineRule="auto"/>
               <w:ind w:firstLine="0"/>
               <w:jc w:val="left"/>
-              <w:rPr>
-                <w:lang w:val="en-US"/>
-              </w:rPr>
-            </w:pPr>
-            <w:r>
-              <w:rPr>
-                <w:sz w:val="24"/>
-                <w:lang w:val="en-US"/>
-              </w:rPr>
-              <w:t xml:space="preserve">NN; FK → products(id); DELETE RESTRICT; UQ </w:t>
-            </w:r>
-            <w:r>
-              <w:rPr>
-                <w:sz w:val="24"/>
-              </w:rPr>
-              <w:t>составной</w:t>
+            </w:pPr>
+            <w:r>
+              <w:rPr>
+                <w:sz w:val="24"/>
+              </w:rPr>
+              <w:t>NN; FK → products(id); DELETE RESTRICT; UQ составной</w:t>
             </w:r>
           </w:p>
         </w:tc>
@@ -13003,14 +11132,10 @@
               <w:spacing w:line="240" w:lineRule="auto"/>
               <w:ind w:firstLine="0"/>
               <w:jc w:val="left"/>
-              <w:rPr>
-                <w:lang w:val="en-US"/>
-              </w:rPr>
-            </w:pPr>
-            <w:r>
-              <w:rPr>
-                <w:sz w:val="24"/>
-                <w:lang w:val="en-US"/>
+            </w:pPr>
+            <w:r>
+              <w:rPr>
+                <w:sz w:val="24"/>
               </w:rPr>
               <w:t>NN; CHECK (((score &gt;= 1) AND (score &lt;= 5)))</w:t>
             </w:r>
@@ -13605,14 +11730,10 @@
               <w:spacing w:line="240" w:lineRule="auto"/>
               <w:ind w:firstLine="0"/>
               <w:jc w:val="left"/>
-              <w:rPr>
-                <w:lang w:val="en-US"/>
-              </w:rPr>
-            </w:pPr>
-            <w:r>
-              <w:rPr>
-                <w:sz w:val="24"/>
-                <w:lang w:val="en-US"/>
+            </w:pPr>
+            <w:r>
+              <w:rPr>
+                <w:sz w:val="24"/>
               </w:rPr>
               <w:t>NN; FK → users(id); DELETE RESTRICT</w:t>
             </w:r>
@@ -13715,41 +11836,12 @@
               <w:spacing w:line="240" w:lineRule="auto"/>
               <w:ind w:firstLine="0"/>
               <w:jc w:val="left"/>
-              <w:rPr>
-                <w:lang w:val="en-US"/>
-              </w:rPr>
-            </w:pPr>
-            <w:r>
-              <w:rPr>
-                <w:sz w:val="24"/>
-                <w:lang w:val="en-US"/>
-              </w:rPr>
-              <w:t xml:space="preserve">NN; </w:t>
-            </w:r>
-            <w:proofErr w:type="gramStart"/>
-            <w:r>
-              <w:rPr>
-                <w:sz w:val="24"/>
-                <w:lang w:val="en-US"/>
-              </w:rPr>
-              <w:t>CHECK ((</w:t>
-            </w:r>
-            <w:proofErr w:type="spellStart"/>
-            <w:proofErr w:type="gramEnd"/>
-            <w:r>
-              <w:rPr>
-                <w:sz w:val="24"/>
-                <w:lang w:val="en-US"/>
-              </w:rPr>
-              <w:t>btrim</w:t>
-            </w:r>
-            <w:proofErr w:type="spellEnd"/>
-            <w:r>
-              <w:rPr>
-                <w:sz w:val="24"/>
-                <w:lang w:val="en-US"/>
-              </w:rPr>
-              <w:t>(city) &lt;&gt; ''))</w:t>
+            </w:pPr>
+            <w:r>
+              <w:rPr>
+                <w:sz w:val="24"/>
+              </w:rPr>
+              <w:t>NN; CHECK ((btrim(city) &lt;&gt; ''))</w:t>
             </w:r>
           </w:p>
         </w:tc>
@@ -13850,32 +11942,12 @@
               <w:spacing w:line="240" w:lineRule="auto"/>
               <w:ind w:firstLine="0"/>
               <w:jc w:val="left"/>
-              <w:rPr>
-                <w:lang w:val="en-US"/>
-              </w:rPr>
-            </w:pPr>
-            <w:r>
-              <w:rPr>
-                <w:sz w:val="24"/>
-                <w:lang w:val="en-US"/>
-              </w:rPr>
-              <w:t>NN; CHECK ((</w:t>
-            </w:r>
-            <w:proofErr w:type="spellStart"/>
-            <w:r>
-              <w:rPr>
-                <w:sz w:val="24"/>
-                <w:lang w:val="en-US"/>
-              </w:rPr>
-              <w:t>btrim</w:t>
-            </w:r>
-            <w:proofErr w:type="spellEnd"/>
-            <w:r>
-              <w:rPr>
-                <w:sz w:val="24"/>
-                <w:lang w:val="en-US"/>
-              </w:rPr>
-              <w:t>(street) &lt;&gt; ''))</w:t>
+            </w:pPr>
+            <w:r>
+              <w:rPr>
+                <w:sz w:val="24"/>
+              </w:rPr>
+              <w:t>NN; CHECK ((btrim(street) &lt;&gt; ''))</w:t>
             </w:r>
           </w:p>
         </w:tc>
@@ -13976,41 +12048,12 @@
               <w:spacing w:line="240" w:lineRule="auto"/>
               <w:ind w:firstLine="0"/>
               <w:jc w:val="left"/>
-              <w:rPr>
-                <w:lang w:val="en-US"/>
-              </w:rPr>
-            </w:pPr>
-            <w:r>
-              <w:rPr>
-                <w:sz w:val="24"/>
-                <w:lang w:val="en-US"/>
-              </w:rPr>
-              <w:t xml:space="preserve">NN; </w:t>
-            </w:r>
-            <w:proofErr w:type="gramStart"/>
-            <w:r>
-              <w:rPr>
-                <w:sz w:val="24"/>
-                <w:lang w:val="en-US"/>
-              </w:rPr>
-              <w:t>CHECK ((</w:t>
-            </w:r>
-            <w:proofErr w:type="spellStart"/>
-            <w:proofErr w:type="gramEnd"/>
-            <w:r>
-              <w:rPr>
-                <w:sz w:val="24"/>
-                <w:lang w:val="en-US"/>
-              </w:rPr>
-              <w:t>btrim</w:t>
-            </w:r>
-            <w:proofErr w:type="spellEnd"/>
-            <w:r>
-              <w:rPr>
-                <w:sz w:val="24"/>
-                <w:lang w:val="en-US"/>
-              </w:rPr>
-              <w:t>(house) &lt;&gt; ''))</w:t>
+            </w:pPr>
+            <w:r>
+              <w:rPr>
+                <w:sz w:val="24"/>
+              </w:rPr>
+              <w:t>NN; CHECK ((btrim(house) &lt;&gt; ''))</w:t>
             </w:r>
           </w:p>
         </w:tc>
@@ -14035,21 +12078,7 @@
               <w:rPr>
                 <w:sz w:val="24"/>
               </w:rPr>
-              <w:t>Номер дома (строка</w:t>
-            </w:r>
-            <w:proofErr w:type="gramStart"/>
-            <w:r>
-              <w:rPr>
-                <w:sz w:val="24"/>
-              </w:rPr>
-              <w:t xml:space="preserve">, например </w:t>
-            </w:r>
-            <w:proofErr w:type="gramEnd"/>
-            <w:r>
-              <w:rPr>
-                <w:sz w:val="24"/>
-              </w:rPr>
-              <w:t>12А)</w:t>
+              <w:t>Номер дома (строка, например 12А)</w:t>
             </w:r>
           </w:p>
         </w:tc>
@@ -14231,80 +12260,12 @@
               <w:spacing w:line="240" w:lineRule="auto"/>
               <w:ind w:firstLine="0"/>
               <w:jc w:val="left"/>
-              <w:rPr>
-                <w:lang w:val="en-US"/>
-              </w:rPr>
-            </w:pPr>
-            <w:r>
-              <w:rPr>
-                <w:sz w:val="24"/>
-                <w:lang w:val="en-US"/>
-              </w:rPr>
-              <w:t>CHECK (((</w:t>
-            </w:r>
-            <w:proofErr w:type="spellStart"/>
-            <w:r>
-              <w:rPr>
-                <w:sz w:val="24"/>
-                <w:lang w:val="en-US"/>
-              </w:rPr>
-              <w:t>postal_code</w:t>
-            </w:r>
-            <w:proofErr w:type="spellEnd"/>
-            <w:r>
-              <w:rPr>
-                <w:sz w:val="24"/>
-                <w:lang w:val="en-US"/>
-              </w:rPr>
-              <w:t xml:space="preserve"> IS NULL) OR (</w:t>
-            </w:r>
-            <w:proofErr w:type="spellStart"/>
-            <w:r>
-              <w:rPr>
-                <w:sz w:val="24"/>
-                <w:lang w:val="en-US"/>
-              </w:rPr>
-              <w:t>postal_code</w:t>
-            </w:r>
-            <w:proofErr w:type="spellEnd"/>
-            <w:r>
-              <w:rPr>
-                <w:sz w:val="24"/>
-                <w:lang w:val="en-US"/>
-              </w:rPr>
-              <w:t xml:space="preserve"> ~ '</w:t>
-            </w:r>
-            <w:proofErr w:type="gramStart"/>
-            <w:r>
-              <w:rPr>
-                <w:sz w:val="24"/>
-                <w:lang w:val="en-US"/>
-              </w:rPr>
-              <w:t>^[</w:t>
-            </w:r>
-            <w:proofErr w:type="gramEnd"/>
-            <w:r>
-              <w:rPr>
-                <w:sz w:val="24"/>
-                <w:lang w:val="en-US"/>
-              </w:rPr>
-              <w:t>0-</w:t>
-            </w:r>
-            <w:proofErr w:type="gramStart"/>
-            <w:r>
-              <w:rPr>
-                <w:sz w:val="24"/>
-                <w:lang w:val="en-US"/>
-              </w:rPr>
-              <w:t>9]{6}$</w:t>
-            </w:r>
-            <w:proofErr w:type="gramEnd"/>
-            <w:r>
-              <w:rPr>
-                <w:sz w:val="24"/>
-                <w:lang w:val="en-US"/>
-              </w:rPr>
-              <w:t>')))</w:t>
+            </w:pPr>
+            <w:r>
+              <w:rPr>
+                <w:sz w:val="24"/>
+              </w:rPr>
+              <w:t>CHECK (((postal_code IS NULL) OR (postal_code ~ '^[0-9]{6}$')))</w:t>
             </w:r>
           </w:p>
         </w:tc>
@@ -14679,14 +12640,10 @@
               <w:spacing w:line="240" w:lineRule="auto"/>
               <w:ind w:firstLine="0"/>
               <w:jc w:val="left"/>
-              <w:rPr>
-                <w:lang w:val="en-US"/>
-              </w:rPr>
-            </w:pPr>
-            <w:r>
-              <w:rPr>
-                <w:sz w:val="24"/>
-                <w:lang w:val="en-US"/>
+            </w:pPr>
+            <w:r>
+              <w:rPr>
+                <w:sz w:val="24"/>
               </w:rPr>
               <w:t>NN; FK → orders(id); DELETE RESTRICT</w:t>
             </w:r>
@@ -14789,14 +12746,10 @@
               <w:spacing w:line="240" w:lineRule="auto"/>
               <w:ind w:firstLine="0"/>
               <w:jc w:val="left"/>
-              <w:rPr>
-                <w:lang w:val="en-US"/>
-              </w:rPr>
-            </w:pPr>
-            <w:r>
-              <w:rPr>
-                <w:sz w:val="24"/>
-                <w:lang w:val="en-US"/>
+            </w:pPr>
+            <w:r>
+              <w:rPr>
+                <w:sz w:val="24"/>
               </w:rPr>
               <w:t>NN; FK → addresses(id); DELETE RESTRICT</w:t>
             </w:r>
@@ -14899,77 +12852,12 @@
               <w:spacing w:line="240" w:lineRule="auto"/>
               <w:ind w:firstLine="0"/>
               <w:jc w:val="left"/>
-              <w:rPr>
-                <w:lang w:val="en-US"/>
-              </w:rPr>
-            </w:pPr>
-            <w:r>
-              <w:rPr>
-                <w:sz w:val="24"/>
-                <w:lang w:val="en-US"/>
-              </w:rPr>
-              <w:t>NN; DEFAULT 'pending</w:t>
-            </w:r>
-            <w:proofErr w:type="gramStart"/>
-            <w:r>
-              <w:rPr>
-                <w:sz w:val="24"/>
-                <w:lang w:val="en-US"/>
-              </w:rPr>
-              <w:t>'::</w:t>
-            </w:r>
-            <w:proofErr w:type="gramEnd"/>
-            <w:r>
-              <w:rPr>
-                <w:sz w:val="24"/>
-                <w:lang w:val="en-US"/>
-              </w:rPr>
-              <w:t xml:space="preserve">text; CHECK delivered </w:t>
-            </w:r>
-            <w:r>
-              <w:rPr>
-                <w:sz w:val="24"/>
-              </w:rPr>
-              <w:t>требует</w:t>
-            </w:r>
-            <w:r>
-              <w:rPr>
-                <w:sz w:val="24"/>
-                <w:lang w:val="en-US"/>
-              </w:rPr>
-              <w:t xml:space="preserve"> </w:t>
-            </w:r>
-            <w:proofErr w:type="spellStart"/>
-            <w:r>
-              <w:rPr>
-                <w:sz w:val="24"/>
-                <w:lang w:val="en-US"/>
-              </w:rPr>
-              <w:t>delivery_date</w:t>
-            </w:r>
-            <w:proofErr w:type="spellEnd"/>
-            <w:r>
-              <w:rPr>
-                <w:sz w:val="24"/>
-                <w:lang w:val="en-US"/>
-              </w:rPr>
-              <w:t>; CHECK IN ('pending', '</w:t>
-            </w:r>
-            <w:proofErr w:type="spellStart"/>
-            <w:r>
-              <w:rPr>
-                <w:sz w:val="24"/>
-                <w:lang w:val="en-US"/>
-              </w:rPr>
-              <w:t>in_transit</w:t>
-            </w:r>
-            <w:proofErr w:type="spellEnd"/>
-            <w:r>
-              <w:rPr>
-                <w:sz w:val="24"/>
-                <w:lang w:val="en-US"/>
-              </w:rPr>
-              <w:t>', 'delivered', 'cancelled')</w:t>
+            </w:pPr>
+            <w:r>
+              <w:rPr>
+                <w:sz w:val="24"/>
+              </w:rPr>
+              <w:t>NN; DEFAULT 'pending'::text; CHECK delivered требует delivery_date; CHECK IN ('pending', 'in_transit', 'delivered', 'cancelled')</w:t>
             </w:r>
           </w:p>
         </w:tc>
@@ -15176,39 +13064,13 @@
               <w:spacing w:line="240" w:lineRule="auto"/>
               <w:ind w:firstLine="0"/>
               <w:jc w:val="left"/>
-              <w:rPr>
-                <w:lang w:val="en-US"/>
-              </w:rPr>
-            </w:pPr>
-            <w:r>
-              <w:rPr>
-                <w:sz w:val="24"/>
-                <w:lang w:val="en-US"/>
-              </w:rPr>
-              <w:t xml:space="preserve">CHECK delivered </w:t>
-            </w:r>
-            <w:r>
-              <w:rPr>
-                <w:sz w:val="24"/>
-              </w:rPr>
-              <w:t>требует</w:t>
-            </w:r>
-            <w:r>
-              <w:rPr>
-                <w:sz w:val="24"/>
-                <w:lang w:val="en-US"/>
-              </w:rPr>
-              <w:t xml:space="preserve"> </w:t>
-            </w:r>
-            <w:proofErr w:type="spellStart"/>
-            <w:r>
-              <w:rPr>
-                <w:sz w:val="24"/>
-                <w:lang w:val="en-US"/>
-              </w:rPr>
-              <w:t>delivery_date</w:t>
-            </w:r>
-            <w:proofErr w:type="spellEnd"/>
+            </w:pPr>
+            <w:r>
+              <w:rPr>
+                <w:sz w:val="24"/>
+              </w:rPr>
+              <w:t>CHECK delivered требует delivery_date</w:t>
+            </w:r>
           </w:p>
         </w:tc>
         <w:tc>
@@ -15246,590 +13108,2774 @@
     <w:p>
       <w:r>
         <w:lastRenderedPageBreak/>
-        <w:t>Представление</w:t>
-      </w:r>
-      <w:r>
+        <w:t>Представление order_totals содержит order_id BIGINT, user_id BIGINT, status TEXT, total_amount NUMERIC(16,2). Итог вычисляется по quantity * unit_price; для пустого черновика возвращается 0. Представление не считается отдельной сущностью.</w:t>
+      </w:r>
+    </w:p>
+    <w:p>
+      <w:pPr>
+        <w:pStyle w:val="1"/>
+      </w:pPr>
+      <w:r>
+        <w:t>Задание 7: Оформите все команды единым SQL-скриптом, повторное выполнение которого воссоздаёт схему с нуля</w:t>
+      </w:r>
+    </w:p>
+    <w:p>
+      <w:pPr>
+        <w:pStyle w:val="2"/>
+      </w:pPr>
+      <w:r>
+        <w:t>Выполнение</w:t>
+      </w:r>
+    </w:p>
+    <w:p>
+      <w:pPr>
+        <w:jc w:val="left"/>
+        <w:rPr>
+          <w:rFonts w:ascii="Consolas" w:hAnsi="Consolas"/>
+          <w:sz w:val="20"/>
+          <w:szCs w:val="20"/>
+        </w:rPr>
+      </w:pPr>
+      <w:r>
+        <w:rPr>
+          <w:rFonts w:ascii="Consolas" w:hAnsi="Consolas"/>
+          <w:sz w:val="20"/>
+          <w:szCs w:val="20"/>
+        </w:rPr>
+        <w:t>CREATE SCHEMA marketplace;</w:t>
+      </w:r>
+    </w:p>
+    <w:p>
+      <w:pPr>
+        <w:jc w:val="left"/>
+        <w:rPr>
+          <w:rFonts w:ascii="Consolas" w:hAnsi="Consolas"/>
+          <w:sz w:val="20"/>
+          <w:szCs w:val="20"/>
+        </w:rPr>
+      </w:pPr>
+      <w:r>
+        <w:rPr>
+          <w:rFonts w:ascii="Consolas" w:hAnsi="Consolas"/>
+          <w:sz w:val="20"/>
+          <w:szCs w:val="20"/>
+        </w:rPr>
+        <w:t>SET LOCAL search_path = marketplace, public;</w:t>
+      </w:r>
+    </w:p>
+    <w:p>
+      <w:pPr>
+        <w:jc w:val="left"/>
+        <w:rPr>
+          <w:rFonts w:ascii="Consolas" w:hAnsi="Consolas"/>
+          <w:sz w:val="20"/>
+          <w:szCs w:val="20"/>
+        </w:rPr>
+      </w:pPr>
+    </w:p>
+    <w:p>
+      <w:pPr>
+        <w:jc w:val="left"/>
+        <w:rPr>
+          <w:rFonts w:ascii="Consolas" w:hAnsi="Consolas"/>
+          <w:sz w:val="20"/>
+          <w:szCs w:val="20"/>
+        </w:rPr>
+      </w:pPr>
+      <w:r>
+        <w:rPr>
+          <w:rFonts w:ascii="Consolas" w:hAnsi="Consolas"/>
+          <w:sz w:val="20"/>
+          <w:szCs w:val="20"/>
+        </w:rPr>
+        <w:t>CREATE TABLE users (</w:t>
+      </w:r>
+    </w:p>
+    <w:p>
+      <w:pPr>
+        <w:jc w:val="left"/>
+        <w:rPr>
+          <w:rFonts w:ascii="Consolas" w:hAnsi="Consolas"/>
+          <w:sz w:val="20"/>
+          <w:szCs w:val="20"/>
+        </w:rPr>
+      </w:pPr>
+      <w:r>
+        <w:rPr>
+          <w:rFonts w:ascii="Consolas" w:hAnsi="Consolas"/>
+          <w:sz w:val="20"/>
+          <w:szCs w:val="20"/>
+        </w:rPr>
+        <w:t xml:space="preserve">    id BIGINT GENERATED ALWAYS AS IDENTITY PRIMARY KEY,</w:t>
+      </w:r>
+    </w:p>
+    <w:p>
+      <w:pPr>
+        <w:jc w:val="left"/>
+        <w:rPr>
+          <w:rFonts w:ascii="Consolas" w:hAnsi="Consolas"/>
+          <w:sz w:val="20"/>
+          <w:szCs w:val="20"/>
+        </w:rPr>
+      </w:pPr>
+      <w:r>
+        <w:rPr>
+          <w:rFonts w:ascii="Consolas" w:hAnsi="Consolas"/>
+          <w:sz w:val="20"/>
+          <w:szCs w:val="20"/>
+        </w:rPr>
+        <w:t xml:space="preserve">    full_name TEXT NOT NULL CHECK (btrim(full_name) &lt;&gt; ''),</w:t>
+      </w:r>
+    </w:p>
+    <w:p>
+      <w:pPr>
+        <w:jc w:val="left"/>
+        <w:rPr>
+          <w:rFonts w:ascii="Consolas" w:hAnsi="Consolas"/>
+          <w:sz w:val="20"/>
+          <w:szCs w:val="20"/>
+        </w:rPr>
+      </w:pPr>
+      <w:r>
+        <w:rPr>
+          <w:rFonts w:ascii="Consolas" w:hAnsi="Consolas"/>
+          <w:sz w:val="20"/>
+          <w:szCs w:val="20"/>
+        </w:rPr>
+        <w:t xml:space="preserve">    email TEXT NOT NULL UNIQUE CHECK (</w:t>
+      </w:r>
+    </w:p>
+    <w:p>
+      <w:pPr>
+        <w:jc w:val="left"/>
+        <w:rPr>
+          <w:rFonts w:ascii="Consolas" w:hAnsi="Consolas"/>
+          <w:sz w:val="20"/>
+          <w:szCs w:val="20"/>
+        </w:rPr>
+      </w:pPr>
+      <w:r>
+        <w:rPr>
+          <w:rFonts w:ascii="Consolas" w:hAnsi="Consolas"/>
+          <w:sz w:val="20"/>
+          <w:szCs w:val="20"/>
+        </w:rPr>
+        <w:t xml:space="preserve">        email = lower(email)</w:t>
+      </w:r>
+    </w:p>
+    <w:p>
+      <w:pPr>
+        <w:jc w:val="left"/>
+        <w:rPr>
+          <w:rFonts w:ascii="Consolas" w:hAnsi="Consolas"/>
+          <w:sz w:val="20"/>
+          <w:szCs w:val="20"/>
+        </w:rPr>
+      </w:pPr>
+      <w:r>
+        <w:rPr>
+          <w:rFonts w:ascii="Consolas" w:hAnsi="Consolas"/>
+          <w:sz w:val="20"/>
+          <w:szCs w:val="20"/>
+        </w:rPr>
+        <w:t xml:space="preserve">        AND email ~ '^[^[:space:]@]+@[^[:space:]@]+\.[^[:space:]@]+$'</w:t>
+      </w:r>
+    </w:p>
+    <w:p>
+      <w:pPr>
+        <w:jc w:val="left"/>
+        <w:rPr>
+          <w:rFonts w:ascii="Consolas" w:hAnsi="Consolas"/>
+          <w:sz w:val="20"/>
+          <w:szCs w:val="20"/>
+        </w:rPr>
+      </w:pPr>
+      <w:r>
+        <w:rPr>
+          <w:rFonts w:ascii="Consolas" w:hAnsi="Consolas"/>
+          <w:sz w:val="20"/>
+          <w:szCs w:val="20"/>
+        </w:rPr>
+        <w:t xml:space="preserve">    ),</w:t>
+      </w:r>
+    </w:p>
+    <w:p>
+      <w:pPr>
+        <w:jc w:val="left"/>
+        <w:rPr>
+          <w:rFonts w:ascii="Consolas" w:hAnsi="Consolas"/>
+          <w:sz w:val="20"/>
+          <w:szCs w:val="20"/>
+        </w:rPr>
+      </w:pPr>
+      <w:r>
+        <w:rPr>
+          <w:rFonts w:ascii="Consolas" w:hAnsi="Consolas"/>
+          <w:sz w:val="20"/>
+          <w:szCs w:val="20"/>
+        </w:rPr>
+        <w:t xml:space="preserve">    phone TEXT,</w:t>
+      </w:r>
+    </w:p>
+    <w:p>
+      <w:pPr>
+        <w:jc w:val="left"/>
+        <w:rPr>
+          <w:rFonts w:ascii="Consolas" w:hAnsi="Consolas"/>
+          <w:sz w:val="20"/>
+          <w:szCs w:val="20"/>
+        </w:rPr>
+      </w:pPr>
+      <w:r>
+        <w:rPr>
+          <w:rFonts w:ascii="Consolas" w:hAnsi="Consolas"/>
+          <w:sz w:val="20"/>
+          <w:szCs w:val="20"/>
+        </w:rPr>
+        <w:t xml:space="preserve">    created_at TIMESTAMPTZ NOT NULL DEFAULT now()</w:t>
+      </w:r>
+    </w:p>
+    <w:p>
+      <w:pPr>
+        <w:jc w:val="left"/>
+        <w:rPr>
+          <w:rFonts w:ascii="Consolas" w:hAnsi="Consolas"/>
+          <w:sz w:val="20"/>
+          <w:szCs w:val="20"/>
+        </w:rPr>
+      </w:pPr>
+      <w:r>
+        <w:rPr>
+          <w:rFonts w:ascii="Consolas" w:hAnsi="Consolas"/>
+          <w:sz w:val="20"/>
+          <w:szCs w:val="20"/>
+        </w:rPr>
+        <w:t>);</w:t>
+      </w:r>
+    </w:p>
+    <w:p>
+      <w:pPr>
+        <w:jc w:val="left"/>
+        <w:rPr>
+          <w:rFonts w:ascii="Consolas" w:hAnsi="Consolas"/>
+          <w:sz w:val="20"/>
+          <w:szCs w:val="20"/>
+        </w:rPr>
+      </w:pPr>
+    </w:p>
+    <w:p>
+      <w:pPr>
+        <w:jc w:val="left"/>
+        <w:rPr>
+          <w:rFonts w:ascii="Consolas" w:hAnsi="Consolas"/>
+          <w:sz w:val="20"/>
+          <w:szCs w:val="20"/>
+        </w:rPr>
+      </w:pPr>
+      <w:r>
+        <w:rPr>
+          <w:rFonts w:ascii="Consolas" w:hAnsi="Consolas"/>
+          <w:sz w:val="20"/>
+          <w:szCs w:val="20"/>
+        </w:rPr>
+        <w:t>CREATE TABLE sellers (</w:t>
+      </w:r>
+    </w:p>
+    <w:p>
+      <w:pPr>
+        <w:jc w:val="left"/>
+        <w:rPr>
+          <w:rFonts w:ascii="Consolas" w:hAnsi="Consolas"/>
+          <w:sz w:val="20"/>
+          <w:szCs w:val="20"/>
+        </w:rPr>
+      </w:pPr>
+      <w:r>
+        <w:rPr>
+          <w:rFonts w:ascii="Consolas" w:hAnsi="Consolas"/>
+          <w:sz w:val="20"/>
+          <w:szCs w:val="20"/>
+        </w:rPr>
+        <w:t xml:space="preserve">    id BIGINT GENERATED ALWAYS AS IDENTITY PRIMARY KEY,</w:t>
+      </w:r>
+    </w:p>
+    <w:p>
+      <w:pPr>
+        <w:jc w:val="left"/>
+        <w:rPr>
+          <w:rFonts w:ascii="Consolas" w:hAnsi="Consolas"/>
+          <w:sz w:val="20"/>
+          <w:szCs w:val="20"/>
+        </w:rPr>
+      </w:pPr>
+      <w:r>
+        <w:rPr>
+          <w:rFonts w:ascii="Consolas" w:hAnsi="Consolas"/>
+          <w:sz w:val="20"/>
+          <w:szCs w:val="20"/>
+        </w:rPr>
+        <w:t xml:space="preserve">    user_id BIGINT NOT NULL REFERENCES users(id) ON DELETE RESTRICT ON UPDATE RESTRICT,</w:t>
+      </w:r>
+    </w:p>
+    <w:p>
+      <w:pPr>
+        <w:jc w:val="left"/>
+        <w:rPr>
+          <w:rFonts w:ascii="Consolas" w:hAnsi="Consolas"/>
+          <w:sz w:val="20"/>
+          <w:szCs w:val="20"/>
+        </w:rPr>
+      </w:pPr>
+      <w:r>
+        <w:rPr>
+          <w:rFonts w:ascii="Consolas" w:hAnsi="Consolas"/>
+          <w:sz w:val="20"/>
+          <w:szCs w:val="20"/>
+        </w:rPr>
+        <w:t xml:space="preserve">    store_name TEXT NOT NULL UNIQUE CHECK (btrim(store_name) &lt;&gt; ''),</w:t>
+      </w:r>
+    </w:p>
+    <w:p>
+      <w:pPr>
+        <w:jc w:val="left"/>
+        <w:rPr>
+          <w:rFonts w:ascii="Consolas" w:hAnsi="Consolas"/>
+          <w:sz w:val="20"/>
+          <w:szCs w:val="20"/>
+        </w:rPr>
+      </w:pPr>
+      <w:r>
+        <w:rPr>
+          <w:rFonts w:ascii="Consolas" w:hAnsi="Consolas"/>
+          <w:sz w:val="20"/>
+          <w:szCs w:val="20"/>
+        </w:rPr>
+        <w:t xml:space="preserve">    description TEXT,</w:t>
+      </w:r>
+    </w:p>
+    <w:p>
+      <w:pPr>
+        <w:jc w:val="left"/>
+        <w:rPr>
+          <w:rFonts w:ascii="Consolas" w:hAnsi="Consolas"/>
+          <w:sz w:val="20"/>
+          <w:szCs w:val="20"/>
+        </w:rPr>
+      </w:pPr>
+      <w:r>
+        <w:rPr>
+          <w:rFonts w:ascii="Consolas" w:hAnsi="Consolas"/>
+          <w:sz w:val="20"/>
+          <w:szCs w:val="20"/>
+        </w:rPr>
+        <w:t xml:space="preserve">    created_at TIMESTAMPTZ NOT NULL DEFAULT now()</w:t>
+      </w:r>
+    </w:p>
+    <w:p>
+      <w:pPr>
+        <w:jc w:val="left"/>
+        <w:rPr>
+          <w:rFonts w:ascii="Consolas" w:hAnsi="Consolas"/>
+          <w:sz w:val="20"/>
+          <w:szCs w:val="20"/>
+        </w:rPr>
+      </w:pPr>
+      <w:r>
+        <w:rPr>
+          <w:rFonts w:ascii="Consolas" w:hAnsi="Consolas"/>
+          <w:sz w:val="20"/>
+          <w:szCs w:val="20"/>
+        </w:rPr>
+        <w:t>);</w:t>
+      </w:r>
+    </w:p>
+    <w:p>
+      <w:pPr>
+        <w:jc w:val="left"/>
+        <w:rPr>
+          <w:rFonts w:ascii="Consolas" w:hAnsi="Consolas"/>
+          <w:sz w:val="20"/>
+          <w:szCs w:val="20"/>
+        </w:rPr>
+      </w:pPr>
+    </w:p>
+    <w:p>
+      <w:pPr>
+        <w:jc w:val="left"/>
+        <w:rPr>
+          <w:rFonts w:ascii="Consolas" w:hAnsi="Consolas"/>
+          <w:sz w:val="20"/>
+          <w:szCs w:val="20"/>
+        </w:rPr>
+      </w:pPr>
+      <w:r>
+        <w:rPr>
+          <w:rFonts w:ascii="Consolas" w:hAnsi="Consolas"/>
+          <w:sz w:val="20"/>
+          <w:szCs w:val="20"/>
+        </w:rPr>
+        <w:t>CREATE TABLE categories (</w:t>
+      </w:r>
+    </w:p>
+    <w:p>
+      <w:pPr>
+        <w:jc w:val="left"/>
+        <w:rPr>
+          <w:rFonts w:ascii="Consolas" w:hAnsi="Consolas"/>
+          <w:sz w:val="20"/>
+          <w:szCs w:val="20"/>
+        </w:rPr>
+      </w:pPr>
+      <w:r>
+        <w:rPr>
+          <w:rFonts w:ascii="Consolas" w:hAnsi="Consolas"/>
+          <w:sz w:val="20"/>
+          <w:szCs w:val="20"/>
+        </w:rPr>
+        <w:t xml:space="preserve">    id BIGINT GENERATED ALWAYS AS IDENTITY PRIMARY KEY,</w:t>
+      </w:r>
+    </w:p>
+    <w:p>
+      <w:pPr>
+        <w:jc w:val="left"/>
+        <w:rPr>
+          <w:rFonts w:ascii="Consolas" w:hAnsi="Consolas"/>
+          <w:sz w:val="20"/>
+          <w:szCs w:val="20"/>
+        </w:rPr>
+      </w:pPr>
+      <w:r>
+        <w:rPr>
+          <w:rFonts w:ascii="Consolas" w:hAnsi="Consolas"/>
+          <w:sz w:val="20"/>
+          <w:szCs w:val="20"/>
+        </w:rPr>
+        <w:t xml:space="preserve">    parent_id BIGINT REFERENCES categories(id) ON DELETE RESTRICT ON UPDATE RESTRICT,</w:t>
+      </w:r>
+    </w:p>
+    <w:p>
+      <w:pPr>
+        <w:jc w:val="left"/>
+        <w:rPr>
+          <w:rFonts w:ascii="Consolas" w:hAnsi="Consolas"/>
+          <w:sz w:val="20"/>
+          <w:szCs w:val="20"/>
+        </w:rPr>
+      </w:pPr>
+      <w:r>
+        <w:rPr>
+          <w:rFonts w:ascii="Consolas" w:hAnsi="Consolas"/>
+          <w:sz w:val="20"/>
+          <w:szCs w:val="20"/>
+        </w:rPr>
+        <w:t xml:space="preserve">    name TEXT NOT NULL CHECK (btrim(name) &lt;&gt; ''),</w:t>
+      </w:r>
+    </w:p>
+    <w:p>
+      <w:pPr>
+        <w:jc w:val="left"/>
+        <w:rPr>
+          <w:rFonts w:ascii="Consolas" w:hAnsi="Consolas"/>
+          <w:sz w:val="20"/>
+          <w:szCs w:val="20"/>
+        </w:rPr>
+      </w:pPr>
+      <w:r>
+        <w:rPr>
+          <w:rFonts w:ascii="Consolas" w:hAnsi="Consolas"/>
+          <w:sz w:val="20"/>
+          <w:szCs w:val="20"/>
+        </w:rPr>
+        <w:t xml:space="preserve">    CONSTRAINT categories_sibling_name_key UNIQUE NULLS NOT DISTINCT (parent_id, name),</w:t>
+      </w:r>
+    </w:p>
+    <w:p>
+      <w:pPr>
+        <w:jc w:val="left"/>
+        <w:rPr>
+          <w:rFonts w:ascii="Consolas" w:hAnsi="Consolas"/>
+          <w:sz w:val="20"/>
+          <w:szCs w:val="20"/>
+        </w:rPr>
+      </w:pPr>
+      <w:r>
+        <w:rPr>
+          <w:rFonts w:ascii="Consolas" w:hAnsi="Consolas"/>
+          <w:sz w:val="20"/>
+          <w:szCs w:val="20"/>
+        </w:rPr>
+        <w:lastRenderedPageBreak/>
+        <w:t xml:space="preserve">    CONSTRAINT categories_not_own_parent CHECK (parent_id IS NULL OR parent_id &lt;&gt; id)</w:t>
+      </w:r>
+    </w:p>
+    <w:p>
+      <w:pPr>
+        <w:jc w:val="left"/>
+        <w:rPr>
+          <w:rFonts w:ascii="Consolas" w:hAnsi="Consolas"/>
+          <w:sz w:val="20"/>
+          <w:szCs w:val="20"/>
+        </w:rPr>
+      </w:pPr>
+      <w:r>
+        <w:rPr>
+          <w:rFonts w:ascii="Consolas" w:hAnsi="Consolas"/>
+          <w:sz w:val="20"/>
+          <w:szCs w:val="20"/>
+        </w:rPr>
+        <w:t>);</w:t>
+      </w:r>
+    </w:p>
+    <w:p>
+      <w:pPr>
+        <w:jc w:val="left"/>
+        <w:rPr>
+          <w:rFonts w:ascii="Consolas" w:hAnsi="Consolas"/>
+          <w:sz w:val="20"/>
+          <w:szCs w:val="20"/>
+        </w:rPr>
+      </w:pPr>
+    </w:p>
+    <w:p>
+      <w:pPr>
+        <w:jc w:val="left"/>
+        <w:rPr>
+          <w:rFonts w:ascii="Consolas" w:hAnsi="Consolas"/>
+          <w:sz w:val="20"/>
+          <w:szCs w:val="20"/>
+        </w:rPr>
+      </w:pPr>
+      <w:r>
+        <w:rPr>
+          <w:rFonts w:ascii="Consolas" w:hAnsi="Consolas"/>
+          <w:sz w:val="20"/>
+          <w:szCs w:val="20"/>
+        </w:rPr>
+        <w:t>CREATE TABLE products (</w:t>
+      </w:r>
+    </w:p>
+    <w:p>
+      <w:pPr>
+        <w:jc w:val="left"/>
+        <w:rPr>
+          <w:rFonts w:ascii="Consolas" w:hAnsi="Consolas"/>
+          <w:sz w:val="20"/>
+          <w:szCs w:val="20"/>
+        </w:rPr>
+      </w:pPr>
+      <w:r>
+        <w:rPr>
+          <w:rFonts w:ascii="Consolas" w:hAnsi="Consolas"/>
+          <w:sz w:val="20"/>
+          <w:szCs w:val="20"/>
+        </w:rPr>
+        <w:t xml:space="preserve">    id BIGINT GENERATED ALWAYS AS IDENTITY PRIMARY KEY,</w:t>
+      </w:r>
+    </w:p>
+    <w:p>
+      <w:pPr>
+        <w:jc w:val="left"/>
+        <w:rPr>
+          <w:rFonts w:ascii="Consolas" w:hAnsi="Consolas"/>
+          <w:sz w:val="20"/>
+          <w:szCs w:val="20"/>
+        </w:rPr>
+      </w:pPr>
+      <w:r>
+        <w:rPr>
+          <w:rFonts w:ascii="Consolas" w:hAnsi="Consolas"/>
+          <w:sz w:val="20"/>
+          <w:szCs w:val="20"/>
+        </w:rPr>
+        <w:t xml:space="preserve">    seller_id BIGINT NOT NULL REFERENCES sellers(id) ON DELETE RESTRICT ON UPDATE RESTRICT,</w:t>
+      </w:r>
+    </w:p>
+    <w:p>
+      <w:pPr>
+        <w:jc w:val="left"/>
+        <w:rPr>
+          <w:rFonts w:ascii="Consolas" w:hAnsi="Consolas"/>
+          <w:sz w:val="20"/>
+          <w:szCs w:val="20"/>
+        </w:rPr>
+      </w:pPr>
+      <w:r>
+        <w:rPr>
+          <w:rFonts w:ascii="Consolas" w:hAnsi="Consolas"/>
+          <w:sz w:val="20"/>
+          <w:szCs w:val="20"/>
+        </w:rPr>
+        <w:t xml:space="preserve">    category_id BIGINT NOT NULL REFERENCES categories(id) ON DELETE RESTRICT ON UPDATE RESTRICT,</w:t>
+      </w:r>
+    </w:p>
+    <w:p>
+      <w:pPr>
+        <w:jc w:val="left"/>
+        <w:rPr>
+          <w:rFonts w:ascii="Consolas" w:hAnsi="Consolas"/>
+          <w:sz w:val="20"/>
+          <w:szCs w:val="20"/>
+        </w:rPr>
+      </w:pPr>
+      <w:r>
+        <w:rPr>
+          <w:rFonts w:ascii="Consolas" w:hAnsi="Consolas"/>
+          <w:sz w:val="20"/>
+          <w:szCs w:val="20"/>
+        </w:rPr>
+        <w:t xml:space="preserve">    sku TEXT NOT NULL CHECK (btrim(sku) &lt;&gt; ''),</w:t>
+      </w:r>
+    </w:p>
+    <w:p>
+      <w:pPr>
+        <w:jc w:val="left"/>
+        <w:rPr>
+          <w:rFonts w:ascii="Consolas" w:hAnsi="Consolas"/>
+          <w:sz w:val="20"/>
+          <w:szCs w:val="20"/>
+        </w:rPr>
+      </w:pPr>
+      <w:r>
+        <w:rPr>
+          <w:rFonts w:ascii="Consolas" w:hAnsi="Consolas"/>
+          <w:sz w:val="20"/>
+          <w:szCs w:val="20"/>
+        </w:rPr>
+        <w:t xml:space="preserve">    title TEXT NOT NULL CHECK (btrim(title) &lt;&gt; ''),</w:t>
+      </w:r>
+    </w:p>
+    <w:p>
+      <w:pPr>
+        <w:jc w:val="left"/>
+        <w:rPr>
+          <w:rFonts w:ascii="Consolas" w:hAnsi="Consolas"/>
+          <w:sz w:val="20"/>
+          <w:szCs w:val="20"/>
+        </w:rPr>
+      </w:pPr>
+      <w:r>
+        <w:rPr>
+          <w:rFonts w:ascii="Consolas" w:hAnsi="Consolas"/>
+          <w:sz w:val="20"/>
+          <w:szCs w:val="20"/>
+        </w:rPr>
+        <w:t xml:space="preserve">    description TEXT,</w:t>
+      </w:r>
+    </w:p>
+    <w:p>
+      <w:pPr>
+        <w:jc w:val="left"/>
+        <w:rPr>
+          <w:rFonts w:ascii="Consolas" w:hAnsi="Consolas"/>
+          <w:sz w:val="20"/>
+          <w:szCs w:val="20"/>
+        </w:rPr>
+      </w:pPr>
+      <w:r>
+        <w:rPr>
+          <w:rFonts w:ascii="Consolas" w:hAnsi="Consolas"/>
+          <w:sz w:val="20"/>
+          <w:szCs w:val="20"/>
+        </w:rPr>
+        <w:t xml:space="preserve">    price NUMERIC(12,2) NOT NULL CHECK (price &gt; 0 AND price &lt;&gt; 'NaN'::numeric),</w:t>
+      </w:r>
+    </w:p>
+    <w:p>
+      <w:pPr>
+        <w:jc w:val="left"/>
+        <w:rPr>
+          <w:rFonts w:ascii="Consolas" w:hAnsi="Consolas"/>
+          <w:sz w:val="20"/>
+          <w:szCs w:val="20"/>
+        </w:rPr>
+      </w:pPr>
+      <w:r>
+        <w:rPr>
+          <w:rFonts w:ascii="Consolas" w:hAnsi="Consolas"/>
+          <w:sz w:val="20"/>
+          <w:szCs w:val="20"/>
+        </w:rPr>
+        <w:t xml:space="preserve">    is_active BOOLEAN NOT NULL DEFAULT true,</w:t>
+      </w:r>
+    </w:p>
+    <w:p>
+      <w:pPr>
+        <w:jc w:val="left"/>
+        <w:rPr>
+          <w:rFonts w:ascii="Consolas" w:hAnsi="Consolas"/>
+          <w:sz w:val="20"/>
+          <w:szCs w:val="20"/>
+        </w:rPr>
+      </w:pPr>
+      <w:r>
+        <w:rPr>
+          <w:rFonts w:ascii="Consolas" w:hAnsi="Consolas"/>
+          <w:sz w:val="20"/>
+          <w:szCs w:val="20"/>
+        </w:rPr>
+        <w:t xml:space="preserve">    created_at TIMESTAMPTZ NOT NULL DEFAULT now(),</w:t>
+      </w:r>
+    </w:p>
+    <w:p>
+      <w:pPr>
+        <w:jc w:val="left"/>
+        <w:rPr>
+          <w:rFonts w:ascii="Consolas" w:hAnsi="Consolas"/>
+          <w:sz w:val="20"/>
+          <w:szCs w:val="20"/>
+        </w:rPr>
+      </w:pPr>
+      <w:r>
+        <w:rPr>
+          <w:rFonts w:ascii="Consolas" w:hAnsi="Consolas"/>
+          <w:sz w:val="20"/>
+          <w:szCs w:val="20"/>
+        </w:rPr>
+        <w:t xml:space="preserve">    UNIQUE (seller_id, sku)</w:t>
+      </w:r>
+    </w:p>
+    <w:p>
+      <w:pPr>
+        <w:jc w:val="left"/>
+        <w:rPr>
+          <w:rFonts w:ascii="Consolas" w:hAnsi="Consolas"/>
+          <w:sz w:val="20"/>
+          <w:szCs w:val="20"/>
+        </w:rPr>
+      </w:pPr>
+      <w:r>
+        <w:rPr>
+          <w:rFonts w:ascii="Consolas" w:hAnsi="Consolas"/>
+          <w:sz w:val="20"/>
+          <w:szCs w:val="20"/>
+        </w:rPr>
+        <w:t>);</w:t>
+      </w:r>
+    </w:p>
+    <w:p>
+      <w:pPr>
+        <w:jc w:val="left"/>
+        <w:rPr>
+          <w:rFonts w:ascii="Consolas" w:hAnsi="Consolas"/>
+          <w:sz w:val="20"/>
+          <w:szCs w:val="20"/>
+        </w:rPr>
+      </w:pPr>
+    </w:p>
+    <w:p>
+      <w:pPr>
+        <w:jc w:val="left"/>
+        <w:rPr>
+          <w:rFonts w:ascii="Consolas" w:hAnsi="Consolas"/>
+          <w:sz w:val="20"/>
+          <w:szCs w:val="20"/>
+        </w:rPr>
+      </w:pPr>
+      <w:r>
+        <w:rPr>
+          <w:rFonts w:ascii="Consolas" w:hAnsi="Consolas"/>
+          <w:sz w:val="20"/>
+          <w:szCs w:val="20"/>
+        </w:rPr>
+        <w:t>CREATE TABLE stock (</w:t>
+      </w:r>
+    </w:p>
+    <w:p>
+      <w:pPr>
+        <w:jc w:val="left"/>
+        <w:rPr>
+          <w:rFonts w:ascii="Consolas" w:hAnsi="Consolas"/>
+          <w:sz w:val="20"/>
+          <w:szCs w:val="20"/>
+        </w:rPr>
+      </w:pPr>
+      <w:r>
+        <w:rPr>
+          <w:rFonts w:ascii="Consolas" w:hAnsi="Consolas"/>
+          <w:sz w:val="20"/>
+          <w:szCs w:val="20"/>
+        </w:rPr>
+        <w:t xml:space="preserve">    product_id BIGINT PRIMARY KEY REFERENCES products(id) ON DELETE CASCADE ON UPDATE RESTRICT,</w:t>
+      </w:r>
+    </w:p>
+    <w:p>
+      <w:pPr>
+        <w:jc w:val="left"/>
+        <w:rPr>
+          <w:rFonts w:ascii="Consolas" w:hAnsi="Consolas"/>
+          <w:sz w:val="20"/>
+          <w:szCs w:val="20"/>
+        </w:rPr>
+      </w:pPr>
+      <w:r>
+        <w:rPr>
+          <w:rFonts w:ascii="Consolas" w:hAnsi="Consolas"/>
+          <w:sz w:val="20"/>
+          <w:szCs w:val="20"/>
+        </w:rPr>
+        <w:t xml:space="preserve">    quantity INTEGER NOT NULL DEFAULT 0 CHECK (quantity &gt;= 0),</w:t>
+      </w:r>
+    </w:p>
+    <w:p>
+      <w:pPr>
+        <w:jc w:val="left"/>
+        <w:rPr>
+          <w:rFonts w:ascii="Consolas" w:hAnsi="Consolas"/>
+          <w:sz w:val="20"/>
+          <w:szCs w:val="20"/>
+        </w:rPr>
+      </w:pPr>
+      <w:r>
+        <w:rPr>
+          <w:rFonts w:ascii="Consolas" w:hAnsi="Consolas"/>
+          <w:sz w:val="20"/>
+          <w:szCs w:val="20"/>
+        </w:rPr>
+        <w:t xml:space="preserve">    updated_at TIMESTAMPTZ NOT NULL DEFAULT now()</w:t>
+      </w:r>
+    </w:p>
+    <w:p>
+      <w:pPr>
+        <w:jc w:val="left"/>
+        <w:rPr>
+          <w:rFonts w:ascii="Consolas" w:hAnsi="Consolas"/>
+          <w:sz w:val="20"/>
+          <w:szCs w:val="20"/>
+        </w:rPr>
+      </w:pPr>
+      <w:r>
+        <w:rPr>
+          <w:rFonts w:ascii="Consolas" w:hAnsi="Consolas"/>
+          <w:sz w:val="20"/>
+          <w:szCs w:val="20"/>
+        </w:rPr>
+        <w:t>);</w:t>
+      </w:r>
+    </w:p>
+    <w:p>
+      <w:pPr>
+        <w:jc w:val="left"/>
+        <w:rPr>
+          <w:rFonts w:ascii="Consolas" w:hAnsi="Consolas"/>
+          <w:sz w:val="20"/>
+          <w:szCs w:val="20"/>
+        </w:rPr>
+      </w:pPr>
+    </w:p>
+    <w:p>
+      <w:pPr>
+        <w:jc w:val="left"/>
+        <w:rPr>
+          <w:rFonts w:ascii="Consolas" w:hAnsi="Consolas"/>
+          <w:sz w:val="20"/>
+          <w:szCs w:val="20"/>
+        </w:rPr>
+      </w:pPr>
+      <w:r>
+        <w:rPr>
+          <w:rFonts w:ascii="Consolas" w:hAnsi="Consolas"/>
+          <w:sz w:val="20"/>
+          <w:szCs w:val="20"/>
+        </w:rPr>
+        <w:t>CREATE TABLE carts (</w:t>
+      </w:r>
+    </w:p>
+    <w:p>
+      <w:pPr>
+        <w:jc w:val="left"/>
+        <w:rPr>
+          <w:rFonts w:ascii="Consolas" w:hAnsi="Consolas"/>
+          <w:sz w:val="20"/>
+          <w:szCs w:val="20"/>
+        </w:rPr>
+      </w:pPr>
+      <w:r>
+        <w:rPr>
+          <w:rFonts w:ascii="Consolas" w:hAnsi="Consolas"/>
+          <w:sz w:val="20"/>
+          <w:szCs w:val="20"/>
+        </w:rPr>
+        <w:t xml:space="preserve">    id BIGINT GENERATED ALWAYS AS IDENTITY PRIMARY KEY,</w:t>
+      </w:r>
+    </w:p>
+    <w:p>
+      <w:pPr>
+        <w:jc w:val="left"/>
+        <w:rPr>
+          <w:rFonts w:ascii="Consolas" w:hAnsi="Consolas"/>
+          <w:sz w:val="20"/>
+          <w:szCs w:val="20"/>
+        </w:rPr>
+      </w:pPr>
+      <w:r>
+        <w:rPr>
+          <w:rFonts w:ascii="Consolas" w:hAnsi="Consolas"/>
+          <w:sz w:val="20"/>
+          <w:szCs w:val="20"/>
+        </w:rPr>
+        <w:t xml:space="preserve">    user_id BIGINT NOT NULL UNIQUE REFERENCES users(id) ON DELETE CASCADE ON UPDATE RESTRICT,</w:t>
+      </w:r>
+    </w:p>
+    <w:p>
+      <w:pPr>
+        <w:jc w:val="left"/>
+        <w:rPr>
+          <w:rFonts w:ascii="Consolas" w:hAnsi="Consolas"/>
+          <w:sz w:val="20"/>
+          <w:szCs w:val="20"/>
+        </w:rPr>
+      </w:pPr>
+      <w:r>
+        <w:rPr>
+          <w:rFonts w:ascii="Consolas" w:hAnsi="Consolas"/>
+          <w:sz w:val="20"/>
+          <w:szCs w:val="20"/>
+        </w:rPr>
+        <w:t xml:space="preserve">    created_at TIMESTAMPTZ NOT NULL DEFAULT now()</w:t>
+      </w:r>
+    </w:p>
+    <w:p>
+      <w:pPr>
+        <w:jc w:val="left"/>
+        <w:rPr>
+          <w:rFonts w:ascii="Consolas" w:hAnsi="Consolas"/>
+          <w:sz w:val="20"/>
+          <w:szCs w:val="20"/>
+        </w:rPr>
+      </w:pPr>
+      <w:r>
+        <w:rPr>
+          <w:rFonts w:ascii="Consolas" w:hAnsi="Consolas"/>
+          <w:sz w:val="20"/>
+          <w:szCs w:val="20"/>
+        </w:rPr>
+        <w:t>);</w:t>
+      </w:r>
+    </w:p>
+    <w:p>
+      <w:pPr>
+        <w:jc w:val="left"/>
+        <w:rPr>
+          <w:rFonts w:ascii="Consolas" w:hAnsi="Consolas"/>
+          <w:sz w:val="20"/>
+          <w:szCs w:val="20"/>
+        </w:rPr>
+      </w:pPr>
+    </w:p>
+    <w:p>
+      <w:pPr>
+        <w:jc w:val="left"/>
+        <w:rPr>
+          <w:rFonts w:ascii="Consolas" w:hAnsi="Consolas"/>
+          <w:sz w:val="20"/>
+          <w:szCs w:val="20"/>
+        </w:rPr>
+      </w:pPr>
+      <w:r>
+        <w:rPr>
+          <w:rFonts w:ascii="Consolas" w:hAnsi="Consolas"/>
+          <w:sz w:val="20"/>
+          <w:szCs w:val="20"/>
+        </w:rPr>
+        <w:t>CREATE TABLE cart_items (</w:t>
+      </w:r>
+    </w:p>
+    <w:p>
+      <w:pPr>
+        <w:jc w:val="left"/>
+        <w:rPr>
+          <w:rFonts w:ascii="Consolas" w:hAnsi="Consolas"/>
+          <w:sz w:val="20"/>
+          <w:szCs w:val="20"/>
+        </w:rPr>
+      </w:pPr>
+      <w:r>
+        <w:rPr>
+          <w:rFonts w:ascii="Consolas" w:hAnsi="Consolas"/>
+          <w:sz w:val="20"/>
+          <w:szCs w:val="20"/>
+        </w:rPr>
+        <w:t xml:space="preserve">    cart_id BIGINT NOT NULL REFERENCES carts(id) ON DELETE CASCADE ON UPDATE RESTRICT,</w:t>
+      </w:r>
+    </w:p>
+    <w:p>
+      <w:pPr>
+        <w:jc w:val="left"/>
+        <w:rPr>
+          <w:rFonts w:ascii="Consolas" w:hAnsi="Consolas"/>
+          <w:sz w:val="20"/>
+          <w:szCs w:val="20"/>
+        </w:rPr>
+      </w:pPr>
+      <w:r>
+        <w:rPr>
+          <w:rFonts w:ascii="Consolas" w:hAnsi="Consolas"/>
+          <w:sz w:val="20"/>
+          <w:szCs w:val="20"/>
+        </w:rPr>
+        <w:t xml:space="preserve">    product_id BIGINT NOT NULL REFERENCES products(id) ON DELETE CASCADE ON UPDATE RESTRICT,</w:t>
+      </w:r>
+    </w:p>
+    <w:p>
+      <w:pPr>
+        <w:jc w:val="left"/>
+        <w:rPr>
+          <w:rFonts w:ascii="Consolas" w:hAnsi="Consolas"/>
+          <w:sz w:val="20"/>
+          <w:szCs w:val="20"/>
+        </w:rPr>
+      </w:pPr>
+      <w:r>
+        <w:rPr>
+          <w:rFonts w:ascii="Consolas" w:hAnsi="Consolas"/>
+          <w:sz w:val="20"/>
+          <w:szCs w:val="20"/>
+        </w:rPr>
+        <w:t xml:space="preserve">    quantity INTEGER NOT NULL CHECK (quantity &gt; 0),</w:t>
+      </w:r>
+    </w:p>
+    <w:p>
+      <w:pPr>
+        <w:jc w:val="left"/>
+        <w:rPr>
+          <w:rFonts w:ascii="Consolas" w:hAnsi="Consolas"/>
+          <w:sz w:val="20"/>
+          <w:szCs w:val="20"/>
+        </w:rPr>
+      </w:pPr>
+      <w:r>
+        <w:rPr>
+          <w:rFonts w:ascii="Consolas" w:hAnsi="Consolas"/>
+          <w:sz w:val="20"/>
+          <w:szCs w:val="20"/>
+        </w:rPr>
+        <w:t xml:space="preserve">    PRIMARY KEY (cart_id, product_id)</w:t>
+      </w:r>
+    </w:p>
+    <w:p>
+      <w:pPr>
+        <w:jc w:val="left"/>
+        <w:rPr>
+          <w:rFonts w:ascii="Consolas" w:hAnsi="Consolas"/>
+          <w:sz w:val="20"/>
+          <w:szCs w:val="20"/>
+        </w:rPr>
+      </w:pPr>
+      <w:r>
+        <w:rPr>
+          <w:rFonts w:ascii="Consolas" w:hAnsi="Consolas"/>
+          <w:sz w:val="20"/>
+          <w:szCs w:val="20"/>
+        </w:rPr>
+        <w:lastRenderedPageBreak/>
+        <w:t>);</w:t>
+      </w:r>
+    </w:p>
+    <w:p>
+      <w:pPr>
+        <w:jc w:val="left"/>
+        <w:rPr>
+          <w:rFonts w:ascii="Consolas" w:hAnsi="Consolas"/>
+          <w:sz w:val="20"/>
+          <w:szCs w:val="20"/>
+        </w:rPr>
+      </w:pPr>
+    </w:p>
+    <w:p>
+      <w:pPr>
+        <w:jc w:val="left"/>
+        <w:rPr>
+          <w:rFonts w:ascii="Consolas" w:hAnsi="Consolas"/>
+          <w:sz w:val="20"/>
+          <w:szCs w:val="20"/>
+        </w:rPr>
+      </w:pPr>
+      <w:r>
+        <w:rPr>
+          <w:rFonts w:ascii="Consolas" w:hAnsi="Consolas"/>
+          <w:sz w:val="20"/>
+          <w:szCs w:val="20"/>
+        </w:rPr>
+        <w:t>CREATE TABLE orders (</w:t>
+      </w:r>
+    </w:p>
+    <w:p>
+      <w:pPr>
+        <w:jc w:val="left"/>
+        <w:rPr>
+          <w:rFonts w:ascii="Consolas" w:hAnsi="Consolas"/>
+          <w:sz w:val="20"/>
+          <w:szCs w:val="20"/>
+        </w:rPr>
+      </w:pPr>
+      <w:r>
+        <w:rPr>
+          <w:rFonts w:ascii="Consolas" w:hAnsi="Consolas"/>
+          <w:sz w:val="20"/>
+          <w:szCs w:val="20"/>
+        </w:rPr>
+        <w:t xml:space="preserve">    id BIGINT GENERATED ALWAYS AS IDENTITY PRIMARY KEY,</w:t>
+      </w:r>
+    </w:p>
+    <w:p>
+      <w:pPr>
+        <w:jc w:val="left"/>
+        <w:rPr>
+          <w:rFonts w:ascii="Consolas" w:hAnsi="Consolas"/>
+          <w:sz w:val="20"/>
+          <w:szCs w:val="20"/>
+        </w:rPr>
+      </w:pPr>
+      <w:r>
+        <w:rPr>
+          <w:rFonts w:ascii="Consolas" w:hAnsi="Consolas"/>
+          <w:sz w:val="20"/>
+          <w:szCs w:val="20"/>
+        </w:rPr>
+        <w:t xml:space="preserve">    user_id BIGINT NOT NULL REFERENCES users(id) ON DELETE RESTRICT ON UPDATE RESTRICT,</w:t>
+      </w:r>
+    </w:p>
+    <w:p>
+      <w:pPr>
+        <w:jc w:val="left"/>
+        <w:rPr>
+          <w:rFonts w:ascii="Consolas" w:hAnsi="Consolas"/>
+          <w:sz w:val="20"/>
+          <w:szCs w:val="20"/>
+        </w:rPr>
+      </w:pPr>
+      <w:r>
+        <w:rPr>
+          <w:rFonts w:ascii="Consolas" w:hAnsi="Consolas"/>
+          <w:sz w:val="20"/>
+          <w:szCs w:val="20"/>
+        </w:rPr>
+        <w:t xml:space="preserve">    status TEXT NOT NULL DEFAULT 'draft' CHECK (</w:t>
+      </w:r>
+    </w:p>
+    <w:p>
+      <w:pPr>
+        <w:jc w:val="left"/>
+        <w:rPr>
+          <w:rFonts w:ascii="Consolas" w:hAnsi="Consolas"/>
+          <w:sz w:val="20"/>
+          <w:szCs w:val="20"/>
+        </w:rPr>
+      </w:pPr>
+      <w:r>
+        <w:rPr>
+          <w:rFonts w:ascii="Consolas" w:hAnsi="Consolas"/>
+          <w:sz w:val="20"/>
+          <w:szCs w:val="20"/>
+        </w:rPr>
+        <w:t xml:space="preserve">        status IN ('draft', 'new', 'paid', 'shipped', 'completed', 'cancelled')</w:t>
+      </w:r>
+    </w:p>
+    <w:p>
+      <w:pPr>
+        <w:jc w:val="left"/>
+        <w:rPr>
+          <w:rFonts w:ascii="Consolas" w:hAnsi="Consolas"/>
+          <w:sz w:val="20"/>
+          <w:szCs w:val="20"/>
+        </w:rPr>
+      </w:pPr>
+      <w:r>
+        <w:rPr>
+          <w:rFonts w:ascii="Consolas" w:hAnsi="Consolas"/>
+          <w:sz w:val="20"/>
+          <w:szCs w:val="20"/>
+        </w:rPr>
+        <w:t xml:space="preserve">    ),</w:t>
+      </w:r>
+    </w:p>
+    <w:p>
+      <w:pPr>
+        <w:jc w:val="left"/>
+        <w:rPr>
+          <w:rFonts w:ascii="Consolas" w:hAnsi="Consolas"/>
+          <w:sz w:val="20"/>
+          <w:szCs w:val="20"/>
+        </w:rPr>
+      </w:pPr>
+      <w:r>
+        <w:rPr>
+          <w:rFonts w:ascii="Consolas" w:hAnsi="Consolas"/>
+          <w:sz w:val="20"/>
+          <w:szCs w:val="20"/>
+        </w:rPr>
+        <w:t xml:space="preserve">    created_at TIMESTAMPTZ NOT NULL DEFAULT now()</w:t>
+      </w:r>
+    </w:p>
+    <w:p>
+      <w:pPr>
+        <w:jc w:val="left"/>
+        <w:rPr>
+          <w:rFonts w:ascii="Consolas" w:hAnsi="Consolas"/>
+          <w:sz w:val="20"/>
+          <w:szCs w:val="20"/>
+        </w:rPr>
+      </w:pPr>
+      <w:r>
+        <w:rPr>
+          <w:rFonts w:ascii="Consolas" w:hAnsi="Consolas"/>
+          <w:sz w:val="20"/>
+          <w:szCs w:val="20"/>
+        </w:rPr>
+        <w:t>);</w:t>
+      </w:r>
+    </w:p>
+    <w:p>
+      <w:pPr>
+        <w:jc w:val="left"/>
+        <w:rPr>
+          <w:rFonts w:ascii="Consolas" w:hAnsi="Consolas"/>
+          <w:sz w:val="20"/>
+          <w:szCs w:val="20"/>
+        </w:rPr>
+      </w:pPr>
+    </w:p>
+    <w:p>
+      <w:pPr>
+        <w:jc w:val="left"/>
+        <w:rPr>
+          <w:rFonts w:ascii="Consolas" w:hAnsi="Consolas"/>
+          <w:sz w:val="20"/>
+          <w:szCs w:val="20"/>
+        </w:rPr>
+      </w:pPr>
+      <w:r>
+        <w:rPr>
+          <w:rFonts w:ascii="Consolas" w:hAnsi="Consolas"/>
+          <w:sz w:val="20"/>
+          <w:szCs w:val="20"/>
+        </w:rPr>
+        <w:t>CREATE TABLE order_items (</w:t>
+      </w:r>
+    </w:p>
+    <w:p>
+      <w:pPr>
+        <w:jc w:val="left"/>
+        <w:rPr>
+          <w:rFonts w:ascii="Consolas" w:hAnsi="Consolas"/>
+          <w:sz w:val="20"/>
+          <w:szCs w:val="20"/>
+        </w:rPr>
+      </w:pPr>
+      <w:r>
+        <w:rPr>
+          <w:rFonts w:ascii="Consolas" w:hAnsi="Consolas"/>
+          <w:sz w:val="20"/>
+          <w:szCs w:val="20"/>
+        </w:rPr>
+        <w:t xml:space="preserve">    order_id BIGINT NOT NULL REFERENCES orders(id) ON DELETE CASCADE ON UPDATE RESTRICT,</w:t>
+      </w:r>
+    </w:p>
+    <w:p>
+      <w:pPr>
+        <w:jc w:val="left"/>
+        <w:rPr>
+          <w:rFonts w:ascii="Consolas" w:hAnsi="Consolas"/>
+          <w:sz w:val="20"/>
+          <w:szCs w:val="20"/>
+        </w:rPr>
+      </w:pPr>
+      <w:r>
+        <w:rPr>
+          <w:rFonts w:ascii="Consolas" w:hAnsi="Consolas"/>
+          <w:sz w:val="20"/>
+          <w:szCs w:val="20"/>
+        </w:rPr>
+        <w:t xml:space="preserve">    product_id BIGINT NOT NULL REFERENCES products(id) ON DELETE RESTRICT ON UPDATE RESTRICT,</w:t>
+      </w:r>
+    </w:p>
+    <w:p>
+      <w:pPr>
+        <w:jc w:val="left"/>
+        <w:rPr>
+          <w:rFonts w:ascii="Consolas" w:hAnsi="Consolas"/>
+          <w:sz w:val="20"/>
+          <w:szCs w:val="20"/>
+        </w:rPr>
+      </w:pPr>
+      <w:r>
+        <w:rPr>
+          <w:rFonts w:ascii="Consolas" w:hAnsi="Consolas"/>
+          <w:sz w:val="20"/>
+          <w:szCs w:val="20"/>
+        </w:rPr>
+        <w:t xml:space="preserve">    quantity INTEGER NOT NULL CHECK (quantity &gt; 0),</w:t>
+      </w:r>
+    </w:p>
+    <w:p>
+      <w:pPr>
+        <w:jc w:val="left"/>
+        <w:rPr>
+          <w:rFonts w:ascii="Consolas" w:hAnsi="Consolas"/>
+          <w:sz w:val="20"/>
+          <w:szCs w:val="20"/>
+        </w:rPr>
+      </w:pPr>
+      <w:r>
+        <w:rPr>
+          <w:rFonts w:ascii="Consolas" w:hAnsi="Consolas"/>
+          <w:sz w:val="20"/>
+          <w:szCs w:val="20"/>
+        </w:rPr>
+        <w:t xml:space="preserve">    unit_price NUMERIC(12,2) NOT NULL CHECK (unit_price &gt; 0 AND unit_price &lt;&gt; 'NaN'::numeric),</w:t>
+      </w:r>
+    </w:p>
+    <w:p>
+      <w:pPr>
+        <w:jc w:val="left"/>
+        <w:rPr>
+          <w:rFonts w:ascii="Consolas" w:hAnsi="Consolas"/>
+          <w:sz w:val="20"/>
+          <w:szCs w:val="20"/>
+        </w:rPr>
+      </w:pPr>
+      <w:r>
+        <w:rPr>
+          <w:rFonts w:ascii="Consolas" w:hAnsi="Consolas"/>
+          <w:sz w:val="20"/>
+          <w:szCs w:val="20"/>
+        </w:rPr>
+        <w:t xml:space="preserve">    PRIMARY KEY (order_id, product_id)</w:t>
+      </w:r>
+    </w:p>
+    <w:p>
+      <w:pPr>
+        <w:jc w:val="left"/>
+        <w:rPr>
+          <w:rFonts w:ascii="Consolas" w:hAnsi="Consolas"/>
+          <w:sz w:val="20"/>
+          <w:szCs w:val="20"/>
+        </w:rPr>
+      </w:pPr>
+      <w:r>
+        <w:rPr>
+          <w:rFonts w:ascii="Consolas" w:hAnsi="Consolas"/>
+          <w:sz w:val="20"/>
+          <w:szCs w:val="20"/>
+        </w:rPr>
+        <w:t>);</w:t>
+      </w:r>
+    </w:p>
+    <w:p>
+      <w:pPr>
+        <w:jc w:val="left"/>
+        <w:rPr>
+          <w:rFonts w:ascii="Consolas" w:hAnsi="Consolas"/>
+          <w:sz w:val="20"/>
+          <w:szCs w:val="20"/>
+        </w:rPr>
+      </w:pPr>
+    </w:p>
+    <w:p>
+      <w:pPr>
+        <w:jc w:val="left"/>
+        <w:rPr>
+          <w:rFonts w:ascii="Consolas" w:hAnsi="Consolas"/>
+          <w:sz w:val="20"/>
+          <w:szCs w:val="20"/>
+        </w:rPr>
+      </w:pPr>
+      <w:r>
+        <w:rPr>
+          <w:rFonts w:ascii="Consolas" w:hAnsi="Consolas"/>
+          <w:sz w:val="20"/>
+          <w:szCs w:val="20"/>
+        </w:rPr>
+        <w:t>CREATE TABLE payments (</w:t>
+      </w:r>
+    </w:p>
+    <w:p>
+      <w:pPr>
+        <w:jc w:val="left"/>
+        <w:rPr>
+          <w:rFonts w:ascii="Consolas" w:hAnsi="Consolas"/>
+          <w:sz w:val="20"/>
+          <w:szCs w:val="20"/>
+        </w:rPr>
+      </w:pPr>
+      <w:r>
+        <w:rPr>
+          <w:rFonts w:ascii="Consolas" w:hAnsi="Consolas"/>
+          <w:sz w:val="20"/>
+          <w:szCs w:val="20"/>
+        </w:rPr>
+        <w:t xml:space="preserve">    id BIGINT GENERATED ALWAYS AS IDENTITY PRIMARY KEY,</w:t>
+      </w:r>
+    </w:p>
+    <w:p>
+      <w:pPr>
+        <w:jc w:val="left"/>
+        <w:rPr>
+          <w:rFonts w:ascii="Consolas" w:hAnsi="Consolas"/>
+          <w:sz w:val="20"/>
+          <w:szCs w:val="20"/>
+        </w:rPr>
+      </w:pPr>
+      <w:r>
+        <w:rPr>
+          <w:rFonts w:ascii="Consolas" w:hAnsi="Consolas"/>
+          <w:sz w:val="20"/>
+          <w:szCs w:val="20"/>
+        </w:rPr>
+        <w:t xml:space="preserve">    order_id BIGINT NOT NULL REFERENCES orders(id) ON DELETE RESTRICT ON UPDATE RESTRICT,</w:t>
+      </w:r>
+    </w:p>
+    <w:p>
+      <w:pPr>
+        <w:jc w:val="left"/>
+        <w:rPr>
+          <w:rFonts w:ascii="Consolas" w:hAnsi="Consolas"/>
+          <w:sz w:val="20"/>
+          <w:szCs w:val="20"/>
+        </w:rPr>
+      </w:pPr>
+      <w:r>
+        <w:rPr>
+          <w:rFonts w:ascii="Consolas" w:hAnsi="Consolas"/>
+          <w:sz w:val="20"/>
+          <w:szCs w:val="20"/>
+        </w:rPr>
+        <w:t xml:space="preserve">    amount NUMERIC(12,2) NOT NULL CHECK (amount &gt; 0 AND amount &lt;&gt; 'NaN'::numeric),</w:t>
+      </w:r>
+    </w:p>
+    <w:p>
+      <w:pPr>
+        <w:jc w:val="left"/>
+        <w:rPr>
+          <w:rFonts w:ascii="Consolas" w:hAnsi="Consolas"/>
+          <w:sz w:val="20"/>
+          <w:szCs w:val="20"/>
+        </w:rPr>
+      </w:pPr>
+      <w:r>
+        <w:rPr>
+          <w:rFonts w:ascii="Consolas" w:hAnsi="Consolas"/>
+          <w:sz w:val="20"/>
+          <w:szCs w:val="20"/>
+        </w:rPr>
+        <w:t xml:space="preserve">    status TEXT NOT NULL DEFAULT 'pending' CHECK (</w:t>
+      </w:r>
+    </w:p>
+    <w:p>
+      <w:pPr>
+        <w:jc w:val="left"/>
+        <w:rPr>
+          <w:rFonts w:ascii="Consolas" w:hAnsi="Consolas"/>
+          <w:sz w:val="20"/>
+          <w:szCs w:val="20"/>
+        </w:rPr>
+      </w:pPr>
+      <w:r>
+        <w:rPr>
+          <w:rFonts w:ascii="Consolas" w:hAnsi="Consolas"/>
+          <w:sz w:val="20"/>
+          <w:szCs w:val="20"/>
+        </w:rPr>
+        <w:t xml:space="preserve">        status IN ('pending', 'succeeded', 'failed', 'refunded')</w:t>
+      </w:r>
+    </w:p>
+    <w:p>
+      <w:pPr>
+        <w:jc w:val="left"/>
+        <w:rPr>
+          <w:rFonts w:ascii="Consolas" w:hAnsi="Consolas"/>
+          <w:sz w:val="20"/>
+          <w:szCs w:val="20"/>
+        </w:rPr>
+      </w:pPr>
+      <w:r>
+        <w:rPr>
+          <w:rFonts w:ascii="Consolas" w:hAnsi="Consolas"/>
+          <w:sz w:val="20"/>
+          <w:szCs w:val="20"/>
+        </w:rPr>
+        <w:t xml:space="preserve">    ),</w:t>
+      </w:r>
+    </w:p>
+    <w:p>
+      <w:pPr>
+        <w:jc w:val="left"/>
+        <w:rPr>
+          <w:rFonts w:ascii="Consolas" w:hAnsi="Consolas"/>
+          <w:sz w:val="20"/>
+          <w:szCs w:val="20"/>
+        </w:rPr>
+      </w:pPr>
+      <w:r>
+        <w:rPr>
+          <w:rFonts w:ascii="Consolas" w:hAnsi="Consolas"/>
+          <w:sz w:val="20"/>
+          <w:szCs w:val="20"/>
+        </w:rPr>
+        <w:t xml:space="preserve">    method TEXT NOT NULL CHECK (method IN ('card', 'sbp', 'cash')),</w:t>
+      </w:r>
+    </w:p>
+    <w:p>
+      <w:pPr>
+        <w:jc w:val="left"/>
+        <w:rPr>
+          <w:rFonts w:ascii="Consolas" w:hAnsi="Consolas"/>
+          <w:sz w:val="20"/>
+          <w:szCs w:val="20"/>
+        </w:rPr>
+      </w:pPr>
+      <w:r>
+        <w:rPr>
+          <w:rFonts w:ascii="Consolas" w:hAnsi="Consolas"/>
+          <w:sz w:val="20"/>
+          <w:szCs w:val="20"/>
+        </w:rPr>
+        <w:t xml:space="preserve">    transaction_ref TEXT UNIQUE,</w:t>
+      </w:r>
+    </w:p>
+    <w:p>
+      <w:pPr>
+        <w:jc w:val="left"/>
+        <w:rPr>
+          <w:rFonts w:ascii="Consolas" w:hAnsi="Consolas"/>
+          <w:sz w:val="20"/>
+          <w:szCs w:val="20"/>
+        </w:rPr>
+      </w:pPr>
+      <w:r>
+        <w:rPr>
+          <w:rFonts w:ascii="Consolas" w:hAnsi="Consolas"/>
+          <w:sz w:val="20"/>
+          <w:szCs w:val="20"/>
+        </w:rPr>
+        <w:t xml:space="preserve">    paid_at TIMESTAMPTZ,</w:t>
+      </w:r>
+    </w:p>
+    <w:p>
+      <w:pPr>
+        <w:jc w:val="left"/>
+        <w:rPr>
+          <w:rFonts w:ascii="Consolas" w:hAnsi="Consolas"/>
+          <w:sz w:val="20"/>
+          <w:szCs w:val="20"/>
+        </w:rPr>
+      </w:pPr>
+      <w:r>
+        <w:rPr>
+          <w:rFonts w:ascii="Consolas" w:hAnsi="Consolas"/>
+          <w:sz w:val="20"/>
+          <w:szCs w:val="20"/>
+        </w:rPr>
+        <w:t xml:space="preserve">    created_at TIMESTAMPTZ NOT NULL DEFAULT now(),</w:t>
+      </w:r>
+    </w:p>
+    <w:p>
+      <w:pPr>
+        <w:jc w:val="left"/>
+        <w:rPr>
+          <w:rFonts w:ascii="Consolas" w:hAnsi="Consolas"/>
+          <w:sz w:val="20"/>
+          <w:szCs w:val="20"/>
+        </w:rPr>
+      </w:pPr>
+      <w:r>
+        <w:rPr>
+          <w:rFonts w:ascii="Consolas" w:hAnsi="Consolas"/>
+          <w:sz w:val="20"/>
+          <w:szCs w:val="20"/>
+        </w:rPr>
+        <w:t xml:space="preserve">    CONSTRAINT payments_paid_at_check CHECK (</w:t>
+      </w:r>
+    </w:p>
+    <w:p>
+      <w:pPr>
+        <w:jc w:val="left"/>
+        <w:rPr>
+          <w:rFonts w:ascii="Consolas" w:hAnsi="Consolas"/>
+          <w:sz w:val="20"/>
+          <w:szCs w:val="20"/>
+        </w:rPr>
+      </w:pPr>
+      <w:r>
+        <w:rPr>
+          <w:rFonts w:ascii="Consolas" w:hAnsi="Consolas"/>
+          <w:sz w:val="20"/>
+          <w:szCs w:val="20"/>
+        </w:rPr>
+        <w:t xml:space="preserve">        status NOT IN ('succeeded', 'refunded') OR paid_at IS NOT NULL</w:t>
+      </w:r>
+    </w:p>
+    <w:p>
+      <w:pPr>
+        <w:jc w:val="left"/>
+        <w:rPr>
+          <w:rFonts w:ascii="Consolas" w:hAnsi="Consolas"/>
+          <w:sz w:val="20"/>
+          <w:szCs w:val="20"/>
+        </w:rPr>
+      </w:pPr>
+      <w:r>
+        <w:rPr>
+          <w:rFonts w:ascii="Consolas" w:hAnsi="Consolas"/>
+          <w:sz w:val="20"/>
+          <w:szCs w:val="20"/>
+        </w:rPr>
+        <w:t xml:space="preserve">    ),</w:t>
+      </w:r>
+    </w:p>
+    <w:p>
+      <w:pPr>
+        <w:jc w:val="left"/>
+        <w:rPr>
+          <w:rFonts w:ascii="Consolas" w:hAnsi="Consolas"/>
+          <w:sz w:val="20"/>
+          <w:szCs w:val="20"/>
+        </w:rPr>
+      </w:pPr>
+      <w:r>
+        <w:rPr>
+          <w:rFonts w:ascii="Consolas" w:hAnsi="Consolas"/>
+          <w:sz w:val="20"/>
+          <w:szCs w:val="20"/>
+        </w:rPr>
+        <w:t xml:space="preserve">    CHECK (paid_at IS NULL OR paid_at &gt;= created_at)</w:t>
+      </w:r>
+    </w:p>
+    <w:p>
+      <w:pPr>
+        <w:jc w:val="left"/>
+        <w:rPr>
+          <w:rFonts w:ascii="Consolas" w:hAnsi="Consolas"/>
+          <w:sz w:val="20"/>
+          <w:szCs w:val="20"/>
+        </w:rPr>
+      </w:pPr>
+      <w:r>
+        <w:rPr>
+          <w:rFonts w:ascii="Consolas" w:hAnsi="Consolas"/>
+          <w:sz w:val="20"/>
+          <w:szCs w:val="20"/>
+        </w:rPr>
+        <w:lastRenderedPageBreak/>
+        <w:t>);</w:t>
+      </w:r>
+    </w:p>
+    <w:p>
+      <w:pPr>
+        <w:jc w:val="left"/>
+        <w:rPr>
+          <w:rFonts w:ascii="Consolas" w:hAnsi="Consolas"/>
+          <w:sz w:val="20"/>
+          <w:szCs w:val="20"/>
+        </w:rPr>
+      </w:pPr>
+    </w:p>
+    <w:p>
+      <w:pPr>
+        <w:jc w:val="left"/>
+        <w:rPr>
+          <w:rFonts w:ascii="Consolas" w:hAnsi="Consolas"/>
+          <w:sz w:val="20"/>
+          <w:szCs w:val="20"/>
+        </w:rPr>
+      </w:pPr>
+      <w:r>
+        <w:rPr>
+          <w:rFonts w:ascii="Consolas" w:hAnsi="Consolas"/>
+          <w:sz w:val="20"/>
+          <w:szCs w:val="20"/>
+        </w:rPr>
+        <w:t>CREATE TABLE reviews (</w:t>
+      </w:r>
+    </w:p>
+    <w:p>
+      <w:pPr>
+        <w:jc w:val="left"/>
+        <w:rPr>
+          <w:rFonts w:ascii="Consolas" w:hAnsi="Consolas"/>
+          <w:sz w:val="20"/>
+          <w:szCs w:val="20"/>
+        </w:rPr>
+      </w:pPr>
+      <w:r>
+        <w:rPr>
+          <w:rFonts w:ascii="Consolas" w:hAnsi="Consolas"/>
+          <w:sz w:val="20"/>
+          <w:szCs w:val="20"/>
+        </w:rPr>
+        <w:t xml:space="preserve">    id BIGINT GENERATED ALWAYS AS IDENTITY PRIMARY KEY,</w:t>
+      </w:r>
+    </w:p>
+    <w:p>
+      <w:pPr>
+        <w:jc w:val="left"/>
+        <w:rPr>
+          <w:rFonts w:ascii="Consolas" w:hAnsi="Consolas"/>
+          <w:sz w:val="20"/>
+          <w:szCs w:val="20"/>
+        </w:rPr>
+      </w:pPr>
+      <w:r>
+        <w:rPr>
+          <w:rFonts w:ascii="Consolas" w:hAnsi="Consolas"/>
+          <w:sz w:val="20"/>
+          <w:szCs w:val="20"/>
+        </w:rPr>
+        <w:t xml:space="preserve">    user_id BIGINT NOT NULL REFERENCES users(id) ON DELETE RESTRICT ON UPDATE RESTRICT,</w:t>
+      </w:r>
+    </w:p>
+    <w:p>
+      <w:pPr>
+        <w:jc w:val="left"/>
+        <w:rPr>
+          <w:rFonts w:ascii="Consolas" w:hAnsi="Consolas"/>
+          <w:sz w:val="20"/>
+          <w:szCs w:val="20"/>
+        </w:rPr>
+      </w:pPr>
+      <w:r>
+        <w:rPr>
+          <w:rFonts w:ascii="Consolas" w:hAnsi="Consolas"/>
+          <w:sz w:val="20"/>
+          <w:szCs w:val="20"/>
+        </w:rPr>
+        <w:t xml:space="preserve">    product_id BIGINT NOT NULL REFERENCES products(id) ON DELETE RESTRICT ON UPDATE RESTRICT,</w:t>
+      </w:r>
+    </w:p>
+    <w:p>
+      <w:pPr>
+        <w:jc w:val="left"/>
+        <w:rPr>
+          <w:rFonts w:ascii="Consolas" w:hAnsi="Consolas"/>
+          <w:sz w:val="20"/>
+          <w:szCs w:val="20"/>
+        </w:rPr>
+      </w:pPr>
+      <w:r>
+        <w:rPr>
+          <w:rFonts w:ascii="Consolas" w:hAnsi="Consolas"/>
+          <w:sz w:val="20"/>
+          <w:szCs w:val="20"/>
+        </w:rPr>
+        <w:t xml:space="preserve">    score SMALLINT NOT NULL CHECK (score BETWEEN 1 AND 5),</w:t>
+      </w:r>
+    </w:p>
+    <w:p>
+      <w:pPr>
+        <w:jc w:val="left"/>
+        <w:rPr>
+          <w:rFonts w:ascii="Consolas" w:hAnsi="Consolas"/>
+          <w:sz w:val="20"/>
+          <w:szCs w:val="20"/>
+        </w:rPr>
+      </w:pPr>
+      <w:r>
+        <w:rPr>
+          <w:rFonts w:ascii="Consolas" w:hAnsi="Consolas"/>
+          <w:sz w:val="20"/>
+          <w:szCs w:val="20"/>
+        </w:rPr>
+        <w:t xml:space="preserve">    comment TEXT,</w:t>
+      </w:r>
+    </w:p>
+    <w:p>
+      <w:pPr>
+        <w:jc w:val="left"/>
+        <w:rPr>
+          <w:rFonts w:ascii="Consolas" w:hAnsi="Consolas"/>
+          <w:sz w:val="20"/>
+          <w:szCs w:val="20"/>
+        </w:rPr>
+      </w:pPr>
+      <w:r>
+        <w:rPr>
+          <w:rFonts w:ascii="Consolas" w:hAnsi="Consolas"/>
+          <w:sz w:val="20"/>
+          <w:szCs w:val="20"/>
+        </w:rPr>
+        <w:t xml:space="preserve">    created_at TIMESTAMPTZ NOT NULL DEFAULT now(),</w:t>
+      </w:r>
+    </w:p>
+    <w:p>
+      <w:pPr>
+        <w:jc w:val="left"/>
+        <w:rPr>
+          <w:rFonts w:ascii="Consolas" w:hAnsi="Consolas"/>
+          <w:sz w:val="20"/>
+          <w:szCs w:val="20"/>
+        </w:rPr>
+      </w:pPr>
+      <w:r>
+        <w:rPr>
+          <w:rFonts w:ascii="Consolas" w:hAnsi="Consolas"/>
+          <w:sz w:val="20"/>
+          <w:szCs w:val="20"/>
+        </w:rPr>
+        <w:t xml:space="preserve">    UNIQUE (user_id, product_id)</w:t>
+      </w:r>
+    </w:p>
+    <w:p>
+      <w:pPr>
+        <w:jc w:val="left"/>
+        <w:rPr>
+          <w:rFonts w:ascii="Consolas" w:hAnsi="Consolas"/>
+          <w:sz w:val="20"/>
+          <w:szCs w:val="20"/>
+        </w:rPr>
+      </w:pPr>
+      <w:r>
+        <w:rPr>
+          <w:rFonts w:ascii="Consolas" w:hAnsi="Consolas"/>
+          <w:sz w:val="20"/>
+          <w:szCs w:val="20"/>
+        </w:rPr>
+        <w:t>);</w:t>
+      </w:r>
+    </w:p>
+    <w:p>
+      <w:pPr>
+        <w:jc w:val="left"/>
+        <w:rPr>
+          <w:rFonts w:ascii="Consolas" w:hAnsi="Consolas"/>
+          <w:sz w:val="20"/>
+          <w:szCs w:val="20"/>
+        </w:rPr>
+      </w:pPr>
+    </w:p>
+    <w:p>
+      <w:pPr>
+        <w:jc w:val="left"/>
+        <w:rPr>
+          <w:rFonts w:ascii="Consolas" w:hAnsi="Consolas"/>
+          <w:sz w:val="20"/>
+          <w:szCs w:val="20"/>
+        </w:rPr>
+      </w:pPr>
+      <w:r>
+        <w:rPr>
+          <w:rFonts w:ascii="Consolas" w:hAnsi="Consolas"/>
+          <w:sz w:val="20"/>
+          <w:szCs w:val="20"/>
+        </w:rPr>
+        <w:t>CREATE TABLE addresses (</w:t>
+      </w:r>
+    </w:p>
+    <w:p>
+      <w:pPr>
+        <w:jc w:val="left"/>
+        <w:rPr>
+          <w:rFonts w:ascii="Consolas" w:hAnsi="Consolas"/>
+          <w:sz w:val="20"/>
+          <w:szCs w:val="20"/>
+        </w:rPr>
+      </w:pPr>
+      <w:r>
+        <w:rPr>
+          <w:rFonts w:ascii="Consolas" w:hAnsi="Consolas"/>
+          <w:sz w:val="20"/>
+          <w:szCs w:val="20"/>
+        </w:rPr>
+        <w:t xml:space="preserve">    id BIGINT GENERATED ALWAYS AS IDENTITY PRIMARY KEY,</w:t>
+      </w:r>
+    </w:p>
+    <w:p>
+      <w:pPr>
+        <w:jc w:val="left"/>
+        <w:rPr>
+          <w:rFonts w:ascii="Consolas" w:hAnsi="Consolas"/>
+          <w:sz w:val="20"/>
+          <w:szCs w:val="20"/>
+        </w:rPr>
+      </w:pPr>
+      <w:r>
+        <w:rPr>
+          <w:rFonts w:ascii="Consolas" w:hAnsi="Consolas"/>
+          <w:sz w:val="20"/>
+          <w:szCs w:val="20"/>
+        </w:rPr>
+        <w:t xml:space="preserve">    user_id BIGINT NOT NULL REFERENCES users(id) ON DELETE RESTRICT ON UPDATE RESTRICT,</w:t>
+      </w:r>
+    </w:p>
+    <w:p>
+      <w:pPr>
+        <w:jc w:val="left"/>
+        <w:rPr>
+          <w:rFonts w:ascii="Consolas" w:hAnsi="Consolas"/>
+          <w:sz w:val="20"/>
+          <w:szCs w:val="20"/>
+        </w:rPr>
+      </w:pPr>
+      <w:r>
+        <w:rPr>
+          <w:rFonts w:ascii="Consolas" w:hAnsi="Consolas"/>
+          <w:sz w:val="20"/>
+          <w:szCs w:val="20"/>
+        </w:rPr>
+        <w:t xml:space="preserve">    city TEXT NOT NULL CHECK (btrim(city) &lt;&gt; ''),</w:t>
+      </w:r>
+    </w:p>
+    <w:p>
+      <w:pPr>
+        <w:jc w:val="left"/>
+        <w:rPr>
+          <w:rFonts w:ascii="Consolas" w:hAnsi="Consolas"/>
+          <w:sz w:val="20"/>
+          <w:szCs w:val="20"/>
+        </w:rPr>
+      </w:pPr>
+      <w:r>
+        <w:rPr>
+          <w:rFonts w:ascii="Consolas" w:hAnsi="Consolas"/>
+          <w:sz w:val="20"/>
+          <w:szCs w:val="20"/>
+        </w:rPr>
+        <w:t xml:space="preserve">    street TEXT NOT NULL CHECK (btrim(street) &lt;&gt; ''),</w:t>
+      </w:r>
+    </w:p>
+    <w:p>
+      <w:pPr>
+        <w:jc w:val="left"/>
+        <w:rPr>
+          <w:rFonts w:ascii="Consolas" w:hAnsi="Consolas"/>
+          <w:sz w:val="20"/>
+          <w:szCs w:val="20"/>
+        </w:rPr>
+      </w:pPr>
+      <w:r>
+        <w:rPr>
+          <w:rFonts w:ascii="Consolas" w:hAnsi="Consolas"/>
+          <w:sz w:val="20"/>
+          <w:szCs w:val="20"/>
+        </w:rPr>
+        <w:t xml:space="preserve">    house TEXT NOT NULL CHECK (btrim(house) &lt;&gt; ''),</w:t>
+      </w:r>
+    </w:p>
+    <w:p>
+      <w:pPr>
+        <w:jc w:val="left"/>
+        <w:rPr>
+          <w:rFonts w:ascii="Consolas" w:hAnsi="Consolas"/>
+          <w:sz w:val="20"/>
+          <w:szCs w:val="20"/>
+        </w:rPr>
+      </w:pPr>
+      <w:r>
+        <w:rPr>
+          <w:rFonts w:ascii="Consolas" w:hAnsi="Consolas"/>
+          <w:sz w:val="20"/>
+          <w:szCs w:val="20"/>
+        </w:rPr>
+        <w:t xml:space="preserve">    apartment TEXT,</w:t>
+      </w:r>
+    </w:p>
+    <w:p>
+      <w:pPr>
+        <w:jc w:val="left"/>
+        <w:rPr>
+          <w:rFonts w:ascii="Consolas" w:hAnsi="Consolas"/>
+          <w:sz w:val="20"/>
+          <w:szCs w:val="20"/>
+        </w:rPr>
+      </w:pPr>
+      <w:r>
+        <w:rPr>
+          <w:rFonts w:ascii="Consolas" w:hAnsi="Consolas"/>
+          <w:sz w:val="20"/>
+          <w:szCs w:val="20"/>
+        </w:rPr>
+        <w:t xml:space="preserve">    postal_code TEXT CHECK (</w:t>
+      </w:r>
+    </w:p>
+    <w:p>
+      <w:pPr>
+        <w:jc w:val="left"/>
+        <w:rPr>
+          <w:rFonts w:ascii="Consolas" w:hAnsi="Consolas"/>
+          <w:sz w:val="20"/>
+          <w:szCs w:val="20"/>
+        </w:rPr>
+      </w:pPr>
+      <w:r>
+        <w:rPr>
+          <w:rFonts w:ascii="Consolas" w:hAnsi="Consolas"/>
+          <w:sz w:val="20"/>
+          <w:szCs w:val="20"/>
+        </w:rPr>
+        <w:t xml:space="preserve">        postal_code IS NULL OR postal_code ~ '^[0-9]{6}$'</w:t>
+      </w:r>
+    </w:p>
+    <w:p>
+      <w:pPr>
+        <w:jc w:val="left"/>
+        <w:rPr>
+          <w:rFonts w:ascii="Consolas" w:hAnsi="Consolas"/>
+          <w:sz w:val="20"/>
+          <w:szCs w:val="20"/>
+        </w:rPr>
+      </w:pPr>
+      <w:r>
+        <w:rPr>
+          <w:rFonts w:ascii="Consolas" w:hAnsi="Consolas"/>
+          <w:sz w:val="20"/>
+          <w:szCs w:val="20"/>
+        </w:rPr>
+        <w:t xml:space="preserve">    )</w:t>
+      </w:r>
+    </w:p>
+    <w:p>
+      <w:pPr>
+        <w:jc w:val="left"/>
+        <w:rPr>
+          <w:rFonts w:ascii="Consolas" w:hAnsi="Consolas"/>
+          <w:sz w:val="20"/>
+          <w:szCs w:val="20"/>
+        </w:rPr>
+      </w:pPr>
+      <w:r>
+        <w:rPr>
+          <w:rFonts w:ascii="Consolas" w:hAnsi="Consolas"/>
+          <w:sz w:val="20"/>
+          <w:szCs w:val="20"/>
+        </w:rPr>
+        <w:t>);</w:t>
+      </w:r>
+    </w:p>
+    <w:p>
+      <w:pPr>
+        <w:jc w:val="left"/>
+        <w:rPr>
+          <w:rFonts w:ascii="Consolas" w:hAnsi="Consolas"/>
+          <w:sz w:val="20"/>
+          <w:szCs w:val="20"/>
+        </w:rPr>
+      </w:pPr>
+    </w:p>
+    <w:p>
+      <w:pPr>
+        <w:jc w:val="left"/>
+        <w:rPr>
+          <w:rFonts w:ascii="Consolas" w:hAnsi="Consolas"/>
+          <w:sz w:val="20"/>
+          <w:szCs w:val="20"/>
+        </w:rPr>
+      </w:pPr>
+      <w:r>
+        <w:rPr>
+          <w:rFonts w:ascii="Consolas" w:hAnsi="Consolas"/>
+          <w:sz w:val="20"/>
+          <w:szCs w:val="20"/>
+        </w:rPr>
+        <w:t>CREATE TABLE deliveries (</w:t>
+      </w:r>
+    </w:p>
+    <w:p>
+      <w:pPr>
+        <w:jc w:val="left"/>
+        <w:rPr>
+          <w:rFonts w:ascii="Consolas" w:hAnsi="Consolas"/>
+          <w:sz w:val="20"/>
+          <w:szCs w:val="20"/>
+        </w:rPr>
+      </w:pPr>
+      <w:r>
+        <w:rPr>
+          <w:rFonts w:ascii="Consolas" w:hAnsi="Consolas"/>
+          <w:sz w:val="20"/>
+          <w:szCs w:val="20"/>
+        </w:rPr>
+        <w:t xml:space="preserve">    id BIGINT GENERATED ALWAYS AS IDENTITY PRIMARY KEY,</w:t>
+      </w:r>
+    </w:p>
+    <w:p>
+      <w:pPr>
+        <w:jc w:val="left"/>
+        <w:rPr>
+          <w:rFonts w:ascii="Consolas" w:hAnsi="Consolas"/>
+          <w:sz w:val="20"/>
+          <w:szCs w:val="20"/>
+        </w:rPr>
+      </w:pPr>
+      <w:r>
+        <w:rPr>
+          <w:rFonts w:ascii="Consolas" w:hAnsi="Consolas"/>
+          <w:sz w:val="20"/>
+          <w:szCs w:val="20"/>
+        </w:rPr>
+        <w:t xml:space="preserve">    order_id BIGINT NOT NULL REFERENCES orders(id) ON DELETE RESTRICT ON UPDATE RESTRICT,</w:t>
+      </w:r>
+    </w:p>
+    <w:p>
+      <w:pPr>
+        <w:jc w:val="left"/>
+        <w:rPr>
+          <w:rFonts w:ascii="Consolas" w:hAnsi="Consolas"/>
+          <w:sz w:val="20"/>
+          <w:szCs w:val="20"/>
+        </w:rPr>
+      </w:pPr>
+      <w:r>
+        <w:rPr>
+          <w:rFonts w:ascii="Consolas" w:hAnsi="Consolas"/>
+          <w:sz w:val="20"/>
+          <w:szCs w:val="20"/>
+        </w:rPr>
+        <w:t xml:space="preserve">    address_id BIGINT NOT NULL REFERENCES addresses(id) ON DELETE RESTRICT ON UPDATE RESTRICT,</w:t>
+      </w:r>
+    </w:p>
+    <w:p>
+      <w:pPr>
+        <w:jc w:val="left"/>
+        <w:rPr>
+          <w:rFonts w:ascii="Consolas" w:hAnsi="Consolas"/>
+          <w:sz w:val="20"/>
+          <w:szCs w:val="20"/>
+        </w:rPr>
+      </w:pPr>
+      <w:r>
+        <w:rPr>
+          <w:rFonts w:ascii="Consolas" w:hAnsi="Consolas"/>
+          <w:sz w:val="20"/>
+          <w:szCs w:val="20"/>
+        </w:rPr>
+        <w:t xml:space="preserve">    delivery_status TEXT NOT NULL DEFAULT 'pending' CHECK (</w:t>
+      </w:r>
+    </w:p>
+    <w:p>
+      <w:pPr>
+        <w:jc w:val="left"/>
+        <w:rPr>
+          <w:rFonts w:ascii="Consolas" w:hAnsi="Consolas"/>
+          <w:sz w:val="20"/>
+          <w:szCs w:val="20"/>
+        </w:rPr>
+      </w:pPr>
+      <w:r>
+        <w:rPr>
+          <w:rFonts w:ascii="Consolas" w:hAnsi="Consolas"/>
+          <w:sz w:val="20"/>
+          <w:szCs w:val="20"/>
+        </w:rPr>
+        <w:t xml:space="preserve">        delivery_status IN ('pending', 'in_transit', 'delivered', 'cancelled')</w:t>
+      </w:r>
+    </w:p>
+    <w:p>
+      <w:pPr>
+        <w:jc w:val="left"/>
+        <w:rPr>
+          <w:rFonts w:ascii="Consolas" w:hAnsi="Consolas"/>
+          <w:sz w:val="20"/>
+          <w:szCs w:val="20"/>
+        </w:rPr>
+      </w:pPr>
+      <w:r>
+        <w:rPr>
+          <w:rFonts w:ascii="Consolas" w:hAnsi="Consolas"/>
+          <w:sz w:val="20"/>
+          <w:szCs w:val="20"/>
+        </w:rPr>
+        <w:t xml:space="preserve">    ),</w:t>
+      </w:r>
+    </w:p>
+    <w:p>
+      <w:pPr>
+        <w:jc w:val="left"/>
+        <w:rPr>
+          <w:rFonts w:ascii="Consolas" w:hAnsi="Consolas"/>
+          <w:sz w:val="20"/>
+          <w:szCs w:val="20"/>
+        </w:rPr>
+      </w:pPr>
+      <w:r>
+        <w:rPr>
+          <w:rFonts w:ascii="Consolas" w:hAnsi="Consolas"/>
+          <w:sz w:val="20"/>
+          <w:szCs w:val="20"/>
+        </w:rPr>
+        <w:t xml:space="preserve">    tracking_number TEXT UNIQUE,</w:t>
+      </w:r>
+    </w:p>
+    <w:p>
+      <w:pPr>
+        <w:jc w:val="left"/>
+        <w:rPr>
+          <w:rFonts w:ascii="Consolas" w:hAnsi="Consolas"/>
+          <w:sz w:val="20"/>
+          <w:szCs w:val="20"/>
+        </w:rPr>
+      </w:pPr>
+      <w:r>
+        <w:rPr>
+          <w:rFonts w:ascii="Consolas" w:hAnsi="Consolas"/>
+          <w:sz w:val="20"/>
+          <w:szCs w:val="20"/>
+        </w:rPr>
+        <w:t xml:space="preserve">    delivery_date TIMESTAMPTZ,</w:t>
+      </w:r>
+    </w:p>
+    <w:p>
+      <w:pPr>
+        <w:jc w:val="left"/>
+        <w:rPr>
+          <w:rFonts w:ascii="Consolas" w:hAnsi="Consolas"/>
+          <w:sz w:val="20"/>
+          <w:szCs w:val="20"/>
+        </w:rPr>
+      </w:pPr>
+      <w:r>
+        <w:rPr>
+          <w:rFonts w:ascii="Consolas" w:hAnsi="Consolas"/>
+          <w:sz w:val="20"/>
+          <w:szCs w:val="20"/>
+        </w:rPr>
+        <w:t xml:space="preserve">    CHECK (delivery_status &lt;&gt; 'delivered' OR delivery_date IS NOT NULL)</w:t>
+      </w:r>
+    </w:p>
+    <w:p>
+      <w:pPr>
+        <w:jc w:val="left"/>
+        <w:rPr>
+          <w:rFonts w:ascii="Consolas" w:hAnsi="Consolas"/>
+          <w:sz w:val="20"/>
+          <w:szCs w:val="20"/>
+        </w:rPr>
+      </w:pPr>
+      <w:r>
+        <w:rPr>
+          <w:rFonts w:ascii="Consolas" w:hAnsi="Consolas"/>
+          <w:sz w:val="20"/>
+          <w:szCs w:val="20"/>
+        </w:rPr>
+        <w:t>);</w:t>
+      </w:r>
+    </w:p>
+    <w:p>
+      <w:pPr>
+        <w:jc w:val="left"/>
+        <w:rPr>
+          <w:rFonts w:ascii="Consolas" w:hAnsi="Consolas"/>
+          <w:sz w:val="20"/>
+          <w:szCs w:val="20"/>
+        </w:rPr>
+      </w:pPr>
+    </w:p>
+    <w:p>
+      <w:pPr>
+        <w:jc w:val="left"/>
+        <w:rPr>
+          <w:rFonts w:ascii="Consolas" w:hAnsi="Consolas"/>
+          <w:sz w:val="20"/>
+          <w:szCs w:val="20"/>
+        </w:rPr>
+      </w:pPr>
+      <w:r>
+        <w:rPr>
+          <w:rFonts w:ascii="Consolas" w:hAnsi="Consolas"/>
+          <w:sz w:val="20"/>
+          <w:szCs w:val="20"/>
+        </w:rPr>
+        <w:lastRenderedPageBreak/>
+        <w:t>CREATE INDEX sellers_user_id_idx ON sellers(user_id);</w:t>
+      </w:r>
+    </w:p>
+    <w:p>
+      <w:pPr>
+        <w:jc w:val="left"/>
+        <w:rPr>
+          <w:rFonts w:ascii="Consolas" w:hAnsi="Consolas"/>
+          <w:sz w:val="20"/>
+          <w:szCs w:val="20"/>
+        </w:rPr>
+      </w:pPr>
+      <w:r>
+        <w:rPr>
+          <w:rFonts w:ascii="Consolas" w:hAnsi="Consolas"/>
+          <w:sz w:val="20"/>
+          <w:szCs w:val="20"/>
+        </w:rPr>
+        <w:t>CREATE INDEX products_category_id_idx ON products(category_id);</w:t>
+      </w:r>
+    </w:p>
+    <w:p>
+      <w:pPr>
+        <w:jc w:val="left"/>
+        <w:rPr>
+          <w:rFonts w:ascii="Consolas" w:hAnsi="Consolas"/>
+          <w:sz w:val="20"/>
+          <w:szCs w:val="20"/>
+        </w:rPr>
+      </w:pPr>
+      <w:r>
+        <w:rPr>
+          <w:rFonts w:ascii="Consolas" w:hAnsi="Consolas"/>
+          <w:sz w:val="20"/>
+          <w:szCs w:val="20"/>
+        </w:rPr>
+        <w:t>CREATE INDEX cart_items_product_id_idx ON cart_items(product_id);</w:t>
+      </w:r>
+    </w:p>
+    <w:p>
+      <w:pPr>
+        <w:jc w:val="left"/>
+        <w:rPr>
+          <w:rFonts w:ascii="Consolas" w:hAnsi="Consolas"/>
+          <w:sz w:val="20"/>
+          <w:szCs w:val="20"/>
+        </w:rPr>
+      </w:pPr>
+      <w:r>
+        <w:rPr>
+          <w:rFonts w:ascii="Consolas" w:hAnsi="Consolas"/>
+          <w:sz w:val="20"/>
+          <w:szCs w:val="20"/>
+        </w:rPr>
+        <w:t>CREATE INDEX orders_user_id_idx ON orders(user_id);</w:t>
+      </w:r>
+    </w:p>
+    <w:p>
+      <w:pPr>
+        <w:jc w:val="left"/>
+        <w:rPr>
+          <w:rFonts w:ascii="Consolas" w:hAnsi="Consolas"/>
+          <w:sz w:val="20"/>
+          <w:szCs w:val="20"/>
+        </w:rPr>
+      </w:pPr>
+      <w:r>
+        <w:rPr>
+          <w:rFonts w:ascii="Consolas" w:hAnsi="Consolas"/>
+          <w:sz w:val="20"/>
+          <w:szCs w:val="20"/>
+        </w:rPr>
+        <w:t>CREATE INDEX order_items_product_id_idx ON order_items(product_id);</w:t>
+      </w:r>
+    </w:p>
+    <w:p>
+      <w:pPr>
+        <w:jc w:val="left"/>
+        <w:rPr>
+          <w:rFonts w:ascii="Consolas" w:hAnsi="Consolas"/>
+          <w:sz w:val="20"/>
+          <w:szCs w:val="20"/>
+        </w:rPr>
+      </w:pPr>
+      <w:r>
+        <w:rPr>
+          <w:rFonts w:ascii="Consolas" w:hAnsi="Consolas"/>
+          <w:sz w:val="20"/>
+          <w:szCs w:val="20"/>
+        </w:rPr>
+        <w:t>CREATE INDEX payments_order_id_idx ON payments(order_id);</w:t>
+      </w:r>
+    </w:p>
+    <w:p>
+      <w:pPr>
+        <w:jc w:val="left"/>
+        <w:rPr>
+          <w:rFonts w:ascii="Consolas" w:hAnsi="Consolas"/>
+          <w:sz w:val="20"/>
+          <w:szCs w:val="20"/>
+        </w:rPr>
+      </w:pPr>
+      <w:r>
+        <w:rPr>
+          <w:rFonts w:ascii="Consolas" w:hAnsi="Consolas"/>
+          <w:sz w:val="20"/>
+          <w:szCs w:val="20"/>
+        </w:rPr>
+        <w:t>CREATE INDEX reviews_product_id_idx ON reviews(product_id);</w:t>
+      </w:r>
+    </w:p>
+    <w:p>
+      <w:pPr>
+        <w:jc w:val="left"/>
+        <w:rPr>
+          <w:rFonts w:ascii="Consolas" w:hAnsi="Consolas"/>
+          <w:sz w:val="20"/>
+          <w:szCs w:val="20"/>
+        </w:rPr>
+      </w:pPr>
+      <w:r>
+        <w:rPr>
+          <w:rFonts w:ascii="Consolas" w:hAnsi="Consolas"/>
+          <w:sz w:val="20"/>
+          <w:szCs w:val="20"/>
+        </w:rPr>
+        <w:t>CREATE INDEX addresses_user_id_idx ON addresses(user_id);</w:t>
+      </w:r>
+    </w:p>
+    <w:p>
+      <w:pPr>
+        <w:jc w:val="left"/>
+        <w:rPr>
+          <w:rFonts w:ascii="Consolas" w:hAnsi="Consolas"/>
+          <w:sz w:val="20"/>
+          <w:szCs w:val="20"/>
+        </w:rPr>
+      </w:pPr>
+      <w:r>
+        <w:rPr>
+          <w:rFonts w:ascii="Consolas" w:hAnsi="Consolas"/>
+          <w:sz w:val="20"/>
+          <w:szCs w:val="20"/>
+        </w:rPr>
+        <w:t>CREATE INDEX deliveries_order_id_idx ON deliveries(order_id);</w:t>
+      </w:r>
+    </w:p>
+    <w:p>
+      <w:pPr>
+        <w:jc w:val="left"/>
+        <w:rPr>
+          <w:rFonts w:ascii="Consolas" w:hAnsi="Consolas"/>
+          <w:sz w:val="20"/>
+          <w:szCs w:val="20"/>
+        </w:rPr>
+      </w:pPr>
+      <w:r>
+        <w:rPr>
+          <w:rFonts w:ascii="Consolas" w:hAnsi="Consolas"/>
+          <w:sz w:val="20"/>
+          <w:szCs w:val="20"/>
+        </w:rPr>
+        <w:t>CREATE INDEX deliveries_address_id_idx ON deliveries(address_id);</w:t>
+      </w:r>
+    </w:p>
+    <w:p>
+      <w:pPr>
+        <w:jc w:val="left"/>
+        <w:rPr>
+          <w:rFonts w:ascii="Consolas" w:hAnsi="Consolas"/>
+          <w:sz w:val="20"/>
+          <w:szCs w:val="20"/>
+        </w:rPr>
+      </w:pPr>
+    </w:p>
+    <w:p>
+      <w:pPr>
+        <w:jc w:val="left"/>
+        <w:rPr>
+          <w:rFonts w:ascii="Consolas" w:hAnsi="Consolas"/>
+          <w:sz w:val="20"/>
+          <w:szCs w:val="20"/>
+        </w:rPr>
+      </w:pPr>
+      <w:r>
+        <w:rPr>
+          <w:rFonts w:ascii="Consolas" w:hAnsi="Consolas"/>
+          <w:sz w:val="20"/>
+          <w:szCs w:val="20"/>
+        </w:rPr>
+        <w:t>CREATE VIEW order_totals AS</w:t>
+      </w:r>
+    </w:p>
+    <w:p>
+      <w:pPr>
+        <w:jc w:val="left"/>
+        <w:rPr>
+          <w:rFonts w:ascii="Consolas" w:hAnsi="Consolas"/>
+          <w:sz w:val="20"/>
+          <w:szCs w:val="20"/>
+        </w:rPr>
+      </w:pPr>
+      <w:r>
+        <w:rPr>
+          <w:rFonts w:ascii="Consolas" w:hAnsi="Consolas"/>
+          <w:sz w:val="20"/>
+          <w:szCs w:val="20"/>
+        </w:rPr>
+        <w:t>SELECT</w:t>
+      </w:r>
+    </w:p>
+    <w:p>
+      <w:pPr>
+        <w:jc w:val="left"/>
+        <w:rPr>
+          <w:rFonts w:ascii="Consolas" w:hAnsi="Consolas"/>
+          <w:sz w:val="20"/>
+          <w:szCs w:val="20"/>
+        </w:rPr>
+      </w:pPr>
+      <w:r>
+        <w:rPr>
+          <w:rFonts w:ascii="Consolas" w:hAnsi="Consolas"/>
+          <w:sz w:val="20"/>
+          <w:szCs w:val="20"/>
+        </w:rPr>
+        <w:t xml:space="preserve">    o.id AS order_id,</w:t>
+      </w:r>
+    </w:p>
+    <w:p>
+      <w:pPr>
+        <w:jc w:val="left"/>
+        <w:rPr>
+          <w:rFonts w:ascii="Consolas" w:hAnsi="Consolas"/>
+          <w:sz w:val="20"/>
+          <w:szCs w:val="20"/>
+        </w:rPr>
+      </w:pPr>
+      <w:r>
+        <w:rPr>
+          <w:rFonts w:ascii="Consolas" w:hAnsi="Consolas"/>
+          <w:sz w:val="20"/>
+          <w:szCs w:val="20"/>
+        </w:rPr>
+        <w:t xml:space="preserve">    o.user_id,</w:t>
+      </w:r>
+    </w:p>
+    <w:p>
+      <w:pPr>
+        <w:jc w:val="left"/>
+        <w:rPr>
+          <w:rFonts w:ascii="Consolas" w:hAnsi="Consolas"/>
+          <w:sz w:val="20"/>
+          <w:szCs w:val="20"/>
+        </w:rPr>
+      </w:pPr>
+      <w:r>
+        <w:rPr>
+          <w:rFonts w:ascii="Consolas" w:hAnsi="Consolas"/>
+          <w:sz w:val="20"/>
+          <w:szCs w:val="20"/>
+        </w:rPr>
+        <w:t xml:space="preserve">    o.status,</w:t>
+      </w:r>
+    </w:p>
+    <w:p>
+      <w:pPr>
+        <w:jc w:val="left"/>
+        <w:rPr>
+          <w:rFonts w:ascii="Consolas" w:hAnsi="Consolas"/>
+          <w:sz w:val="20"/>
+          <w:szCs w:val="20"/>
+        </w:rPr>
+      </w:pPr>
+      <w:r>
+        <w:rPr>
+          <w:rFonts w:ascii="Consolas" w:hAnsi="Consolas"/>
+          <w:sz w:val="20"/>
+          <w:szCs w:val="20"/>
+        </w:rPr>
+        <w:t xml:space="preserve">    coalesce(sum(oi.quantity * oi.unit_price), 0)::NUMERIC(16,2) AS total_amount</w:t>
+      </w:r>
+    </w:p>
+    <w:p>
+      <w:pPr>
+        <w:jc w:val="left"/>
+        <w:rPr>
+          <w:rFonts w:ascii="Consolas" w:hAnsi="Consolas"/>
+          <w:sz w:val="20"/>
+          <w:szCs w:val="20"/>
+        </w:rPr>
+      </w:pPr>
+      <w:r>
+        <w:rPr>
+          <w:rFonts w:ascii="Consolas" w:hAnsi="Consolas"/>
+          <w:sz w:val="20"/>
+          <w:szCs w:val="20"/>
+        </w:rPr>
+        <w:t>FROM orders o</w:t>
+      </w:r>
+    </w:p>
+    <w:p>
+      <w:pPr>
+        <w:jc w:val="left"/>
+        <w:rPr>
+          <w:rFonts w:ascii="Consolas" w:hAnsi="Consolas"/>
+          <w:sz w:val="20"/>
+          <w:szCs w:val="20"/>
+        </w:rPr>
+      </w:pPr>
+      <w:r>
+        <w:rPr>
+          <w:rFonts w:ascii="Consolas" w:hAnsi="Consolas"/>
+          <w:sz w:val="20"/>
+          <w:szCs w:val="20"/>
+        </w:rPr>
+        <w:t>LEFT JOIN order_items oi ON oi.order_id = o.id</w:t>
+      </w:r>
+    </w:p>
+    <w:p>
+      <w:pPr>
+        <w:jc w:val="left"/>
+        <w:rPr>
+          <w:rFonts w:ascii="Consolas" w:hAnsi="Consolas"/>
+          <w:sz w:val="20"/>
+          <w:szCs w:val="20"/>
+        </w:rPr>
+      </w:pPr>
+      <w:r>
+        <w:rPr>
+          <w:rFonts w:ascii="Consolas" w:hAnsi="Consolas"/>
+          <w:sz w:val="20"/>
+          <w:szCs w:val="20"/>
+        </w:rPr>
+        <w:t>GROUP BY o.id, o.user_id, o.status;</w:t>
+      </w:r>
+    </w:p>
+    <w:p>
+      <w:pPr>
+        <w:pStyle w:val="1"/>
+      </w:pPr>
+      <w:r>
+        <w:t>Заключение</w:t>
+      </w:r>
+    </w:p>
+    <w:p>
+      <w:r>
+        <w:t>Спроектирована и реализована локальная база маркетплейса из 13 таблиц. Схема приведена к 3НФ, определены первичные и внешние ключи, реализованы M:N и иерархическая связь. Подготовлены словарь данных и единый воспроизводимый SQL-скрипт. Проверки ограничений и повторного выполнения подтвердили работоспособность схемы.</w:t>
+      </w:r>
+    </w:p>
+    <w:p>
+      <w:pPr>
+        <w:pStyle w:val="1"/>
+      </w:pPr>
+      <w:r>
+        <w:t>Контрольные вопросы</w:t>
+      </w:r>
+    </w:p>
+    <w:p>
+      <w:r>
+        <w:t xml:space="preserve">1. </w:t>
+      </w:r>
+      <w:r>
+        <w:rPr>
+          <w:b/>
+        </w:rPr>
+        <w:t>Реляционная модель:</w:t>
+      </w:r>
+      <w:r>
+        <w:t xml:space="preserve"> данные представлены отношениями. Отношение - таблица; кортеж - строка; атрибут - столбец с доменом допустимых значений. Порядок строк определяется запросом, а не моделью.</w:t>
+      </w:r>
+    </w:p>
+    <w:p>
+      <w:r>
+        <w:t xml:space="preserve">2. </w:t>
+      </w:r>
+      <w:r>
+        <w:rPr>
+          <w:b/>
+        </w:rPr>
+        <w:t>Уровни моделей:</w:t>
+      </w:r>
+      <w:r>
+        <w:t xml:space="preserve"> концептуальная выделяет сущности и смысл связей; логическая определяет атрибуты, ключи и кардинальности; физическая задаёт таблицы, типы, индексы и ограничения конкретной СУБД.</w:t>
+      </w:r>
+    </w:p>
+    <w:p>
+      <w:r>
+        <w:lastRenderedPageBreak/>
+        <w:t xml:space="preserve">3. </w:t>
+      </w:r>
+      <w:r>
+        <w:rPr>
+          <w:b/>
+        </w:rPr>
+        <w:t>Первичный ключ:</w:t>
+      </w:r>
+      <w:r>
+        <w:t xml:space="preserve"> однозначно идентифицирует строку, уникален, не допускает NULL и должен быть стабильным. Бывает простым и составным.</w:t>
+      </w:r>
+    </w:p>
+    <w:p>
+      <w:r>
+        <w:t xml:space="preserve">4. </w:t>
+      </w:r>
+      <w:r>
+        <w:rPr>
+          <w:b/>
+        </w:rPr>
+        <w:t>Виды ключей:</w:t>
+      </w:r>
+      <w:r>
+        <w:t xml:space="preserve"> естественный образован бизнес-атрибутами, нагляден, но может измениться; суррогатный искусственен, стабилен и компактен, но для интерпретации требует обращения к другим атрибутам.</w:t>
+      </w:r>
+    </w:p>
+    <w:p>
+      <w:r>
+        <w:t xml:space="preserve">5. </w:t>
+      </w:r>
+      <w:r>
+        <w:rPr>
+          <w:b/>
+        </w:rPr>
+        <w:t>Внешний ключ:</w:t>
+      </w:r>
+      <w:r>
+        <w:t xml:space="preserve"> ссылка на PK или иной уникальный ключ родительской таблицы. Запрещает ссылки на несуществующие строки и регулирует обновление/удаление родителей. NULL допустим лишь у необязательной связи.</w:t>
+      </w:r>
+    </w:p>
+    <w:p>
+      <w:r>
+        <w:t xml:space="preserve">6. </w:t>
+      </w:r>
+      <w:r>
+        <w:rPr>
+          <w:b/>
+        </w:rPr>
+        <w:t>M:N:</w:t>
+      </w:r>
+      <w:r>
+        <w:t xml:space="preserve"> реализуется отдельной таблицей с двумя FK, обычно с составным PK; пример - order_items.</w:t>
+      </w:r>
+    </w:p>
+    <w:p>
+      <w:r>
+        <w:t xml:space="preserve">7. </w:t>
+      </w:r>
+      <w:r>
+        <w:rPr>
+          <w:b/>
+        </w:rPr>
+        <w:t>Иерархия:</w:t>
+      </w:r>
+      <w:r>
+        <w:t xml:space="preserve"> самоссылка categories.parent_id на categories.id; у корня parent_id равен NULL. Поддерево обходят рекурсивным CTE. Контроль произвольных циклов требует дополнительной логики.</w:t>
+      </w:r>
+    </w:p>
+    <w:p>
+      <w:r>
+        <w:t xml:space="preserve">8. </w:t>
+      </w:r>
+      <w:r>
+        <w:rPr>
+          <w:b/>
+        </w:rPr>
+        <w:t>Ограничения:</w:t>
+      </w:r>
+      <w:r>
+        <w:t xml:space="preserve"> PK - уникальная идентификация; FK - ссылочная целостность; NOT NULL - обязательность; UNIQUE - отсутствие дубликатов; CHECK - допустимое условие для строки. DEFAULT задаёт подстановку по умолчанию, но сам по себе не является проверкой целостности.</w:t>
+      </w:r>
+    </w:p>
+    <w:p>
+      <w:r>
+        <w:t xml:space="preserve">9. </w:t>
+      </w:r>
+      <w:r>
+        <w:rPr>
+          <w:b/>
+        </w:rPr>
+        <w:t>Нормализация:</w:t>
+      </w:r>
+      <w:r>
+        <w:t xml:space="preserve"> устраняет избыточность и аномалии вставки, изменения и удаления. 1НФ - атомарность; 2НФ - полная зависимость неключевых атрибутов от каждого потенциального ключа без частичных зависимостей; 3НФ - для каждой нетривиальной зависимости X -&gt; A либо X является суперключом, либо A входит в потенциальный ключ. Для выбранных простых таблиц это означает отсутствие нежелательных транзитивных зависимостей неключевых атрибутов.</w:t>
+      </w:r>
+    </w:p>
+    <w:p>
+      <w:pPr>
         <w:rPr>
           <w:lang w:val="en-US"/>
         </w:rPr>
-        <w:t xml:space="preserve"> </w:t>
-      </w:r>
-      <w:proofErr w:type="spellStart"/>
-      <w:r>
-        <w:rPr>
-          <w:lang w:val="en-US"/>
-        </w:rPr>
-        <w:t>order_totals</w:t>
-      </w:r>
-      <w:proofErr w:type="spellEnd"/>
-      <w:r>
-        <w:rPr>
-          <w:lang w:val="en-US"/>
-        </w:rPr>
-        <w:t xml:space="preserve"> </w:t>
-      </w:r>
-      <w:r>
-        <w:t>содержит</w:t>
-      </w:r>
-      <w:r>
-        <w:rPr>
-          <w:lang w:val="en-US"/>
-        </w:rPr>
-        <w:t xml:space="preserve"> </w:t>
-      </w:r>
-      <w:proofErr w:type="spellStart"/>
-      <w:r>
-        <w:rPr>
-          <w:lang w:val="en-US"/>
-        </w:rPr>
-        <w:t>order_id</w:t>
-      </w:r>
-      <w:proofErr w:type="spellEnd"/>
-      <w:r>
-        <w:rPr>
-          <w:lang w:val="en-US"/>
-        </w:rPr>
-        <w:t xml:space="preserve"> BIGINT, </w:t>
-      </w:r>
-      <w:proofErr w:type="spellStart"/>
-      <w:r>
-        <w:rPr>
-          <w:lang w:val="en-US"/>
-        </w:rPr>
-        <w:t>user_id</w:t>
-      </w:r>
-      <w:proofErr w:type="spellEnd"/>
-      <w:r>
-        <w:rPr>
-          <w:lang w:val="en-US"/>
-        </w:rPr>
-        <w:t xml:space="preserve"> BIGINT, status TEXT, </w:t>
-      </w:r>
-      <w:proofErr w:type="spellStart"/>
-      <w:r>
-        <w:rPr>
-          <w:lang w:val="en-US"/>
-        </w:rPr>
-        <w:t>total_amount</w:t>
-      </w:r>
-      <w:proofErr w:type="spellEnd"/>
-      <w:r>
-        <w:rPr>
-          <w:lang w:val="en-US"/>
-        </w:rPr>
-        <w:t xml:space="preserve"> </w:t>
-      </w:r>
-      <w:proofErr w:type="gramStart"/>
-      <w:r>
-        <w:rPr>
-          <w:lang w:val="en-US"/>
-        </w:rPr>
-        <w:t>NUMERIC(</w:t>
-      </w:r>
-      <w:proofErr w:type="gramEnd"/>
-      <w:r>
-        <w:rPr>
-          <w:lang w:val="en-US"/>
-        </w:rPr>
-        <w:t xml:space="preserve">16,2). </w:t>
-      </w:r>
-      <w:r>
-        <w:t>Итог вычисляется по quantity * unit_price; для пустого черновика возвращается 0. Представление не считается отдельной сущностью.</w:t>
-      </w:r>
-    </w:p>
-    <w:p>
-      <w:pPr>
-        <w:pStyle w:val="1"/>
-      </w:pPr>
-      <w:r>
-        <w:t>Задание 7: Оформите все команды единым SQL-скриптом, повторное выполнение которого воссоздаёт схему с нуля</w:t>
-      </w:r>
-    </w:p>
-    <w:p>
-      <w:pPr>
-        <w:pStyle w:val="2"/>
-      </w:pPr>
-      <w:r>
-        <w:t>Выполнение</w:t>
-      </w:r>
-    </w:p>
-    <w:p>
-      <w:r>
-        <w:t>Все DDL-команды объединены в файл 01_schema.sql. Повторное выполнение воссоздаёт учебную схему marketplace с нуля. Скрипт выполняется в одной транзакции: при ошибке изменения откатываются. Данные других схем и баз не удаляются.</w:t>
-      </w:r>
-    </w:p>
-    <w:p>
-      <w:pPr>
-        <w:keepNext/>
-        <w:spacing w:line="240" w:lineRule="auto"/>
-        <w:ind w:firstLine="0"/>
-        <w:jc w:val="left"/>
-        <w:rPr>
-          <w:lang w:val="en-US"/>
-        </w:rPr>
-      </w:pPr>
-      <w:r>
-        <w:rPr>
-          <w:rFonts w:ascii="Consolas" w:hAnsi="Consolas"/>
-          <w:sz w:val="20"/>
-          <w:lang w:val="en-US"/>
-        </w:rPr>
-        <w:t>BEGIN;</w:t>
-      </w:r>
-    </w:p>
-    <w:p>
-      <w:pPr>
-        <w:keepNext/>
-        <w:spacing w:line="240" w:lineRule="auto"/>
-        <w:ind w:firstLine="0"/>
-        <w:jc w:val="left"/>
-        <w:rPr>
-          <w:lang w:val="en-US"/>
-        </w:rPr>
-      </w:pPr>
-      <w:r>
-        <w:rPr>
-          <w:rFonts w:ascii="Consolas" w:hAnsi="Consolas"/>
-          <w:sz w:val="20"/>
-          <w:lang w:val="en-US"/>
-        </w:rPr>
-        <w:t>DROP SCHEMA IF EXISTS marketplace CASCADE;</w:t>
-      </w:r>
-    </w:p>
-    <w:p>
-      <w:pPr>
-        <w:keepNext/>
-        <w:spacing w:line="240" w:lineRule="auto"/>
-        <w:ind w:firstLine="0"/>
-        <w:jc w:val="left"/>
-        <w:rPr>
-          <w:lang w:val="en-US"/>
-        </w:rPr>
-      </w:pPr>
-      <w:r>
-        <w:rPr>
-          <w:rFonts w:ascii="Consolas" w:hAnsi="Consolas"/>
-          <w:sz w:val="20"/>
-          <w:lang w:val="en-US"/>
-        </w:rPr>
-        <w:t>CREATE SCHEMA marketplace;</w:t>
-      </w:r>
-    </w:p>
-    <w:p>
-      <w:pPr>
-        <w:keepNext/>
-        <w:spacing w:line="240" w:lineRule="auto"/>
-        <w:ind w:firstLine="0"/>
-        <w:jc w:val="left"/>
-        <w:rPr>
-          <w:lang w:val="en-US"/>
-        </w:rPr>
-      </w:pPr>
-      <w:r>
-        <w:rPr>
-          <w:rFonts w:ascii="Consolas" w:hAnsi="Consolas"/>
-          <w:sz w:val="20"/>
-          <w:lang w:val="en-US"/>
-        </w:rPr>
-        <w:t xml:space="preserve">SET LOCAL </w:t>
-      </w:r>
-      <w:proofErr w:type="spellStart"/>
-      <w:r>
-        <w:rPr>
-          <w:rFonts w:ascii="Consolas" w:hAnsi="Consolas"/>
-          <w:sz w:val="20"/>
-          <w:lang w:val="en-US"/>
-        </w:rPr>
-        <w:t>search_path</w:t>
-      </w:r>
-      <w:proofErr w:type="spellEnd"/>
-      <w:r>
-        <w:rPr>
-          <w:rFonts w:ascii="Consolas" w:hAnsi="Consolas"/>
-          <w:sz w:val="20"/>
-          <w:lang w:val="en-US"/>
-        </w:rPr>
-        <w:t xml:space="preserve"> = marketplace, public;</w:t>
-      </w:r>
-    </w:p>
-    <w:p>
-      <w:pPr>
-        <w:keepNext/>
-        <w:spacing w:line="240" w:lineRule="auto"/>
-        <w:ind w:firstLine="0"/>
-        <w:jc w:val="left"/>
-      </w:pPr>
-      <w:r>
-        <w:rPr>
-          <w:rFonts w:ascii="Consolas" w:hAnsi="Consolas"/>
-          <w:sz w:val="20"/>
-        </w:rPr>
-        <w:t>-- CREATE TABLE для всех 13 таблиц</w:t>
-      </w:r>
-    </w:p>
-    <w:p>
-      <w:pPr>
-        <w:keepNext/>
-        <w:spacing w:line="240" w:lineRule="auto"/>
-        <w:ind w:firstLine="0"/>
-        <w:jc w:val="left"/>
-      </w:pPr>
-      <w:r>
-        <w:rPr>
-          <w:rFonts w:ascii="Consolas" w:hAnsi="Consolas"/>
-          <w:sz w:val="20"/>
-        </w:rPr>
-        <w:t>-- CREATE INDEX для внешних ключей</w:t>
-      </w:r>
-    </w:p>
-    <w:p>
-      <w:pPr>
-        <w:keepNext/>
-        <w:spacing w:line="240" w:lineRule="auto"/>
-        <w:ind w:firstLine="0"/>
-        <w:jc w:val="left"/>
-        <w:rPr>
-          <w:lang w:val="en-US"/>
-        </w:rPr>
-      </w:pPr>
-      <w:r>
-        <w:rPr>
-          <w:rFonts w:ascii="Consolas" w:hAnsi="Consolas"/>
-          <w:sz w:val="20"/>
-          <w:lang w:val="en-US"/>
-        </w:rPr>
-        <w:t xml:space="preserve">-- CREATE VIEW </w:t>
-      </w:r>
-      <w:proofErr w:type="spellStart"/>
-      <w:r>
-        <w:rPr>
-          <w:rFonts w:ascii="Consolas" w:hAnsi="Consolas"/>
-          <w:sz w:val="20"/>
-          <w:lang w:val="en-US"/>
-        </w:rPr>
-        <w:t>order_</w:t>
-      </w:r>
-      <w:proofErr w:type="gramStart"/>
-      <w:r>
-        <w:rPr>
-          <w:rFonts w:ascii="Consolas" w:hAnsi="Consolas"/>
-          <w:sz w:val="20"/>
-          <w:lang w:val="en-US"/>
-        </w:rPr>
-        <w:t>totals</w:t>
-      </w:r>
-      <w:proofErr w:type="spellEnd"/>
-      <w:r>
-        <w:rPr>
-          <w:rFonts w:ascii="Consolas" w:hAnsi="Consolas"/>
-          <w:sz w:val="20"/>
-          <w:lang w:val="en-US"/>
-        </w:rPr>
-        <w:t xml:space="preserve"> </w:t>
-      </w:r>
-      <w:r>
-        <w:rPr>
-          <w:rFonts w:ascii="Consolas" w:hAnsi="Consolas"/>
-          <w:sz w:val="20"/>
-        </w:rPr>
-        <w:t>и</w:t>
-      </w:r>
-      <w:r>
-        <w:rPr>
-          <w:rFonts w:ascii="Consolas" w:hAnsi="Consolas"/>
-          <w:sz w:val="20"/>
-          <w:lang w:val="en-US"/>
-        </w:rPr>
-        <w:t xml:space="preserve"> COMMENT</w:t>
-      </w:r>
-      <w:proofErr w:type="gramEnd"/>
-      <w:r>
-        <w:rPr>
-          <w:rFonts w:ascii="Consolas" w:hAnsi="Consolas"/>
-          <w:sz w:val="20"/>
-          <w:lang w:val="en-US"/>
-        </w:rPr>
-        <w:t xml:space="preserve"> ON</w:t>
-      </w:r>
-    </w:p>
-    <w:p>
-      <w:pPr>
-        <w:spacing w:line="240" w:lineRule="auto"/>
-        <w:ind w:firstLine="0"/>
-        <w:jc w:val="left"/>
-      </w:pPr>
-      <w:r>
-        <w:rPr>
-          <w:rFonts w:ascii="Consolas" w:hAnsi="Consolas"/>
-          <w:sz w:val="20"/>
-        </w:rPr>
-        <w:t>COMMIT;</w:t>
-      </w:r>
-    </w:p>
-    <w:p>
-      <w:pPr>
-        <w:spacing w:after="20"/>
-      </w:pPr>
-    </w:p>
-    <w:p>
-      <w:r>
-        <w:t xml:space="preserve">Для выполнения в DBeaver необходимо открыть 01_schema.sql в редакторе подключения </w:t>
-      </w:r>
-      <w:proofErr w:type="spellStart"/>
-      <w:r>
-        <w:t>labs_db</w:t>
-      </w:r>
-      <w:proofErr w:type="spellEnd"/>
-      <w:r>
-        <w:t xml:space="preserve"> и выполнить весь скрипт. При запуске через psql используется команда:</w:t>
-      </w:r>
-    </w:p>
-    <w:p>
-      <w:pPr>
-        <w:keepNext/>
-        <w:spacing w:line="240" w:lineRule="auto"/>
-        <w:ind w:firstLine="0"/>
-        <w:jc w:val="left"/>
-      </w:pPr>
-      <w:r>
-        <w:rPr>
-          <w:rFonts w:ascii="Consolas" w:hAnsi="Consolas"/>
-          <w:sz w:val="20"/>
-        </w:rPr>
-        <w:t>psql -h 127.0.0.1 -p 5432 -U mobd_lab</w:t>
-      </w:r>
-    </w:p>
-    <w:p>
-      <w:pPr>
-        <w:spacing w:line="240" w:lineRule="auto"/>
-        <w:ind w:firstLine="0"/>
-        <w:jc w:val="left"/>
-        <w:rPr>
-          <w:lang w:val="en-US"/>
-        </w:rPr>
-      </w:pPr>
-      <w:r>
-        <w:rPr>
-          <w:rFonts w:ascii="Consolas" w:hAnsi="Consolas"/>
-          <w:sz w:val="20"/>
-          <w:lang w:val="en-US"/>
-        </w:rPr>
-        <w:t xml:space="preserve">  -d </w:t>
-      </w:r>
-      <w:proofErr w:type="spellStart"/>
-      <w:r>
-        <w:rPr>
-          <w:rFonts w:ascii="Consolas" w:hAnsi="Consolas"/>
-          <w:sz w:val="20"/>
-          <w:lang w:val="en-US"/>
-        </w:rPr>
-        <w:t>labs_db</w:t>
-      </w:r>
-      <w:proofErr w:type="spellEnd"/>
-      <w:r>
-        <w:rPr>
-          <w:rFonts w:ascii="Consolas" w:hAnsi="Consolas"/>
-          <w:sz w:val="20"/>
-          <w:lang w:val="en-US"/>
-        </w:rPr>
-        <w:t xml:space="preserve"> -v ON_ERROR_STOP=1 -f 01_schema.sql</w:t>
-      </w:r>
-    </w:p>
-    <w:p>
-      <w:pPr>
-        <w:spacing w:after="20"/>
-        <w:rPr>
-          <w:lang w:val="en-US"/>
-        </w:rPr>
-      </w:pPr>
-    </w:p>
-    <w:p>
-      <w:r>
-        <w:t>Команда выше показана с переносом для удобства чтения; в терминале она вводится одной строкой. Повторный запуск намеренно удаляет данные схемы marketplace. При необходимости сохранить данные предварительно создаётся резервная копия.</w:t>
-      </w:r>
-    </w:p>
-    <w:p>
-      <w:r>
-        <w:t xml:space="preserve">Скрипт схемы выполнен повторно и завершился успешно. После него повторно выполнен 02_demo.sql. Дополнительный запуск демонстрационного наполнения не создал дубликаты: в базе осталось 2 пользователя, 2 товара, 1 </w:t>
-      </w:r>
-      <w:r>
-        <w:lastRenderedPageBreak/>
-        <w:t>заказ и 2 позиции заказа. Запросы и проверки вынесены в 03_queries.sql и 04_checks.sql.</w:t>
-      </w:r>
-    </w:p>
-    <w:p>
-      <w:pPr>
-        <w:pStyle w:val="1"/>
-      </w:pPr>
-      <w:r>
-        <w:t>Заключение</w:t>
-      </w:r>
-    </w:p>
-    <w:p>
-      <w:r>
-        <w:t>Спроектирована и реализована локальная база маркетплейса из 13 таблиц. Схема приведена к 3НФ, определены первичные и внешние ключи, реализованы M:N и иерархическая связь. Подготовлены словарь данных и единый воспроизводимый SQL-скрипт. Проверки ограничений и повторного выполнения подтвердили работоспособность схемы.</w:t>
-      </w:r>
-    </w:p>
-    <w:p>
-      <w:pPr>
-        <w:pStyle w:val="1"/>
-      </w:pPr>
-      <w:r>
-        <w:t>Контрольные вопросы</w:t>
-      </w:r>
-    </w:p>
-    <w:p>
-      <w:r>
-        <w:t xml:space="preserve">1. </w:t>
+      </w:pPr>
+      <w:r>
+        <w:t xml:space="preserve">10. </w:t>
       </w:r>
       <w:r>
         <w:rPr>
           <w:b/>
         </w:rPr>
-        <w:t>Реляционная модель:</w:t>
-      </w:r>
-      <w:r>
-        <w:t xml:space="preserve"> данные представлены отношениями. Отношение - таблица; кортеж - строка; атрибут - столбец с доменом допустимых значений. Порядок строк определяется запросом, а не моделью.</w:t>
-      </w:r>
-    </w:p>
-    <w:p>
-      <w:r>
-        <w:t xml:space="preserve">2. </w:t>
-      </w:r>
-      <w:r>
-        <w:rPr>
-          <w:b/>
-        </w:rPr>
-        <w:t>Уровни моделей:</w:t>
-      </w:r>
-      <w:r>
-        <w:t xml:space="preserve"> концептуальная выделяет сущности и смысл связей; логическая определяет атрибуты, ключи и кардинальности; физическая задаёт таблицы, типы, индексы и ограничения конкретной СУБД.</w:t>
-      </w:r>
-    </w:p>
-    <w:p>
-      <w:r>
-        <w:t xml:space="preserve">3. </w:t>
-      </w:r>
-      <w:r>
-        <w:rPr>
-          <w:b/>
-        </w:rPr>
-        <w:t>Первичный ключ:</w:t>
-      </w:r>
-      <w:r>
-        <w:t xml:space="preserve"> однозначно идентифицирует строку, уникален, не допускает NULL и должен быть стабильным. Бывает простым и составным.</w:t>
-      </w:r>
-    </w:p>
-    <w:p>
-      <w:r>
-        <w:t xml:space="preserve">4. </w:t>
-      </w:r>
-      <w:r>
-        <w:rPr>
-          <w:b/>
-        </w:rPr>
-        <w:t>Виды ключей:</w:t>
-      </w:r>
-      <w:r>
-        <w:t xml:space="preserve"> естественный образован бизнес-атрибутами, нагляден, но может измениться; суррогатный искусственен, стабилен и компактен, но для интерпретации требует обращения к другим атрибутам.</w:t>
-      </w:r>
-    </w:p>
-    <w:p>
-      <w:r>
-        <w:t xml:space="preserve">5. </w:t>
-      </w:r>
-      <w:r>
-        <w:rPr>
-          <w:b/>
-        </w:rPr>
-        <w:t>Внешний ключ:</w:t>
-      </w:r>
-      <w:r>
-        <w:t xml:space="preserve"> ссылка на PK или иной уникальный ключ родительской таблицы. Запрещает ссылки на несуществующие строки и регулирует обновление/удаление родителей. NULL допустим лишь у необязательной связи.</w:t>
-      </w:r>
-    </w:p>
-    <w:p>
-      <w:r>
-        <w:t xml:space="preserve">6. </w:t>
-      </w:r>
-      <w:r>
-        <w:rPr>
-          <w:b/>
-        </w:rPr>
-        <w:t>M:N:</w:t>
-      </w:r>
-      <w:r>
-        <w:t xml:space="preserve"> реализуется отдельной таблицей с двумя FK, обычно с составным PK; пример - order_items.</w:t>
-      </w:r>
-    </w:p>
-    <w:p>
-      <w:r>
-        <w:lastRenderedPageBreak/>
-        <w:t xml:space="preserve">7. </w:t>
-      </w:r>
-      <w:r>
-        <w:rPr>
-          <w:b/>
-        </w:rPr>
-        <w:t>Иерархия:</w:t>
-      </w:r>
-      <w:r>
-        <w:t xml:space="preserve"> самоссылка categories.parent_id на categories.id; у корня parent_id равен NULL. Поддерево обходят рекурсивным CTE. Контроль произвольных циклов требует дополнительной логики.</w:t>
-      </w:r>
-    </w:p>
-    <w:p>
-      <w:r>
-        <w:t xml:space="preserve">8. </w:t>
-      </w:r>
-      <w:r>
-        <w:rPr>
-          <w:b/>
-        </w:rPr>
-        <w:t>Ограничения:</w:t>
-      </w:r>
-      <w:r>
-        <w:t xml:space="preserve"> PK - уникальная идентификация; FK - ссылочная целостность; NOT NULL - обязательность; UNIQUE - отсутствие дубликатов; CHECK - допустимое условие для строки. DEFAULT задаёт подстановку по умолчанию, но сам по себе не является проверкой целостности.</w:t>
-      </w:r>
-    </w:p>
-    <w:p>
-      <w:r>
-        <w:t xml:space="preserve">9. </w:t>
-      </w:r>
-      <w:r>
-        <w:rPr>
-          <w:b/>
-        </w:rPr>
-        <w:t>Нормализация:</w:t>
-      </w:r>
-      <w:r>
-        <w:t xml:space="preserve"> устраняет избыточность и аномалии вставки, изменения и удаления. 1НФ - атомарность; 2НФ - полная зависимость неключевых атрибутов от каждого потенциального ключа без частичных зависимостей; 3НФ - для каждой нетривиальной зависимости X -&gt; A либо X является суперключом, либо A входит в потенциальный ключ. Для выбранных простых таблиц это означает отсутствие нежелательных транзитивных зависимостей неключевых атрибутов.</w:t>
-      </w:r>
-    </w:p>
-    <w:p>
-      <w:r>
-        <w:t xml:space="preserve">10. </w:t>
-      </w:r>
-      <w:r>
-        <w:rPr>
-          <w:b/>
-        </w:rPr>
         <w:t>Правила удаления:</w:t>
       </w:r>
       <w:r>
         <w:t xml:space="preserve"> RESTRICT запрещает удаление родителя при наличии зависимых строк; CASCADE удаляет зависимые строки автоматически. В схеме товар из истории заказов защищён RESTRICT, позиции корзины удаляются вместе с корзиной.</w:t>
-      </w:r>
-    </w:p>
-    <w:p>
-      <w:pPr>
-        <w:pStyle w:val="1"/>
-      </w:pPr>
-      <w:r>
-        <w:t>Список использованных источников</w:t>
-      </w:r>
-    </w:p>
-    <w:p>
-      <w:r>
-        <w:t>Учебное пособие МОБД теория и лабораторная работа 1. Предметная область: стр. 7; требования к выполнению: стр. 12; техническое задание и контрольные вопросы: стр. 17-18.</w:t>
       </w:r>
     </w:p>
     <w:sectPr>
@@ -15886,9 +15932,6 @@
       <w:fldChar w:fldCharType="separate"/>
     </w:r>
     <w:r>
-      <w:rPr>
-        <w:noProof/>
-      </w:rPr>
       <w:t>2</w:t>
     </w:r>
     <w:r>
@@ -16427,6 +16470,7 @@
     </w:pPr>
     <w:rPr>
       <w:rFonts w:ascii="Times New Roman" w:eastAsia="Times New Roman" w:hAnsi="Times New Roman" w:cs="Times New Roman"/>
+      <w:noProof/>
       <w:color w:val="000000"/>
       <w:sz w:val="28"/>
     </w:rPr>

--- a/Отчет_МОБД_1_Ирошников.docx
+++ b/Отчет_МОБД_1_Ирошников.docx
@@ -3862,8 +3862,13 @@
       </w:pPr>
     </w:p>
     <w:p>
-      <w:r>
-        <w:t>Сумма заказа: 1 клавиатура по 2500.00 руб. и 2 мыши по 1200.00 руб.; итог 4900.00 руб. В демонстрационном наполнении присутствуют записи во всех 13 таблицах.</w:t>
+      <w:pPr>
+        <w:rPr>
+          <w:lang w:val="en-US"/>
+        </w:rPr>
+      </w:pPr>
+      <w:r>
+        <w:t>Сумма заказа: 1 клавиатура по 2500.00 руб. и 2 мыши по 1200.00 руб.; итог 4900.00 руб.</w:t>
       </w:r>
     </w:p>
     <w:p>
@@ -3889,18 +3894,15 @@
     </w:p>
     <w:p>
       <w:r>
-        <w:t xml:space="preserve">Словарь данных составлен по системным каталогам созданной базы. PK - первичный ключ; FK - внешний ключ; NN - NOT NULL; UQ - UNIQUE; IDENTITY - GENERATED ALWAYS AS IDENTITY. Если NN не указан, значение NULL допустимо. Для всех FK действует ON UPDATE RESTRICT. </w:t>
-      </w:r>
+        <w:t>Словарь данных составлен по системным каталогам созданной базы. PK - первичный ключ; FK - внешний ключ; NN - NOT NULL; UQ - UNIQUE; IDENTITY - GENERATED ALWAYS AS IDENTITY. Если NN не указан, значение NULL допустимо. Для всех FK действует ON UPDATE RESTRICT. Правила удаления указаны рядом со ссылкой. У ограничений на несколько столбцов область действия указана под соответствующей таблицей.</w:t>
+      </w:r>
+    </w:p>
+    <w:p>
+      <w:pPr>
+        <w:pStyle w:val="3"/>
+      </w:pPr>
       <w:r>
         <w:lastRenderedPageBreak/>
-        <w:t>Правила удаления указаны рядом со ссылкой. У ограничений на несколько столбцов область действия указана под соответствующей таблицей.</w:t>
-      </w:r>
-    </w:p>
-    <w:p>
-      <w:pPr>
-        <w:pStyle w:val="3"/>
-      </w:pPr>
-      <w:r>
         <w:t>users - учётные записи покупателей и владельцев магазинов</w:t>
       </w:r>
     </w:p>

--- a/Отчет_МОБД_1_Ирошников.docx
+++ b/Отчет_МОБД_1_Ирошников.docx
@@ -3660,206 +3660,47 @@
         <w:t>Таблица 4 - Сумма демонстрационного заказа</w:t>
       </w:r>
     </w:p>
-    <w:tbl>
-      <w:tblPr>
-        <w:tblW w:w="0" w:type="auto"/>
-        <w:jc w:val="center"/>
-        <w:tblBorders>
-          <w:top w:val="single" w:sz="4" w:space="0" w:color="D9D9D9"/>
-          <w:left w:val="single" w:sz="4" w:space="0" w:color="D9D9D9"/>
-          <w:bottom w:val="single" w:sz="4" w:space="0" w:color="D9D9D9"/>
-          <w:right w:val="single" w:sz="4" w:space="0" w:color="D9D9D9"/>
-          <w:insideH w:val="single" w:sz="4" w:space="0" w:color="D9D9D9"/>
-          <w:insideV w:val="single" w:sz="4" w:space="0" w:color="D9D9D9"/>
-        </w:tblBorders>
-        <w:tblLayout w:type="fixed"/>
-        <w:tblLook w:val="04A0" w:firstRow="1" w:lastRow="0" w:firstColumn="1" w:lastColumn="0" w:noHBand="0" w:noVBand="1"/>
-      </w:tblPr>
-      <w:tblGrid>
-        <w:gridCol w:w="2268"/>
-        <w:gridCol w:w="2835"/>
-        <w:gridCol w:w="4252"/>
-      </w:tblGrid>
-      <w:tr>
-        <w:trPr>
-          <w:cantSplit/>
-          <w:tblHeader/>
-          <w:jc w:val="center"/>
-        </w:trPr>
-        <w:tc>
-          <w:tcPr>
-            <w:tcW w:w="2268" w:type="dxa"/>
-            <w:shd w:val="clear" w:color="auto" w:fill="E8EDF2"/>
-            <w:tcMar>
-              <w:top w:w="75" w:type="dxa"/>
-              <w:left w:w="75" w:type="dxa"/>
-              <w:bottom w:w="75" w:type="dxa"/>
-              <w:right w:w="75" w:type="dxa"/>
-            </w:tcMar>
-            <w:vAlign w:val="center"/>
-          </w:tcPr>
-          <w:p>
-            <w:pPr>
-              <w:keepNext/>
-              <w:spacing w:line="240" w:lineRule="auto"/>
-              <w:ind w:firstLine="0"/>
-              <w:jc w:val="left"/>
-            </w:pPr>
-            <w:r>
-              <w:rPr>
-                <w:b/>
-                <w:sz w:val="24"/>
-              </w:rPr>
-              <w:t>order_id</w:t>
-            </w:r>
-          </w:p>
-        </w:tc>
-        <w:tc>
-          <w:tcPr>
-            <w:tcW w:w="2835" w:type="dxa"/>
-            <w:shd w:val="clear" w:color="auto" w:fill="E8EDF2"/>
-            <w:tcMar>
-              <w:top w:w="75" w:type="dxa"/>
-              <w:left w:w="75" w:type="dxa"/>
-              <w:bottom w:w="75" w:type="dxa"/>
-              <w:right w:w="75" w:type="dxa"/>
-            </w:tcMar>
-            <w:vAlign w:val="center"/>
-          </w:tcPr>
-          <w:p>
-            <w:pPr>
-              <w:keepNext/>
-              <w:spacing w:line="240" w:lineRule="auto"/>
-              <w:ind w:firstLine="0"/>
-              <w:jc w:val="left"/>
-            </w:pPr>
-            <w:r>
-              <w:rPr>
-                <w:b/>
-                <w:sz w:val="24"/>
-              </w:rPr>
-              <w:t>status</w:t>
-            </w:r>
-          </w:p>
-        </w:tc>
-        <w:tc>
-          <w:tcPr>
-            <w:tcW w:w="4252" w:type="dxa"/>
-            <w:shd w:val="clear" w:color="auto" w:fill="E8EDF2"/>
-            <w:tcMar>
-              <w:top w:w="75" w:type="dxa"/>
-              <w:left w:w="75" w:type="dxa"/>
-              <w:bottom w:w="75" w:type="dxa"/>
-              <w:right w:w="75" w:type="dxa"/>
-            </w:tcMar>
-            <w:vAlign w:val="center"/>
-          </w:tcPr>
-          <w:p>
-            <w:pPr>
-              <w:keepNext/>
-              <w:spacing w:line="240" w:lineRule="auto"/>
-              <w:ind w:firstLine="0"/>
-              <w:jc w:val="left"/>
-            </w:pPr>
-            <w:r>
-              <w:rPr>
-                <w:b/>
-                <w:sz w:val="24"/>
-              </w:rPr>
-              <w:t>total_amount</w:t>
-            </w:r>
-          </w:p>
-        </w:tc>
-      </w:tr>
-      <w:tr>
-        <w:trPr>
-          <w:cantSplit/>
-          <w:jc w:val="center"/>
-        </w:trPr>
-        <w:tc>
-          <w:tcPr>
-            <w:tcW w:w="2268" w:type="dxa"/>
-            <w:tcMar>
-              <w:top w:w="75" w:type="dxa"/>
-              <w:left w:w="75" w:type="dxa"/>
-              <w:bottom w:w="75" w:type="dxa"/>
-              <w:right w:w="75" w:type="dxa"/>
-            </w:tcMar>
-            <w:vAlign w:val="center"/>
-          </w:tcPr>
-          <w:p>
-            <w:pPr>
-              <w:keepNext/>
-              <w:spacing w:line="240" w:lineRule="auto"/>
-              <w:ind w:firstLine="0"/>
-              <w:jc w:val="left"/>
-            </w:pPr>
-            <w:r>
-              <w:rPr>
-                <w:sz w:val="24"/>
-              </w:rPr>
-              <w:t>1</w:t>
-            </w:r>
-          </w:p>
-        </w:tc>
-        <w:tc>
-          <w:tcPr>
-            <w:tcW w:w="2835" w:type="dxa"/>
-            <w:tcMar>
-              <w:top w:w="75" w:type="dxa"/>
-              <w:left w:w="75" w:type="dxa"/>
-              <w:bottom w:w="75" w:type="dxa"/>
-              <w:right w:w="75" w:type="dxa"/>
-            </w:tcMar>
-            <w:vAlign w:val="center"/>
-          </w:tcPr>
-          <w:p>
-            <w:pPr>
-              <w:keepNext/>
-              <w:spacing w:line="240" w:lineRule="auto"/>
-              <w:ind w:firstLine="0"/>
-              <w:jc w:val="left"/>
-            </w:pPr>
-            <w:r>
-              <w:rPr>
-                <w:sz w:val="24"/>
-              </w:rPr>
-              <w:t>paid</w:t>
-            </w:r>
-          </w:p>
-        </w:tc>
-        <w:tc>
-          <w:tcPr>
-            <w:tcW w:w="4252" w:type="dxa"/>
-            <w:tcMar>
-              <w:top w:w="75" w:type="dxa"/>
-              <w:left w:w="75" w:type="dxa"/>
-              <w:bottom w:w="75" w:type="dxa"/>
-              <w:right w:w="75" w:type="dxa"/>
-            </w:tcMar>
-            <w:vAlign w:val="center"/>
-          </w:tcPr>
-          <w:p>
-            <w:pPr>
-              <w:keepNext/>
-              <w:spacing w:line="240" w:lineRule="auto"/>
-              <w:ind w:firstLine="0"/>
-              <w:jc w:val="left"/>
-            </w:pPr>
-            <w:r>
-              <w:rPr>
-                <w:sz w:val="24"/>
-              </w:rPr>
-              <w:t>4900.00</w:t>
-            </w:r>
-          </w:p>
-        </w:tc>
-      </w:tr>
-    </w:tbl>
     <w:p>
       <w:pPr>
         <w:spacing w:after="20"/>
       </w:pPr>
+      <w:r>
+        <w:drawing>
+          <wp:inline distT="0" distB="0" distL="0" distR="0" wp14:anchorId="21618642" wp14:editId="356845D4">
+            <wp:extent cx="4182059" cy="1695687"/>
+            <wp:effectExtent l="0" t="0" r="0" b="0"/>
+            <wp:docPr id="1670026207" name="Рисунок 1"/>
+            <wp:cNvGraphicFramePr>
+              <a:graphicFrameLocks xmlns:a="http://schemas.openxmlformats.org/drawingml/2006/main" noChangeAspect="1"/>
+            </wp:cNvGraphicFramePr>
+            <a:graphic xmlns:a="http://schemas.openxmlformats.org/drawingml/2006/main">
+              <a:graphicData uri="http://schemas.openxmlformats.org/drawingml/2006/picture">
+                <pic:pic xmlns:pic="http://schemas.openxmlformats.org/drawingml/2006/picture">
+                  <pic:nvPicPr>
+                    <pic:cNvPr id="1670026207" name=""/>
+                    <pic:cNvPicPr/>
+                  </pic:nvPicPr>
+                  <pic:blipFill>
+                    <a:blip r:embed="rId9"/>
+                    <a:stretch>
+                      <a:fillRect/>
+                    </a:stretch>
+                  </pic:blipFill>
+                  <pic:spPr>
+                    <a:xfrm>
+                      <a:off x="0" y="0"/>
+                      <a:ext cx="4182059" cy="1695687"/>
+                    </a:xfrm>
+                    <a:prstGeom prst="rect">
+                      <a:avLst/>
+                    </a:prstGeom>
+                  </pic:spPr>
+                </pic:pic>
+              </a:graphicData>
+            </a:graphic>
+          </wp:inline>
+        </w:drawing>
+      </w:r>
     </w:p>
     <w:p>
       <w:pPr>
@@ -3894,7 +3735,11 @@
     </w:p>
     <w:p>
       <w:r>
-        <w:t>Словарь данных составлен по системным каталогам созданной базы. PK - первичный ключ; FK - внешний ключ; NN - NOT NULL; UQ - UNIQUE; IDENTITY - GENERATED ALWAYS AS IDENTITY. Если NN не указан, значение NULL допустимо. Для всех FK действует ON UPDATE RESTRICT. Правила удаления указаны рядом со ссылкой. У ограничений на несколько столбцов область действия указана под соответствующей таблицей.</w:t>
+        <w:t xml:space="preserve">Словарь данных составлен по системным каталогам созданной базы. PK - первичный ключ; FK - внешний ключ; NN - NOT NULL; UQ - UNIQUE; IDENTITY - GENERATED ALWAYS AS IDENTITY. Если NN не указан, </w:t>
+      </w:r>
+      <w:r>
+        <w:lastRenderedPageBreak/>
+        <w:t>значение NULL допустимо. Для всех FK действует ON UPDATE RESTRICT. Правила удаления указаны рядом со ссылкой. У ограничений на несколько столбцов область действия указана под соответствующей таблицей.</w:t>
       </w:r>
     </w:p>
     <w:p>
@@ -3902,7 +3747,6 @@
         <w:pStyle w:val="3"/>
       </w:pPr>
       <w:r>
-        <w:lastRenderedPageBreak/>
         <w:t>users - учётные записи покупателей и владельцев магазинов</w:t>
       </w:r>
     </w:p>
@@ -15881,7 +15725,7 @@
       </w:r>
     </w:p>
     <w:sectPr>
-      <w:footerReference w:type="default" r:id="rId9"/>
+      <w:footerReference w:type="default" r:id="rId10"/>
       <w:pgSz w:w="11906" w:h="16838"/>
       <w:pgMar w:top="1134" w:right="850" w:bottom="1134" w:left="1701" w:header="708" w:footer="708" w:gutter="0"/>
       <w:cols w:space="708"/>
